--- a/src/content/bios/Eichhoff-JJ 2024.docx
+++ b/src/content/bios/Eichhoff-JJ 2024.docx
@@ -1,6 +1,6 @@
 
 <file path=word/document.xml><?xml version="1.0" encoding="utf-8"?>
-<w:document xmlns:wpc="http://schemas.microsoft.com/office/word/2010/wordprocessingCanvas" xmlns:cx="http://schemas.microsoft.com/office/drawing/2014/chartex" xmlns:cx1="http://schemas.microsoft.com/office/drawing/2015/9/8/chartex" xmlns:cx2="http://schemas.microsoft.com/office/drawing/2015/10/21/chartex" xmlns:cx3="http://schemas.microsoft.com/office/drawing/2016/5/9/chartex" xmlns:cx4="http://schemas.microsoft.com/office/drawing/2016/5/10/chartex" xmlns:cx5="http://schemas.microsoft.com/office/drawing/2016/5/11/chartex" xmlns:cx6="http://schemas.microsoft.com/office/drawing/2016/5/12/chartex" xmlns:cx7="http://schemas.microsoft.com/office/drawing/2016/5/13/chartex" xmlns:cx8="http://schemas.microsoft.com/office/drawing/2016/5/14/chartex" xmlns:mc="http://schemas.openxmlformats.org/markup-compatibility/2006" xmlns:aink="http://schemas.microsoft.com/office/drawing/2016/ink" xmlns:am3d="http://schemas.microsoft.com/office/drawing/2017/model3d" xmlns:o="urn:schemas-microsoft-com:office:office" xmlns:oel="http://schemas.microsoft.com/office/2019/extlst" xmlns:r="http://schemas.openxmlformats.org/officeDocument/2006/relationships" xmlns:m="http://schemas.openxmlformats.org/officeDocument/2006/math" xmlns:v="urn:schemas-microsoft-com:vml" xmlns:wp14="http://schemas.microsoft.com/office/word/2010/wordprocessingDrawing" xmlns:wp="http://schemas.openxmlformats.org/drawingml/2006/wordprocessingDrawing" xmlns:w10="urn:schemas-microsoft-com:office:word" xmlns:w="http://schemas.openxmlformats.org/wordprocessingml/2006/main" xmlns:w14="http://schemas.microsoft.com/office/word/2010/wordml" xmlns:w15="http://schemas.microsoft.com/office/word/2012/wordml" xmlns:w16cex="http://schemas.microsoft.com/office/word/2018/wordml/cex" xmlns:w16cid="http://schemas.microsoft.com/office/word/2016/wordml/cid" xmlns:w16="http://schemas.microsoft.com/office/word/2018/wordml" xmlns:w16du="http://schemas.microsoft.com/office/word/2023/wordml/word16du" xmlns:w16sdtdh="http://schemas.microsoft.com/office/word/2020/wordml/sdtdatahash" xmlns:w16sdtfl="http://schemas.microsoft.com/office/word/2024/wordml/sdtformatlock" xmlns:w16se="http://schemas.microsoft.com/office/word/2015/wordml/symex" xmlns:wpg="http://schemas.microsoft.com/office/word/2010/wordprocessingGroup" xmlns:wpi="http://schemas.microsoft.com/office/word/2010/wordprocessingInk" xmlns:wne="http://schemas.microsoft.com/office/word/2006/wordml" xmlns:wps="http://schemas.microsoft.com/office/word/2010/wordprocessingShape" mc:Ignorable="w14 w15 w16se w16cid w16 w16cex w16sdtdh w16sdtfl w16du wp14">
+<w:document xmlns:wpc="http://schemas.microsoft.com/office/word/2010/wordprocessingCanvas" xmlns:cx="http://schemas.microsoft.com/office/drawing/2014/chartex" xmlns:cx1="http://schemas.microsoft.com/office/drawing/2015/9/8/chartex" xmlns:cx2="http://schemas.microsoft.com/office/drawing/2015/10/21/chartex" xmlns:cx3="http://schemas.microsoft.com/office/drawing/2016/5/9/chartex" xmlns:cx4="http://schemas.microsoft.com/office/drawing/2016/5/10/chartex" xmlns:cx5="http://schemas.microsoft.com/office/drawing/2016/5/11/chartex" xmlns:cx6="http://schemas.microsoft.com/office/drawing/2016/5/12/chartex" xmlns:cx7="http://schemas.microsoft.com/office/drawing/2016/5/13/chartex" xmlns:cx8="http://schemas.microsoft.com/office/drawing/2016/5/14/chartex" xmlns:mc="http://schemas.openxmlformats.org/markup-compatibility/2006" xmlns:m="http://schemas.openxmlformats.org/officeDocument/2006/math" xmlns:aink="http://schemas.microsoft.com/office/drawing/2016/ink" xmlns:am3d="http://schemas.microsoft.com/office/drawing/2017/model3d" xmlns:oel="http://schemas.microsoft.com/office/2019/extlst" xmlns:r="http://schemas.openxmlformats.org/officeDocument/2006/relationships" xmlns:wp14="http://schemas.microsoft.com/office/word/2010/wordprocessingDrawing" xmlns:wp="http://schemas.openxmlformats.org/drawingml/2006/wordprocessingDrawing" xmlns:wpg="http://schemas.microsoft.com/office/word/2010/wordprocessingGroup" xmlns:wpi="http://schemas.microsoft.com/office/word/2010/wordprocessingInk" xmlns:wps="http://schemas.microsoft.com/office/word/2010/wordprocessingShape" xmlns:o="urn:schemas-microsoft-com:office:office" xmlns:v="urn:schemas-microsoft-com:vml" xmlns:w10="urn:schemas-microsoft-com:office:word" xmlns:w="http://schemas.openxmlformats.org/wordprocessingml/2006/main" xmlns:w14="http://schemas.microsoft.com/office/word/2010/wordml" xmlns:w15="http://schemas.microsoft.com/office/word/2012/wordml" xmlns:w16cei="http://schemas.microsoft.com/office/word/2026/wordml/cei" xmlns:w16cex="http://schemas.microsoft.com/office/word/2018/wordml/cex" xmlns:w16cid="http://schemas.microsoft.com/office/word/2016/wordml/cid" xmlns:w16="http://schemas.microsoft.com/office/word/2018/wordml" xmlns:w16sdtdh="http://schemas.microsoft.com/office/word/2020/wordml/sdtdatahash" xmlns:w16sdtfl="http://schemas.microsoft.com/office/word/2024/wordml/sdtformatlock" xmlns:w16se="http://schemas.microsoft.com/office/word/2015/wordml/symex" xmlns:w16du="http://schemas.microsoft.com/office/word/2023/wordml/word16du" xmlns:wne="http://schemas.microsoft.com/office/word/2006/wordml" mc:Ignorable="w14 w15 w16se w16cid w16 w16cex w16sdtdh w16sdtfl w16du wp14">
   <w:body>
     <w:p>
       <w:pPr>
@@ -332,31 +332,14 @@
       <w:r>
         <w:rPr>
           <w:rFonts w:ascii="Times New Roman" w:hAnsi="Times New Roman" w:cs="Times New Roman"/>
-        </w:rPr>
-        <w:fldChar w:fldCharType="begin"/>
-      </w:r>
-      <w:r>
-        <w:rPr>
-          <w:rFonts w:ascii="Times New Roman" w:hAnsi="Times New Roman" w:cs="Times New Roman"/>
-        </w:rPr>
-        <w:instrText xml:space="preserve"> INCLUDEPICTURE "https://www.rheinische-geschichte.lvr.de/sites/default/files/external-resources/entity-resources/images/digicult-web-lvr/5/DISPLAY600_107978.jpg" \* MERGEFORMATINET </w:instrText>
-      </w:r>
-      <w:r>
-        <w:rPr>
-          <w:rFonts w:ascii="Times New Roman" w:hAnsi="Times New Roman" w:cs="Times New Roman"/>
-        </w:rPr>
-        <w:fldChar w:fldCharType="separate"/>
-      </w:r>
-      <w:r>
-        <w:rPr>
-          <w:rFonts w:ascii="Times New Roman" w:hAnsi="Times New Roman" w:cs="Times New Roman"/>
           <w:noProof/>
+          <w:lang w:val="en-GB"/>
         </w:rPr>
         <w:drawing>
-          <wp:inline distT="0" distB="0" distL="0" distR="0" wp14:anchorId="3A521ADF" wp14:editId="6B92EB68">
-            <wp:extent cx="1898650" cy="2152650"/>
-            <wp:effectExtent l="0" t="0" r="6350" b="6350"/>
-            <wp:docPr id="3377857" name="Picture 1" descr="Source: www.rheinisches-bildarchiv.de"/>
+          <wp:inline distT="0" distB="0" distL="0" distR="0" wp14:anchorId="273E4ADF" wp14:editId="3EB7E6F1">
+            <wp:extent cx="3197804" cy="3597530"/>
+            <wp:effectExtent l="0" t="0" r="3175" b="0"/>
+            <wp:docPr id="1529618255" name="Afbeelding 1"/>
             <wp:cNvGraphicFramePr>
               <a:graphicFrameLocks xmlns:a="http://schemas.openxmlformats.org/drawingml/2006/main" noChangeAspect="1"/>
             </wp:cNvGraphicFramePr>
@@ -364,39 +347,29 @@
               <a:graphicData uri="http://schemas.openxmlformats.org/drawingml/2006/picture">
                 <pic:pic xmlns:pic="http://schemas.openxmlformats.org/drawingml/2006/picture">
                   <pic:nvPicPr>
-                    <pic:cNvPr id="3377857" name="Picture 1" descr="Source: www.rheinisches-bildarchiv.de"/>
-                    <pic:cNvPicPr>
-                      <a:picLocks noChangeAspect="1" noChangeArrowheads="1"/>
-                    </pic:cNvPicPr>
+                    <pic:cNvPr id="1529618255" name="Afbeelding 1529618255"/>
+                    <pic:cNvPicPr/>
                   </pic:nvPicPr>
-                  <pic:blipFill rotWithShape="1">
-                    <a:blip r:embed="rId6" cstate="print">
+                  <pic:blipFill>
+                    <a:blip r:embed="rId6">
                       <a:extLst>
                         <a:ext uri="{28A0092B-C50C-407E-A947-70E740481C1C}">
                           <a14:useLocalDpi xmlns:a14="http://schemas.microsoft.com/office/drawing/2010/main" val="0"/>
                         </a:ext>
                       </a:extLst>
                     </a:blip>
-                    <a:srcRect l="2890" t="7980" r="10682" b="4762"/>
-                    <a:stretch/>
+                    <a:stretch>
+                      <a:fillRect/>
+                    </a:stretch>
                   </pic:blipFill>
-                  <pic:spPr bwMode="auto">
+                  <pic:spPr>
                     <a:xfrm>
                       <a:off x="0" y="0"/>
-                      <a:ext cx="1918416" cy="2175060"/>
+                      <a:ext cx="3231986" cy="3635985"/>
                     </a:xfrm>
                     <a:prstGeom prst="rect">
                       <a:avLst/>
                     </a:prstGeom>
-                    <a:noFill/>
-                    <a:ln>
-                      <a:noFill/>
-                    </a:ln>
-                    <a:extLst>
-                      <a:ext uri="{53640926-AAD7-44D8-BBD7-CCE9431645EC}">
-                        <a14:shadowObscured xmlns:a14="http://schemas.microsoft.com/office/drawing/2010/main"/>
-                      </a:ext>
-                    </a:extLst>
                   </pic:spPr>
                 </pic:pic>
               </a:graphicData>
@@ -404,12 +377,6 @@
           </wp:inline>
         </w:drawing>
       </w:r>
-      <w:r>
-        <w:rPr>
-          <w:rFonts w:ascii="Times New Roman" w:hAnsi="Times New Roman" w:cs="Times New Roman"/>
-        </w:rPr>
-        <w:fldChar w:fldCharType="end"/>
-      </w:r>
     </w:p>
     <w:p>
       <w:pPr>
@@ -426,23 +393,103 @@
         </w:rPr>
         <w:t xml:space="preserve">Source: </w:t>
       </w:r>
-      <w:hyperlink r:id="rId7" w:history="1">
-        <w:r>
-          <w:rPr>
-            <w:rStyle w:val="Hyperlink"/>
-            <w:rFonts w:ascii="Times New Roman" w:hAnsi="Times New Roman" w:cs="Times New Roman"/>
-            <w:u w:val="none"/>
-            <w:lang w:val="en-GB"/>
-          </w:rPr>
-          <w:t>www.rheinisches-bildarchiv.de</w:t>
-        </w:r>
-      </w:hyperlink>
-      <w:r>
-        <w:rPr>
-          <w:rFonts w:ascii="Times New Roman" w:hAnsi="Times New Roman" w:cs="Times New Roman"/>
-          <w:lang w:val="en-GB"/>
-        </w:rPr>
-        <w:t xml:space="preserve"> </w:t>
+      <w:r>
+        <w:rPr>
+          <w:rFonts w:ascii="Times New Roman" w:hAnsi="Times New Roman" w:cs="Times New Roman"/>
+          <w:lang w:val="en-GB"/>
+        </w:rPr>
+        <w:t xml:space="preserve">Eichhoff, c.1790, </w:t>
+      </w:r>
+      <w:proofErr w:type="spellStart"/>
+      <w:r>
+        <w:rPr>
+          <w:rFonts w:ascii="Times New Roman" w:hAnsi="Times New Roman" w:cs="Times New Roman"/>
+          <w:lang w:val="en-GB"/>
+        </w:rPr>
+        <w:t>Stadtarchiv</w:t>
+      </w:r>
+      <w:proofErr w:type="spellEnd"/>
+      <w:r>
+        <w:rPr>
+          <w:rFonts w:ascii="Times New Roman" w:hAnsi="Times New Roman" w:cs="Times New Roman"/>
+          <w:lang w:val="en-GB"/>
+        </w:rPr>
+        <w:t xml:space="preserve"> und </w:t>
+      </w:r>
+      <w:proofErr w:type="spellStart"/>
+      <w:r>
+        <w:rPr>
+          <w:rFonts w:ascii="Times New Roman" w:hAnsi="Times New Roman" w:cs="Times New Roman"/>
+          <w:lang w:val="en-GB"/>
+        </w:rPr>
+        <w:t>Stadthistorische</w:t>
+      </w:r>
+      <w:proofErr w:type="spellEnd"/>
+      <w:r>
+        <w:rPr>
+          <w:rFonts w:ascii="Times New Roman" w:hAnsi="Times New Roman" w:cs="Times New Roman"/>
+          <w:lang w:val="en-GB"/>
+        </w:rPr>
+        <w:t xml:space="preserve"> </w:t>
+      </w:r>
+      <w:proofErr w:type="spellStart"/>
+      <w:r>
+        <w:rPr>
+          <w:rFonts w:ascii="Times New Roman" w:hAnsi="Times New Roman" w:cs="Times New Roman"/>
+          <w:lang w:val="en-GB"/>
+        </w:rPr>
+        <w:t>Bibliothek</w:t>
+      </w:r>
+      <w:proofErr w:type="spellEnd"/>
+      <w:r>
+        <w:rPr>
+          <w:rFonts w:ascii="Times New Roman" w:hAnsi="Times New Roman" w:cs="Times New Roman"/>
+          <w:lang w:val="en-GB"/>
+        </w:rPr>
+        <w:t xml:space="preserve">, Bonn, Germany, Portal Rheinische </w:t>
+      </w:r>
+      <w:proofErr w:type="spellStart"/>
+      <w:r>
+        <w:rPr>
+          <w:rFonts w:ascii="Times New Roman" w:hAnsi="Times New Roman" w:cs="Times New Roman"/>
+          <w:lang w:val="en-GB"/>
+        </w:rPr>
+        <w:t>Geschichte</w:t>
+      </w:r>
+      <w:proofErr w:type="spellEnd"/>
+      <w:r>
+        <w:rPr>
+          <w:rFonts w:ascii="Times New Roman" w:hAnsi="Times New Roman" w:cs="Times New Roman"/>
+          <w:lang w:val="en-GB"/>
+        </w:rPr>
+        <w:t xml:space="preserve">, based on </w:t>
+      </w:r>
+      <w:r>
+        <w:rPr>
+          <w:rFonts w:ascii="Times New Roman" w:hAnsi="Times New Roman" w:cs="Times New Roman"/>
+          <w:i/>
+          <w:iCs/>
+          <w:lang w:val="en-GB"/>
+        </w:rPr>
+        <w:t xml:space="preserve">Neue Deutsche </w:t>
+      </w:r>
+      <w:proofErr w:type="spellStart"/>
+      <w:r>
+        <w:rPr>
+          <w:rFonts w:ascii="Times New Roman" w:hAnsi="Times New Roman" w:cs="Times New Roman"/>
+          <w:i/>
+          <w:iCs/>
+          <w:lang w:val="en-GB"/>
+        </w:rPr>
+        <w:t>Biographie</w:t>
+      </w:r>
+      <w:proofErr w:type="spellEnd"/>
+      <w:r>
+        <w:rPr>
+          <w:rFonts w:ascii="Times New Roman" w:hAnsi="Times New Roman" w:cs="Times New Roman"/>
+          <w:lang w:val="en-GB"/>
+        </w:rPr>
+        <w:t>, Volume 4, 1959, p. 375</w:t>
       </w:r>
     </w:p>
     <w:p>
@@ -534,13 +581,818 @@
         </w:rPr>
         <w:t xml:space="preserve">when </w:t>
       </w:r>
+      <w:r>
+        <w:rPr>
+          <w:rFonts w:ascii="Times New Roman" w:hAnsi="Times New Roman" w:cs="Times New Roman"/>
+          <w:lang w:val="en-GB"/>
+        </w:rPr>
+        <w:t>Eichhoff</w:t>
+      </w:r>
+      <w:r>
+        <w:rPr>
+          <w:rFonts w:ascii="Times New Roman" w:hAnsi="Times New Roman" w:cs="Times New Roman"/>
+          <w:lang w:val="en-GB"/>
+        </w:rPr>
+        <w:t>,</w:t>
+      </w:r>
+      <w:r>
+        <w:rPr>
+          <w:rFonts w:ascii="Times New Roman" w:hAnsi="Times New Roman" w:cs="Times New Roman"/>
+          <w:lang w:val="en-GB"/>
+        </w:rPr>
+        <w:t xml:space="preserve"> </w:t>
+      </w:r>
+      <w:r>
+        <w:rPr>
+          <w:rFonts w:ascii="Times New Roman" w:hAnsi="Times New Roman" w:cs="Times New Roman"/>
+          <w:lang w:val="en-GB"/>
+        </w:rPr>
+        <w:t>the fifth of seven children</w:t>
+      </w:r>
+      <w:r>
+        <w:rPr>
+          <w:rFonts w:ascii="Times New Roman" w:hAnsi="Times New Roman" w:cs="Times New Roman"/>
+          <w:lang w:val="en-GB"/>
+        </w:rPr>
+        <w:t>,</w:t>
+      </w:r>
+      <w:r>
+        <w:rPr>
+          <w:rFonts w:ascii="Times New Roman" w:hAnsi="Times New Roman" w:cs="Times New Roman"/>
+          <w:lang w:val="en-GB"/>
+        </w:rPr>
+        <w:t xml:space="preserve"> </w:t>
+      </w:r>
+      <w:r>
+        <w:rPr>
+          <w:rFonts w:ascii="Times New Roman" w:hAnsi="Times New Roman" w:cs="Times New Roman"/>
+          <w:lang w:val="en-GB"/>
+        </w:rPr>
+        <w:t xml:space="preserve">was </w:t>
+      </w:r>
+      <w:r>
+        <w:rPr>
+          <w:rFonts w:ascii="Times New Roman" w:hAnsi="Times New Roman" w:cs="Times New Roman"/>
+          <w:lang w:val="en-GB"/>
+        </w:rPr>
+        <w:t xml:space="preserve">born in a </w:t>
+      </w:r>
+      <w:r>
+        <w:rPr>
+          <w:rFonts w:ascii="Times New Roman" w:hAnsi="Times New Roman" w:cs="Times New Roman"/>
+          <w:lang w:val="en-GB"/>
+        </w:rPr>
+        <w:t>C</w:t>
+      </w:r>
+      <w:r>
+        <w:rPr>
+          <w:rFonts w:ascii="Times New Roman" w:hAnsi="Times New Roman" w:cs="Times New Roman"/>
+          <w:lang w:val="en-GB"/>
+        </w:rPr>
+        <w:t>atholic family</w:t>
+      </w:r>
+      <w:r>
+        <w:rPr>
+          <w:rFonts w:ascii="Times New Roman" w:hAnsi="Times New Roman" w:cs="Times New Roman"/>
+          <w:lang w:val="en-GB"/>
+        </w:rPr>
+        <w:t>.</w:t>
+      </w:r>
+      <w:r>
+        <w:rPr>
+          <w:rFonts w:ascii="Times New Roman" w:hAnsi="Times New Roman" w:cs="Times New Roman"/>
+          <w:lang w:val="en-GB"/>
+        </w:rPr>
+        <w:t xml:space="preserve"> </w:t>
+      </w:r>
+      <w:r>
+        <w:rPr>
+          <w:rFonts w:ascii="Times New Roman" w:hAnsi="Times New Roman" w:cs="Times New Roman"/>
+          <w:lang w:val="en-GB"/>
+        </w:rPr>
+        <w:t>T</w:t>
+      </w:r>
+      <w:r>
+        <w:rPr>
+          <w:rFonts w:ascii="Times New Roman" w:hAnsi="Times New Roman" w:cs="Times New Roman"/>
+          <w:lang w:val="en-GB"/>
+        </w:rPr>
+        <w:t xml:space="preserve">he new </w:t>
+      </w:r>
+      <w:r>
+        <w:rPr>
+          <w:rFonts w:ascii="Times New Roman" w:hAnsi="Times New Roman" w:cs="Times New Roman"/>
+          <w:lang w:val="en-GB"/>
+        </w:rPr>
+        <w:t>P</w:t>
+      </w:r>
+      <w:r>
+        <w:rPr>
+          <w:rFonts w:ascii="Times New Roman" w:hAnsi="Times New Roman" w:cs="Times New Roman"/>
+          <w:lang w:val="en-GB"/>
+        </w:rPr>
+        <w:t xml:space="preserve">rince </w:t>
+      </w:r>
+      <w:r>
+        <w:rPr>
+          <w:rFonts w:ascii="Times New Roman" w:hAnsi="Times New Roman" w:cs="Times New Roman"/>
+          <w:lang w:val="en-GB"/>
+        </w:rPr>
+        <w:t>E</w:t>
+      </w:r>
+      <w:r>
+        <w:rPr>
+          <w:rFonts w:ascii="Times New Roman" w:hAnsi="Times New Roman" w:cs="Times New Roman"/>
+          <w:lang w:val="en-GB"/>
+        </w:rPr>
+        <w:t xml:space="preserve">lector Max Friedrich shifted away from the absolutist and opulent court culture and </w:t>
+      </w:r>
+      <w:r>
+        <w:rPr>
+          <w:rFonts w:ascii="Times New Roman" w:hAnsi="Times New Roman" w:cs="Times New Roman"/>
+          <w:lang w:val="en-GB"/>
+        </w:rPr>
+        <w:t>embrac</w:t>
+      </w:r>
+      <w:r>
+        <w:rPr>
+          <w:rFonts w:ascii="Times New Roman" w:hAnsi="Times New Roman" w:cs="Times New Roman"/>
+          <w:lang w:val="en-GB"/>
+        </w:rPr>
+        <w:t>ed</w:t>
+      </w:r>
+      <w:r>
+        <w:rPr>
+          <w:rFonts w:ascii="Times New Roman" w:hAnsi="Times New Roman" w:cs="Times New Roman"/>
+          <w:lang w:val="en-GB"/>
+        </w:rPr>
+        <w:t xml:space="preserve"> </w:t>
+      </w:r>
+      <w:r>
+        <w:rPr>
+          <w:rFonts w:ascii="Times New Roman" w:hAnsi="Times New Roman" w:cs="Times New Roman"/>
+          <w:lang w:val="en-GB"/>
+        </w:rPr>
+        <w:t>E</w:t>
+      </w:r>
+      <w:r>
+        <w:rPr>
+          <w:rFonts w:ascii="Times New Roman" w:hAnsi="Times New Roman" w:cs="Times New Roman"/>
+          <w:lang w:val="en-GB"/>
+        </w:rPr>
+        <w:t>nlighten</w:t>
+      </w:r>
+      <w:r>
+        <w:rPr>
+          <w:rFonts w:ascii="Times New Roman" w:hAnsi="Times New Roman" w:cs="Times New Roman"/>
+          <w:lang w:val="en-GB"/>
+        </w:rPr>
+        <w:t>ment</w:t>
+      </w:r>
+      <w:r>
+        <w:rPr>
+          <w:rFonts w:ascii="Times New Roman" w:hAnsi="Times New Roman" w:cs="Times New Roman"/>
+          <w:lang w:val="en-GB"/>
+        </w:rPr>
+        <w:t xml:space="preserve"> thinking</w:t>
+      </w:r>
+      <w:r>
+        <w:rPr>
+          <w:rFonts w:ascii="Times New Roman" w:hAnsi="Times New Roman" w:cs="Times New Roman"/>
+          <w:lang w:val="en-GB"/>
+        </w:rPr>
+        <w:t xml:space="preserve">. </w:t>
+      </w:r>
+      <w:r>
+        <w:rPr>
+          <w:rFonts w:ascii="Times New Roman" w:hAnsi="Times New Roman" w:cs="Times New Roman"/>
+          <w:lang w:val="en-GB"/>
+        </w:rPr>
+        <w:t xml:space="preserve">With his father being the </w:t>
+      </w:r>
+      <w:r>
+        <w:rPr>
+          <w:rFonts w:ascii="Times New Roman" w:hAnsi="Times New Roman" w:cs="Times New Roman"/>
+          <w:lang w:val="en-GB"/>
+        </w:rPr>
+        <w:t>P</w:t>
+      </w:r>
+      <w:r>
+        <w:rPr>
+          <w:rFonts w:ascii="Times New Roman" w:hAnsi="Times New Roman" w:cs="Times New Roman"/>
+          <w:lang w:val="en-GB"/>
+        </w:rPr>
+        <w:t xml:space="preserve">rince </w:t>
+      </w:r>
+      <w:r>
+        <w:rPr>
+          <w:rFonts w:ascii="Times New Roman" w:hAnsi="Times New Roman" w:cs="Times New Roman"/>
+          <w:lang w:val="en-GB"/>
+        </w:rPr>
+        <w:t>E</w:t>
+      </w:r>
+      <w:r>
+        <w:rPr>
+          <w:rFonts w:ascii="Times New Roman" w:hAnsi="Times New Roman" w:cs="Times New Roman"/>
+          <w:lang w:val="en-GB"/>
+        </w:rPr>
+        <w:t>lector</w:t>
+      </w:r>
+      <w:r>
+        <w:rPr>
+          <w:rFonts w:ascii="Times New Roman" w:hAnsi="Times New Roman" w:cs="Times New Roman"/>
+          <w:lang w:val="en-US"/>
+        </w:rPr>
+        <w:t>’s</w:t>
+      </w:r>
+      <w:r>
+        <w:rPr>
+          <w:rFonts w:ascii="Times New Roman" w:hAnsi="Times New Roman" w:cs="Times New Roman"/>
+          <w:lang w:val="en-GB"/>
+        </w:rPr>
+        <w:t xml:space="preserve"> cook</w:t>
+      </w:r>
+      <w:r>
+        <w:rPr>
+          <w:rFonts w:ascii="Times New Roman" w:hAnsi="Times New Roman" w:cs="Times New Roman"/>
+          <w:lang w:val="en-GB"/>
+        </w:rPr>
+        <w:t xml:space="preserve"> for decades</w:t>
+      </w:r>
+      <w:r>
+        <w:rPr>
+          <w:rFonts w:ascii="Times New Roman" w:hAnsi="Times New Roman" w:cs="Times New Roman"/>
+          <w:lang w:val="en-GB"/>
+        </w:rPr>
+        <w:t xml:space="preserve">, Eichhoff </w:t>
+      </w:r>
+      <w:r>
+        <w:rPr>
+          <w:rFonts w:ascii="Times New Roman" w:hAnsi="Times New Roman" w:cs="Times New Roman"/>
+          <w:lang w:val="en-GB"/>
+        </w:rPr>
+        <w:t>became</w:t>
+      </w:r>
+      <w:r>
+        <w:rPr>
+          <w:rFonts w:ascii="Times New Roman" w:hAnsi="Times New Roman" w:cs="Times New Roman"/>
+          <w:lang w:val="en-GB"/>
+        </w:rPr>
+        <w:t xml:space="preserve"> familiar with the realm of politics and diplomacy</w:t>
+      </w:r>
+      <w:r>
+        <w:rPr>
+          <w:rFonts w:ascii="Times New Roman" w:hAnsi="Times New Roman" w:cs="Times New Roman"/>
+          <w:lang w:val="en-GB"/>
+        </w:rPr>
+        <w:t xml:space="preserve"> from a young age</w:t>
+      </w:r>
+      <w:r>
+        <w:rPr>
+          <w:rFonts w:ascii="Times New Roman" w:hAnsi="Times New Roman" w:cs="Times New Roman"/>
+          <w:lang w:val="en-GB"/>
+        </w:rPr>
+        <w:t>.</w:t>
+      </w:r>
+      <w:r>
+        <w:rPr>
+          <w:rFonts w:ascii="Times New Roman" w:hAnsi="Times New Roman" w:cs="Times New Roman"/>
+          <w:lang w:val="en-GB"/>
+        </w:rPr>
+        <w:t xml:space="preserve"> </w:t>
+      </w:r>
+      <w:r>
+        <w:rPr>
+          <w:rFonts w:ascii="Times New Roman" w:hAnsi="Times New Roman" w:cs="Times New Roman"/>
+          <w:lang w:val="en-GB"/>
+        </w:rPr>
+        <w:t>He</w:t>
+      </w:r>
+      <w:r>
+        <w:rPr>
+          <w:rFonts w:ascii="Times New Roman" w:hAnsi="Times New Roman" w:cs="Times New Roman"/>
+          <w:lang w:val="en-GB"/>
+        </w:rPr>
+        <w:t xml:space="preserve"> was </w:t>
+      </w:r>
+      <w:r>
+        <w:rPr>
+          <w:rFonts w:ascii="Times New Roman" w:hAnsi="Times New Roman" w:cs="Times New Roman"/>
+          <w:lang w:val="en-GB"/>
+        </w:rPr>
+        <w:t xml:space="preserve">also </w:t>
+      </w:r>
+      <w:r>
+        <w:rPr>
+          <w:rFonts w:ascii="Times New Roman" w:hAnsi="Times New Roman" w:cs="Times New Roman"/>
+          <w:lang w:val="en-GB"/>
+        </w:rPr>
+        <w:t>expos</w:t>
+      </w:r>
+      <w:r>
+        <w:rPr>
+          <w:rFonts w:ascii="Times New Roman" w:hAnsi="Times New Roman" w:cs="Times New Roman"/>
+          <w:lang w:val="en-GB"/>
+        </w:rPr>
+        <w:t>ed</w:t>
+      </w:r>
+      <w:r>
+        <w:rPr>
+          <w:rFonts w:ascii="Times New Roman" w:hAnsi="Times New Roman" w:cs="Times New Roman"/>
+          <w:lang w:val="en-GB"/>
+        </w:rPr>
+        <w:t xml:space="preserve"> to </w:t>
+      </w:r>
+      <w:r>
+        <w:rPr>
+          <w:rFonts w:ascii="Times New Roman" w:hAnsi="Times New Roman" w:cs="Times New Roman"/>
+          <w:lang w:val="en-GB"/>
+        </w:rPr>
+        <w:t>th</w:t>
+      </w:r>
+      <w:r>
+        <w:rPr>
+          <w:rFonts w:ascii="Times New Roman" w:hAnsi="Times New Roman" w:cs="Times New Roman"/>
+          <w:lang w:val="en-GB"/>
+        </w:rPr>
+        <w:t>e</w:t>
+      </w:r>
+      <w:r>
+        <w:rPr>
+          <w:rFonts w:ascii="Times New Roman" w:hAnsi="Times New Roman" w:cs="Times New Roman"/>
+          <w:lang w:val="en-GB"/>
+        </w:rPr>
+        <w:t xml:space="preserve"> new </w:t>
+      </w:r>
+      <w:r>
+        <w:rPr>
+          <w:rFonts w:ascii="Times New Roman" w:hAnsi="Times New Roman" w:cs="Times New Roman"/>
+          <w:lang w:val="en-GB"/>
+        </w:rPr>
+        <w:t xml:space="preserve">enlightened </w:t>
+      </w:r>
+      <w:r>
+        <w:rPr>
+          <w:rFonts w:ascii="Times New Roman" w:hAnsi="Times New Roman" w:cs="Times New Roman"/>
+          <w:lang w:val="en-GB"/>
+        </w:rPr>
+        <w:t>ideas</w:t>
+      </w:r>
+      <w:r>
+        <w:rPr>
+          <w:rFonts w:ascii="Times New Roman" w:hAnsi="Times New Roman" w:cs="Times New Roman"/>
+          <w:lang w:val="en-GB"/>
+        </w:rPr>
+        <w:t xml:space="preserve"> in the </w:t>
+      </w:r>
+      <w:r>
+        <w:rPr>
+          <w:rFonts w:ascii="Times New Roman" w:hAnsi="Times New Roman" w:cs="Times New Roman"/>
+          <w:lang w:val="en-GB"/>
+        </w:rPr>
+        <w:t>centre of art and science that Bonn bec</w:t>
+      </w:r>
+      <w:r>
+        <w:rPr>
+          <w:rFonts w:ascii="Times New Roman" w:hAnsi="Times New Roman" w:cs="Times New Roman"/>
+          <w:lang w:val="en-GB"/>
+        </w:rPr>
+        <w:t>a</w:t>
+      </w:r>
+      <w:r>
+        <w:rPr>
+          <w:rFonts w:ascii="Times New Roman" w:hAnsi="Times New Roman" w:cs="Times New Roman"/>
+          <w:lang w:val="en-GB"/>
+        </w:rPr>
+        <w:t xml:space="preserve">me in the second half of the </w:t>
+      </w:r>
+      <w:r>
+        <w:rPr>
+          <w:rFonts w:ascii="Times New Roman" w:hAnsi="Times New Roman" w:cs="Times New Roman"/>
+          <w:lang w:val="en-GB"/>
+        </w:rPr>
+        <w:t>eighteenth</w:t>
+      </w:r>
+      <w:r>
+        <w:rPr>
+          <w:rFonts w:ascii="Times New Roman" w:hAnsi="Times New Roman" w:cs="Times New Roman"/>
+          <w:lang w:val="en-GB"/>
+        </w:rPr>
+        <w:t xml:space="preserve"> century.</w:t>
+      </w:r>
+      <w:r>
+        <w:rPr>
+          <w:rFonts w:ascii="Times New Roman" w:hAnsi="Times New Roman" w:cs="Times New Roman"/>
+          <w:lang w:val="en-GB"/>
+        </w:rPr>
+        <w:t xml:space="preserve"> </w:t>
+      </w:r>
+      <w:r>
+        <w:rPr>
+          <w:rFonts w:ascii="Times New Roman" w:hAnsi="Times New Roman" w:cs="Times New Roman"/>
+          <w:lang w:val="en-GB"/>
+        </w:rPr>
+        <w:t>W</w:t>
+      </w:r>
+      <w:r>
+        <w:rPr>
+          <w:rFonts w:ascii="Times New Roman" w:hAnsi="Times New Roman" w:cs="Times New Roman"/>
+          <w:lang w:val="en-GB"/>
+        </w:rPr>
+        <w:t xml:space="preserve">hether he, like his </w:t>
+      </w:r>
+      <w:r>
+        <w:rPr>
+          <w:rFonts w:ascii="Times New Roman" w:hAnsi="Times New Roman" w:cs="Times New Roman"/>
+          <w:lang w:val="en-GB"/>
+        </w:rPr>
+        <w:t xml:space="preserve">older </w:t>
+      </w:r>
+      <w:r>
+        <w:rPr>
+          <w:rFonts w:ascii="Times New Roman" w:hAnsi="Times New Roman" w:cs="Times New Roman"/>
+          <w:lang w:val="en-GB"/>
+        </w:rPr>
+        <w:t>brother</w:t>
+      </w:r>
+      <w:r>
+        <w:rPr>
+          <w:rFonts w:ascii="Times New Roman" w:hAnsi="Times New Roman" w:cs="Times New Roman"/>
+          <w:lang w:val="en-GB"/>
+        </w:rPr>
+        <w:t xml:space="preserve"> </w:t>
+      </w:r>
+      <w:r>
+        <w:rPr>
+          <w:rFonts w:ascii="Times New Roman" w:hAnsi="Times New Roman" w:cs="Times New Roman"/>
+          <w:lang w:val="en-GB"/>
+        </w:rPr>
+        <w:t xml:space="preserve">Joseph Peter, </w:t>
+      </w:r>
+      <w:r>
+        <w:rPr>
+          <w:rFonts w:ascii="Times New Roman" w:hAnsi="Times New Roman" w:cs="Times New Roman"/>
+          <w:lang w:val="en-GB"/>
+        </w:rPr>
+        <w:t xml:space="preserve">attended </w:t>
+      </w:r>
+      <w:r>
+        <w:rPr>
+          <w:rFonts w:ascii="Times New Roman" w:hAnsi="Times New Roman" w:cs="Times New Roman"/>
+          <w:lang w:val="en-GB"/>
+        </w:rPr>
+        <w:t>the Jesuit Gymnasium</w:t>
+      </w:r>
+      <w:r>
+        <w:rPr>
+          <w:rFonts w:ascii="Times New Roman" w:hAnsi="Times New Roman" w:cs="Times New Roman"/>
+          <w:lang w:val="en-GB"/>
+        </w:rPr>
+        <w:t xml:space="preserve"> is unclear</w:t>
+      </w:r>
+      <w:r>
+        <w:rPr>
+          <w:rFonts w:ascii="Times New Roman" w:hAnsi="Times New Roman" w:cs="Times New Roman"/>
+          <w:lang w:val="en-GB"/>
+        </w:rPr>
+        <w:t>.</w:t>
+      </w:r>
+      <w:r>
+        <w:rPr>
+          <w:rFonts w:ascii="Times New Roman" w:hAnsi="Times New Roman" w:cs="Times New Roman"/>
+          <w:lang w:val="en-GB"/>
+        </w:rPr>
+        <w:t xml:space="preserve"> </w:t>
+      </w:r>
+      <w:r>
+        <w:rPr>
+          <w:rFonts w:ascii="Times New Roman" w:hAnsi="Times New Roman" w:cs="Times New Roman"/>
+          <w:lang w:val="en-GB"/>
+        </w:rPr>
+        <w:t>Yet, Eichhoff was a sharp and knowledgeable young man</w:t>
+      </w:r>
+      <w:r>
+        <w:rPr>
+          <w:rFonts w:ascii="Times New Roman" w:hAnsi="Times New Roman" w:cs="Times New Roman"/>
+          <w:lang w:val="en-GB"/>
+        </w:rPr>
+        <w:t xml:space="preserve"> who managed to </w:t>
+      </w:r>
+      <w:r>
+        <w:rPr>
+          <w:rFonts w:ascii="Times New Roman" w:hAnsi="Times New Roman" w:cs="Times New Roman"/>
+          <w:lang w:val="en-GB"/>
+        </w:rPr>
+        <w:t>undertake self-directed study of</w:t>
+      </w:r>
+      <w:r>
+        <w:rPr>
+          <w:rFonts w:ascii="Times New Roman" w:hAnsi="Times New Roman" w:cs="Times New Roman"/>
+          <w:lang w:val="en-GB"/>
+        </w:rPr>
+        <w:t xml:space="preserve"> law and economics during</w:t>
+      </w:r>
+      <w:r>
+        <w:rPr>
+          <w:rFonts w:ascii="Times New Roman" w:hAnsi="Times New Roman" w:cs="Times New Roman"/>
+          <w:lang w:val="en-GB"/>
+        </w:rPr>
+        <w:t xml:space="preserve"> the 1780s, while </w:t>
+      </w:r>
+      <w:r>
+        <w:rPr>
+          <w:rFonts w:ascii="Times New Roman" w:hAnsi="Times New Roman" w:cs="Times New Roman"/>
+          <w:lang w:val="en-GB"/>
+        </w:rPr>
+        <w:t xml:space="preserve">unenthusiastically </w:t>
+      </w:r>
+      <w:r>
+        <w:rPr>
+          <w:rFonts w:ascii="Times New Roman" w:hAnsi="Times New Roman" w:cs="Times New Roman"/>
+          <w:lang w:val="en-GB"/>
+        </w:rPr>
+        <w:t xml:space="preserve">holding </w:t>
+      </w:r>
+      <w:r>
+        <w:rPr>
+          <w:rFonts w:ascii="Times New Roman" w:hAnsi="Times New Roman" w:cs="Times New Roman"/>
+          <w:lang w:val="en-GB"/>
+        </w:rPr>
+        <w:t>the</w:t>
+      </w:r>
+      <w:r>
+        <w:rPr>
+          <w:rFonts w:ascii="Times New Roman" w:hAnsi="Times New Roman" w:cs="Times New Roman"/>
+          <w:lang w:val="en-GB"/>
+        </w:rPr>
+        <w:t xml:space="preserve"> position of chef for the </w:t>
+      </w:r>
+      <w:r>
+        <w:rPr>
+          <w:rFonts w:ascii="Times New Roman" w:hAnsi="Times New Roman" w:cs="Times New Roman"/>
+          <w:lang w:val="en-GB"/>
+        </w:rPr>
+        <w:t>P</w:t>
+      </w:r>
+      <w:r>
+        <w:rPr>
+          <w:rFonts w:ascii="Times New Roman" w:hAnsi="Times New Roman" w:cs="Times New Roman"/>
+          <w:lang w:val="en-GB"/>
+        </w:rPr>
+        <w:t>rince</w:t>
+      </w:r>
+      <w:r>
+        <w:rPr>
+          <w:rFonts w:ascii="Times New Roman" w:hAnsi="Times New Roman" w:cs="Times New Roman"/>
+          <w:lang w:val="en-GB"/>
+        </w:rPr>
+        <w:t xml:space="preserve"> </w:t>
+      </w:r>
+      <w:r>
+        <w:rPr>
+          <w:rFonts w:ascii="Times New Roman" w:hAnsi="Times New Roman" w:cs="Times New Roman"/>
+          <w:lang w:val="en-GB"/>
+        </w:rPr>
+        <w:t>E</w:t>
+      </w:r>
+      <w:r>
+        <w:rPr>
+          <w:rFonts w:ascii="Times New Roman" w:hAnsi="Times New Roman" w:cs="Times New Roman"/>
+          <w:lang w:val="en-GB"/>
+        </w:rPr>
+        <w:t>lector</w:t>
+      </w:r>
+      <w:r>
+        <w:rPr>
+          <w:rFonts w:ascii="Times New Roman" w:hAnsi="Times New Roman" w:cs="Times New Roman"/>
+          <w:lang w:val="en-GB"/>
+        </w:rPr>
+        <w:t xml:space="preserve">. </w:t>
+      </w:r>
+      <w:r>
+        <w:rPr>
+          <w:rFonts w:ascii="Times New Roman" w:hAnsi="Times New Roman" w:cs="Times New Roman"/>
+          <w:lang w:val="en-GB"/>
+        </w:rPr>
+        <w:t xml:space="preserve">He learned to speak French fluently after </w:t>
+      </w:r>
+      <w:r>
+        <w:rPr>
+          <w:rFonts w:ascii="Times New Roman" w:hAnsi="Times New Roman" w:cs="Times New Roman"/>
+          <w:lang w:val="en-GB"/>
+        </w:rPr>
+        <w:t>being</w:t>
+      </w:r>
+      <w:r>
+        <w:rPr>
+          <w:rFonts w:ascii="Times New Roman" w:hAnsi="Times New Roman" w:cs="Times New Roman"/>
+          <w:lang w:val="en-GB"/>
+        </w:rPr>
+        <w:t xml:space="preserve"> sen</w:t>
+      </w:r>
+      <w:r>
+        <w:rPr>
+          <w:rFonts w:ascii="Times New Roman" w:hAnsi="Times New Roman" w:cs="Times New Roman"/>
+          <w:lang w:val="en-GB"/>
+        </w:rPr>
+        <w:t>t</w:t>
+      </w:r>
+      <w:r>
+        <w:rPr>
+          <w:rFonts w:ascii="Times New Roman" w:hAnsi="Times New Roman" w:cs="Times New Roman"/>
+          <w:lang w:val="en-GB"/>
+        </w:rPr>
+        <w:t xml:space="preserve"> to Paris to get acquainted with French cuisine. </w:t>
+      </w:r>
+      <w:r>
+        <w:rPr>
+          <w:rFonts w:ascii="Times New Roman" w:hAnsi="Times New Roman" w:cs="Times New Roman"/>
+          <w:lang w:val="en-GB"/>
+        </w:rPr>
+        <w:t>T</w:t>
+      </w:r>
+      <w:r>
+        <w:rPr>
+          <w:rFonts w:ascii="Times New Roman" w:hAnsi="Times New Roman" w:cs="Times New Roman"/>
+          <w:lang w:val="en-GB"/>
+        </w:rPr>
+        <w:t>hrough his brother</w:t>
+      </w:r>
+      <w:r>
+        <w:rPr>
+          <w:rFonts w:ascii="Times New Roman" w:hAnsi="Times New Roman" w:cs="Times New Roman"/>
+          <w:lang w:val="en-GB"/>
+        </w:rPr>
+        <w:t xml:space="preserve"> Joseph Peter</w:t>
+      </w:r>
+      <w:r>
+        <w:rPr>
+          <w:rFonts w:ascii="Times New Roman" w:hAnsi="Times New Roman" w:cs="Times New Roman"/>
+          <w:lang w:val="en-GB"/>
+        </w:rPr>
+        <w:t>,</w:t>
+      </w:r>
+      <w:r>
+        <w:rPr>
+          <w:rFonts w:ascii="Times New Roman" w:hAnsi="Times New Roman" w:cs="Times New Roman"/>
+          <w:lang w:val="en-GB"/>
+        </w:rPr>
+        <w:t xml:space="preserve"> </w:t>
+      </w:r>
+      <w:r>
+        <w:rPr>
+          <w:rFonts w:ascii="Times New Roman" w:hAnsi="Times New Roman" w:cs="Times New Roman"/>
+          <w:lang w:val="en-GB"/>
+        </w:rPr>
+        <w:t>by then</w:t>
+      </w:r>
+      <w:r>
+        <w:rPr>
+          <w:rFonts w:ascii="Times New Roman" w:hAnsi="Times New Roman" w:cs="Times New Roman"/>
+          <w:lang w:val="en-GB"/>
+        </w:rPr>
+        <w:t xml:space="preserve"> a</w:t>
+      </w:r>
+      <w:r>
+        <w:rPr>
+          <w:rFonts w:ascii="Times New Roman" w:hAnsi="Times New Roman" w:cs="Times New Roman"/>
+          <w:lang w:val="en-GB"/>
+        </w:rPr>
+        <w:t xml:space="preserve"> famous publicist</w:t>
+      </w:r>
+      <w:r>
+        <w:rPr>
+          <w:rFonts w:ascii="Times New Roman" w:hAnsi="Times New Roman" w:cs="Times New Roman"/>
+          <w:lang w:val="en-GB"/>
+        </w:rPr>
+        <w:t xml:space="preserve">, </w:t>
+      </w:r>
+      <w:r>
+        <w:rPr>
+          <w:rFonts w:ascii="Times New Roman" w:hAnsi="Times New Roman" w:cs="Times New Roman"/>
+          <w:lang w:val="en-GB"/>
+        </w:rPr>
+        <w:t xml:space="preserve">Eichhoff </w:t>
+      </w:r>
+      <w:r>
+        <w:rPr>
+          <w:rFonts w:ascii="Times New Roman" w:hAnsi="Times New Roman" w:cs="Times New Roman"/>
+          <w:lang w:val="en-GB"/>
+        </w:rPr>
+        <w:t>entered</w:t>
+      </w:r>
+      <w:r>
+        <w:rPr>
+          <w:rFonts w:ascii="Times New Roman" w:hAnsi="Times New Roman" w:cs="Times New Roman"/>
+          <w:lang w:val="en-GB"/>
+        </w:rPr>
+        <w:t xml:space="preserve"> the </w:t>
+      </w:r>
+      <w:r>
+        <w:rPr>
+          <w:rFonts w:ascii="Times New Roman" w:hAnsi="Times New Roman" w:cs="Times New Roman"/>
+          <w:lang w:val="en-GB"/>
+        </w:rPr>
+        <w:t xml:space="preserve">local circle of </w:t>
+      </w:r>
+      <w:r>
+        <w:rPr>
+          <w:rFonts w:ascii="Times New Roman" w:hAnsi="Times New Roman" w:cs="Times New Roman"/>
+          <w:lang w:val="en-GB"/>
+        </w:rPr>
+        <w:t>enl</w:t>
+      </w:r>
+      <w:r>
+        <w:rPr>
+          <w:rFonts w:ascii="Times New Roman" w:hAnsi="Times New Roman" w:cs="Times New Roman"/>
+          <w:lang w:val="en-GB"/>
+        </w:rPr>
+        <w:t>i</w:t>
+      </w:r>
+      <w:r>
+        <w:rPr>
+          <w:rFonts w:ascii="Times New Roman" w:hAnsi="Times New Roman" w:cs="Times New Roman"/>
+          <w:lang w:val="en-GB"/>
+        </w:rPr>
+        <w:t>g</w:t>
+      </w:r>
+      <w:r>
+        <w:rPr>
+          <w:rFonts w:ascii="Times New Roman" w:hAnsi="Times New Roman" w:cs="Times New Roman"/>
+          <w:lang w:val="en-GB"/>
+        </w:rPr>
+        <w:t>h</w:t>
+      </w:r>
+      <w:r>
+        <w:rPr>
+          <w:rFonts w:ascii="Times New Roman" w:hAnsi="Times New Roman" w:cs="Times New Roman"/>
+          <w:lang w:val="en-GB"/>
+        </w:rPr>
+        <w:t>tened intelligentsia</w:t>
+      </w:r>
+      <w:r>
+        <w:rPr>
+          <w:rFonts w:ascii="Times New Roman" w:hAnsi="Times New Roman" w:cs="Times New Roman"/>
+          <w:lang w:val="en-GB"/>
+        </w:rPr>
+        <w:t xml:space="preserve"> as</w:t>
+      </w:r>
+      <w:r>
+        <w:rPr>
+          <w:rFonts w:ascii="Times New Roman" w:hAnsi="Times New Roman" w:cs="Times New Roman"/>
+          <w:lang w:val="en-GB"/>
+        </w:rPr>
+        <w:t xml:space="preserve"> </w:t>
+      </w:r>
+      <w:r>
+        <w:rPr>
+          <w:rFonts w:ascii="Times New Roman" w:hAnsi="Times New Roman" w:cs="Times New Roman"/>
+          <w:lang w:val="en-GB"/>
+        </w:rPr>
+        <w:t>a</w:t>
+      </w:r>
+      <w:r>
+        <w:rPr>
+          <w:rFonts w:ascii="Times New Roman" w:hAnsi="Times New Roman" w:cs="Times New Roman"/>
+          <w:lang w:val="en-GB"/>
+        </w:rPr>
+        <w:t xml:space="preserve"> </w:t>
+      </w:r>
+      <w:r>
+        <w:rPr>
+          <w:rFonts w:ascii="Times New Roman" w:hAnsi="Times New Roman" w:cs="Times New Roman"/>
+          <w:lang w:val="en-GB"/>
+        </w:rPr>
+        <w:t>member of the Bonner illuminati</w:t>
+      </w:r>
+      <w:r>
+        <w:rPr>
+          <w:rFonts w:ascii="Times New Roman" w:hAnsi="Times New Roman" w:cs="Times New Roman"/>
+          <w:lang w:val="en-GB"/>
+        </w:rPr>
+        <w:t xml:space="preserve"> </w:t>
+      </w:r>
+      <w:r>
+        <w:rPr>
+          <w:rFonts w:ascii="Times New Roman" w:hAnsi="Times New Roman" w:cs="Times New Roman"/>
+          <w:lang w:val="en-GB"/>
+        </w:rPr>
+        <w:t>order</w:t>
+      </w:r>
+      <w:r>
+        <w:rPr>
+          <w:rFonts w:ascii="Times New Roman" w:hAnsi="Times New Roman" w:cs="Times New Roman"/>
+          <w:lang w:val="en-GB"/>
+        </w:rPr>
+        <w:t xml:space="preserve">, </w:t>
+      </w:r>
       <w:proofErr w:type="spellStart"/>
       <w:r>
         <w:rPr>
           <w:rFonts w:ascii="Times New Roman" w:hAnsi="Times New Roman" w:cs="Times New Roman"/>
           <w:lang w:val="en-GB"/>
         </w:rPr>
-        <w:t>Eichhoff</w:t>
+        <w:t>Minervalkirche</w:t>
       </w:r>
       <w:proofErr w:type="spellEnd"/>
       <w:r>
@@ -548,6 +1400,13 @@
           <w:rFonts w:ascii="Times New Roman" w:hAnsi="Times New Roman" w:cs="Times New Roman"/>
           <w:lang w:val="en-GB"/>
         </w:rPr>
+        <w:t xml:space="preserve"> Stagira</w:t>
+      </w:r>
+      <w:r>
+        <w:rPr>
+          <w:rFonts w:ascii="Times New Roman" w:hAnsi="Times New Roman" w:cs="Times New Roman"/>
+          <w:lang w:val="en-GB"/>
+        </w:rPr>
         <w:t>,</w:t>
       </w:r>
       <w:r>
@@ -562,7 +1421,114 @@
           <w:rFonts w:ascii="Times New Roman" w:hAnsi="Times New Roman" w:cs="Times New Roman"/>
           <w:lang w:val="en-GB"/>
         </w:rPr>
-        <w:t>the fifth of seven children</w:t>
+        <w:t xml:space="preserve">until its </w:t>
+      </w:r>
+      <w:r>
+        <w:rPr>
+          <w:rFonts w:ascii="Times New Roman" w:hAnsi="Times New Roman" w:cs="Times New Roman"/>
+          <w:lang w:val="en-GB"/>
+        </w:rPr>
+        <w:t xml:space="preserve">forced </w:t>
+      </w:r>
+      <w:r>
+        <w:rPr>
+          <w:rFonts w:ascii="Times New Roman" w:hAnsi="Times New Roman" w:cs="Times New Roman"/>
+          <w:lang w:val="en-GB"/>
+        </w:rPr>
+        <w:t>dissolution in 178</w:t>
+      </w:r>
+      <w:r>
+        <w:rPr>
+          <w:rFonts w:ascii="Times New Roman" w:hAnsi="Times New Roman" w:cs="Times New Roman"/>
+          <w:lang w:val="en-GB"/>
+        </w:rPr>
+        <w:t>5</w:t>
+      </w:r>
+      <w:r>
+        <w:rPr>
+          <w:rFonts w:ascii="Times New Roman" w:hAnsi="Times New Roman" w:cs="Times New Roman"/>
+          <w:lang w:val="en-GB"/>
+        </w:rPr>
+        <w:t>.</w:t>
+      </w:r>
+      <w:r>
+        <w:rPr>
+          <w:rFonts w:ascii="Times New Roman" w:hAnsi="Times New Roman" w:cs="Times New Roman"/>
+          <w:lang w:val="en-GB"/>
+        </w:rPr>
+        <w:t xml:space="preserve"> </w:t>
+      </w:r>
+      <w:r>
+        <w:rPr>
+          <w:rFonts w:ascii="Times New Roman" w:hAnsi="Times New Roman" w:cs="Times New Roman"/>
+          <w:lang w:val="en-GB"/>
+        </w:rPr>
+        <w:t>Two years later h</w:t>
+      </w:r>
+      <w:r>
+        <w:rPr>
+          <w:rFonts w:ascii="Times New Roman" w:hAnsi="Times New Roman" w:cs="Times New Roman"/>
+          <w:lang w:val="en-GB"/>
+        </w:rPr>
+        <w:t>e</w:t>
+      </w:r>
+      <w:r>
+        <w:rPr>
+          <w:rFonts w:ascii="Times New Roman" w:hAnsi="Times New Roman" w:cs="Times New Roman"/>
+          <w:lang w:val="en-GB"/>
+        </w:rPr>
+        <w:t xml:space="preserve"> was </w:t>
+      </w:r>
+      <w:r>
+        <w:rPr>
+          <w:rFonts w:ascii="Times New Roman" w:hAnsi="Times New Roman" w:cs="Times New Roman"/>
+          <w:lang w:val="en-GB"/>
+        </w:rPr>
+        <w:t xml:space="preserve">a </w:t>
+      </w:r>
+      <w:r>
+        <w:rPr>
+          <w:rFonts w:ascii="Times New Roman" w:hAnsi="Times New Roman" w:cs="Times New Roman"/>
+          <w:lang w:val="en-GB"/>
+        </w:rPr>
+        <w:t xml:space="preserve">founding member of </w:t>
+      </w:r>
+      <w:r>
+        <w:rPr>
+          <w:rFonts w:ascii="Times New Roman" w:hAnsi="Times New Roman" w:cs="Times New Roman"/>
+          <w:lang w:val="en-GB"/>
+        </w:rPr>
+        <w:t xml:space="preserve">the Lese- und </w:t>
+      </w:r>
+      <w:proofErr w:type="spellStart"/>
+      <w:r>
+        <w:rPr>
+          <w:rFonts w:ascii="Times New Roman" w:hAnsi="Times New Roman" w:cs="Times New Roman"/>
+          <w:lang w:val="en-GB"/>
+        </w:rPr>
+        <w:t>Erholungs</w:t>
+      </w:r>
+      <w:proofErr w:type="spellEnd"/>
+      <w:r>
+        <w:rPr>
+          <w:rFonts w:ascii="Times New Roman" w:hAnsi="Times New Roman" w:cs="Times New Roman"/>
+          <w:lang w:val="en-GB"/>
+        </w:rPr>
+        <w:t>-</w:t>
+      </w:r>
+      <w:r>
+        <w:rPr>
+          <w:rFonts w:ascii="Times New Roman" w:hAnsi="Times New Roman" w:cs="Times New Roman"/>
+          <w:lang w:val="en-GB"/>
+        </w:rPr>
+        <w:t>Gesellschaft</w:t>
+      </w:r>
+      <w:r>
+        <w:rPr>
+          <w:rFonts w:ascii="Times New Roman" w:hAnsi="Times New Roman" w:cs="Times New Roman"/>
+          <w:lang w:val="en-GB"/>
+        </w:rPr>
+        <w:t xml:space="preserve"> (The Reading and Recreation Society)</w:t>
       </w:r>
       <w:r>
         <w:rPr>
@@ -583,28 +1549,70 @@
           <w:rFonts w:ascii="Times New Roman" w:hAnsi="Times New Roman" w:cs="Times New Roman"/>
           <w:lang w:val="en-GB"/>
         </w:rPr>
-        <w:t xml:space="preserve">was </w:t>
-      </w:r>
-      <w:r>
-        <w:rPr>
-          <w:rFonts w:ascii="Times New Roman" w:hAnsi="Times New Roman" w:cs="Times New Roman"/>
-          <w:lang w:val="en-GB"/>
-        </w:rPr>
-        <w:t xml:space="preserve">born in a </w:t>
-      </w:r>
-      <w:r>
-        <w:rPr>
-          <w:rFonts w:ascii="Times New Roman" w:hAnsi="Times New Roman" w:cs="Times New Roman"/>
-          <w:lang w:val="en-GB"/>
-        </w:rPr>
-        <w:t>C</w:t>
-      </w:r>
-      <w:r>
-        <w:rPr>
-          <w:rFonts w:ascii="Times New Roman" w:hAnsi="Times New Roman" w:cs="Times New Roman"/>
-          <w:lang w:val="en-GB"/>
-        </w:rPr>
-        <w:t>atholic family</w:t>
+        <w:t xml:space="preserve">one of the first reading societies in Europe </w:t>
+      </w:r>
+      <w:r>
+        <w:rPr>
+          <w:rFonts w:ascii="Times New Roman" w:hAnsi="Times New Roman" w:cs="Times New Roman"/>
+          <w:lang w:val="en-GB"/>
+        </w:rPr>
+        <w:t xml:space="preserve">that </w:t>
+      </w:r>
+      <w:r>
+        <w:rPr>
+          <w:rFonts w:ascii="Times New Roman" w:hAnsi="Times New Roman" w:cs="Times New Roman"/>
+          <w:lang w:val="en-GB"/>
+        </w:rPr>
+        <w:t>promot</w:t>
+      </w:r>
+      <w:r>
+        <w:rPr>
+          <w:rFonts w:ascii="Times New Roman" w:hAnsi="Times New Roman" w:cs="Times New Roman"/>
+          <w:lang w:val="en-GB"/>
+        </w:rPr>
+        <w:t>ed</w:t>
+      </w:r>
+      <w:r>
+        <w:rPr>
+          <w:rFonts w:ascii="Times New Roman" w:hAnsi="Times New Roman" w:cs="Times New Roman"/>
+          <w:lang w:val="en-GB"/>
+        </w:rPr>
+        <w:t xml:space="preserve"> </w:t>
+      </w:r>
+      <w:r>
+        <w:rPr>
+          <w:rFonts w:ascii="Times New Roman" w:hAnsi="Times New Roman" w:cs="Times New Roman"/>
+          <w:lang w:val="en-GB"/>
+        </w:rPr>
+        <w:t>the E</w:t>
+      </w:r>
+      <w:r>
+        <w:rPr>
+          <w:rFonts w:ascii="Times New Roman" w:hAnsi="Times New Roman" w:cs="Times New Roman"/>
+          <w:lang w:val="en-GB"/>
+        </w:rPr>
+        <w:t>nlight</w:t>
+      </w:r>
+      <w:r>
+        <w:rPr>
+          <w:rFonts w:ascii="Times New Roman" w:hAnsi="Times New Roman" w:cs="Times New Roman"/>
+          <w:lang w:val="en-GB"/>
+        </w:rPr>
+        <w:t>en</w:t>
+      </w:r>
+      <w:r>
+        <w:rPr>
+          <w:rFonts w:ascii="Times New Roman" w:hAnsi="Times New Roman" w:cs="Times New Roman"/>
+          <w:lang w:val="en-GB"/>
+        </w:rPr>
+        <w:t>ment</w:t>
+      </w:r>
+      <w:r>
+        <w:rPr>
+          <w:rFonts w:ascii="Times New Roman" w:hAnsi="Times New Roman" w:cs="Times New Roman"/>
+          <w:lang w:val="en-GB"/>
+        </w:rPr>
+        <w:t xml:space="preserve"> through their publications</w:t>
       </w:r>
       <w:r>
         <w:rPr>
@@ -625,182 +1633,42 @@
           <w:rFonts w:ascii="Times New Roman" w:hAnsi="Times New Roman" w:cs="Times New Roman"/>
           <w:lang w:val="en-GB"/>
         </w:rPr>
-        <w:t>T</w:t>
-      </w:r>
-      <w:r>
-        <w:rPr>
-          <w:rFonts w:ascii="Times New Roman" w:hAnsi="Times New Roman" w:cs="Times New Roman"/>
-          <w:lang w:val="en-GB"/>
-        </w:rPr>
-        <w:t xml:space="preserve">he new </w:t>
-      </w:r>
-      <w:r>
-        <w:rPr>
-          <w:rFonts w:ascii="Times New Roman" w:hAnsi="Times New Roman" w:cs="Times New Roman"/>
-          <w:lang w:val="en-GB"/>
-        </w:rPr>
-        <w:t>P</w:t>
-      </w:r>
-      <w:r>
-        <w:rPr>
-          <w:rFonts w:ascii="Times New Roman" w:hAnsi="Times New Roman" w:cs="Times New Roman"/>
-          <w:lang w:val="en-GB"/>
-        </w:rPr>
-        <w:t xml:space="preserve">rince </w:t>
-      </w:r>
-      <w:r>
-        <w:rPr>
-          <w:rFonts w:ascii="Times New Roman" w:hAnsi="Times New Roman" w:cs="Times New Roman"/>
-          <w:lang w:val="en-GB"/>
-        </w:rPr>
-        <w:t>E</w:t>
-      </w:r>
-      <w:r>
-        <w:rPr>
-          <w:rFonts w:ascii="Times New Roman" w:hAnsi="Times New Roman" w:cs="Times New Roman"/>
-          <w:lang w:val="en-GB"/>
-        </w:rPr>
-        <w:t xml:space="preserve">lector Max Friedrich shifted away from the absolutist and opulent court culture and </w:t>
-      </w:r>
-      <w:r>
-        <w:rPr>
-          <w:rFonts w:ascii="Times New Roman" w:hAnsi="Times New Roman" w:cs="Times New Roman"/>
-          <w:lang w:val="en-GB"/>
-        </w:rPr>
-        <w:t>embrac</w:t>
-      </w:r>
-      <w:r>
-        <w:rPr>
-          <w:rFonts w:ascii="Times New Roman" w:hAnsi="Times New Roman" w:cs="Times New Roman"/>
-          <w:lang w:val="en-GB"/>
-        </w:rPr>
-        <w:t>ed</w:t>
-      </w:r>
-      <w:r>
-        <w:rPr>
-          <w:rFonts w:ascii="Times New Roman" w:hAnsi="Times New Roman" w:cs="Times New Roman"/>
-          <w:lang w:val="en-GB"/>
-        </w:rPr>
-        <w:t xml:space="preserve"> </w:t>
-      </w:r>
-      <w:r>
-        <w:rPr>
-          <w:rFonts w:ascii="Times New Roman" w:hAnsi="Times New Roman" w:cs="Times New Roman"/>
-          <w:lang w:val="en-GB"/>
-        </w:rPr>
-        <w:t>E</w:t>
-      </w:r>
-      <w:r>
-        <w:rPr>
-          <w:rFonts w:ascii="Times New Roman" w:hAnsi="Times New Roman" w:cs="Times New Roman"/>
-          <w:lang w:val="en-GB"/>
-        </w:rPr>
-        <w:t>nlighten</w:t>
-      </w:r>
-      <w:r>
-        <w:rPr>
-          <w:rFonts w:ascii="Times New Roman" w:hAnsi="Times New Roman" w:cs="Times New Roman"/>
-          <w:lang w:val="en-GB"/>
-        </w:rPr>
-        <w:t>ment</w:t>
-      </w:r>
-      <w:r>
-        <w:rPr>
-          <w:rFonts w:ascii="Times New Roman" w:hAnsi="Times New Roman" w:cs="Times New Roman"/>
-          <w:lang w:val="en-GB"/>
-        </w:rPr>
-        <w:t xml:space="preserve"> thinking</w:t>
-      </w:r>
-      <w:r>
-        <w:rPr>
-          <w:rFonts w:ascii="Times New Roman" w:hAnsi="Times New Roman" w:cs="Times New Roman"/>
-          <w:lang w:val="en-GB"/>
-        </w:rPr>
-        <w:t xml:space="preserve">. </w:t>
-      </w:r>
-      <w:r>
-        <w:rPr>
-          <w:rFonts w:ascii="Times New Roman" w:hAnsi="Times New Roman" w:cs="Times New Roman"/>
-          <w:lang w:val="en-GB"/>
-        </w:rPr>
-        <w:t xml:space="preserve">With his father being the </w:t>
-      </w:r>
-      <w:r>
-        <w:rPr>
-          <w:rFonts w:ascii="Times New Roman" w:hAnsi="Times New Roman" w:cs="Times New Roman"/>
-          <w:lang w:val="en-GB"/>
-        </w:rPr>
-        <w:t>P</w:t>
-      </w:r>
-      <w:r>
-        <w:rPr>
-          <w:rFonts w:ascii="Times New Roman" w:hAnsi="Times New Roman" w:cs="Times New Roman"/>
-          <w:lang w:val="en-GB"/>
-        </w:rPr>
-        <w:t xml:space="preserve">rince </w:t>
-      </w:r>
-      <w:r>
-        <w:rPr>
-          <w:rFonts w:ascii="Times New Roman" w:hAnsi="Times New Roman" w:cs="Times New Roman"/>
-          <w:lang w:val="en-GB"/>
-        </w:rPr>
-        <w:t>E</w:t>
-      </w:r>
-      <w:r>
-        <w:rPr>
-          <w:rFonts w:ascii="Times New Roman" w:hAnsi="Times New Roman" w:cs="Times New Roman"/>
-          <w:lang w:val="en-GB"/>
-        </w:rPr>
-        <w:t>lector</w:t>
-      </w:r>
-      <w:r>
-        <w:rPr>
-          <w:rFonts w:ascii="Times New Roman" w:hAnsi="Times New Roman" w:cs="Times New Roman"/>
-          <w:lang w:val="en-US"/>
-        </w:rPr>
-        <w:t>’s</w:t>
-      </w:r>
-      <w:r>
-        <w:rPr>
-          <w:rFonts w:ascii="Times New Roman" w:hAnsi="Times New Roman" w:cs="Times New Roman"/>
-          <w:lang w:val="en-GB"/>
-        </w:rPr>
-        <w:t xml:space="preserve"> cook</w:t>
-      </w:r>
-      <w:r>
-        <w:rPr>
-          <w:rFonts w:ascii="Times New Roman" w:hAnsi="Times New Roman" w:cs="Times New Roman"/>
-          <w:lang w:val="en-GB"/>
-        </w:rPr>
-        <w:t xml:space="preserve"> for decades</w:t>
-      </w:r>
-      <w:r>
-        <w:rPr>
-          <w:rFonts w:ascii="Times New Roman" w:hAnsi="Times New Roman" w:cs="Times New Roman"/>
-          <w:lang w:val="en-GB"/>
-        </w:rPr>
-        <w:t xml:space="preserve">, Eichhoff </w:t>
-      </w:r>
-      <w:r>
-        <w:rPr>
-          <w:rFonts w:ascii="Times New Roman" w:hAnsi="Times New Roman" w:cs="Times New Roman"/>
-          <w:lang w:val="en-GB"/>
-        </w:rPr>
-        <w:t>became</w:t>
-      </w:r>
-      <w:r>
-        <w:rPr>
-          <w:rFonts w:ascii="Times New Roman" w:hAnsi="Times New Roman" w:cs="Times New Roman"/>
-          <w:lang w:val="en-GB"/>
-        </w:rPr>
-        <w:t xml:space="preserve"> familiar with the realm of politics and diplomacy</w:t>
-      </w:r>
-      <w:r>
-        <w:rPr>
-          <w:rFonts w:ascii="Times New Roman" w:hAnsi="Times New Roman" w:cs="Times New Roman"/>
-          <w:lang w:val="en-GB"/>
-        </w:rPr>
-        <w:t xml:space="preserve"> from a young age</w:t>
+        <w:t>W</w:t>
+      </w:r>
+      <w:r>
+        <w:rPr>
+          <w:rFonts w:ascii="Times New Roman" w:hAnsi="Times New Roman" w:cs="Times New Roman"/>
+          <w:lang w:val="en-GB"/>
+        </w:rPr>
+        <w:t xml:space="preserve">ith his brother he was </w:t>
+      </w:r>
+      <w:r>
+        <w:rPr>
+          <w:rFonts w:ascii="Times New Roman" w:hAnsi="Times New Roman" w:cs="Times New Roman"/>
+          <w:lang w:val="en-GB"/>
+        </w:rPr>
+        <w:t>close</w:t>
+      </w:r>
+      <w:r>
+        <w:rPr>
+          <w:rFonts w:ascii="Times New Roman" w:hAnsi="Times New Roman" w:cs="Times New Roman"/>
+          <w:lang w:val="en-GB"/>
+        </w:rPr>
+        <w:t xml:space="preserve"> friends with </w:t>
+      </w:r>
+      <w:r>
+        <w:rPr>
+          <w:rFonts w:ascii="Times New Roman" w:hAnsi="Times New Roman" w:cs="Times New Roman"/>
+          <w:lang w:val="en-GB"/>
+        </w:rPr>
+        <w:t>fellow townsman Ludwig van Beethoven</w:t>
+      </w:r>
+      <w:r>
+        <w:rPr>
+          <w:rFonts w:ascii="Times New Roman" w:hAnsi="Times New Roman" w:cs="Times New Roman"/>
+          <w:lang w:val="en-GB"/>
+        </w:rPr>
+        <w:t xml:space="preserve"> before the composer and pianist moved to Vienna in 1792</w:t>
       </w:r>
       <w:r>
         <w:rPr>
@@ -821,364 +1689,99 @@
           <w:rFonts w:ascii="Times New Roman" w:hAnsi="Times New Roman" w:cs="Times New Roman"/>
           <w:lang w:val="en-GB"/>
         </w:rPr>
-        <w:t>He</w:t>
-      </w:r>
-      <w:r>
-        <w:rPr>
-          <w:rFonts w:ascii="Times New Roman" w:hAnsi="Times New Roman" w:cs="Times New Roman"/>
-          <w:lang w:val="en-GB"/>
-        </w:rPr>
-        <w:t xml:space="preserve"> was </w:t>
-      </w:r>
-      <w:r>
-        <w:rPr>
-          <w:rFonts w:ascii="Times New Roman" w:hAnsi="Times New Roman" w:cs="Times New Roman"/>
-          <w:lang w:val="en-GB"/>
-        </w:rPr>
-        <w:t xml:space="preserve">also </w:t>
-      </w:r>
-      <w:r>
-        <w:rPr>
-          <w:rFonts w:ascii="Times New Roman" w:hAnsi="Times New Roman" w:cs="Times New Roman"/>
-          <w:lang w:val="en-GB"/>
-        </w:rPr>
-        <w:t>expos</w:t>
-      </w:r>
-      <w:r>
-        <w:rPr>
-          <w:rFonts w:ascii="Times New Roman" w:hAnsi="Times New Roman" w:cs="Times New Roman"/>
-          <w:lang w:val="en-GB"/>
-        </w:rPr>
-        <w:t>ed</w:t>
-      </w:r>
-      <w:r>
-        <w:rPr>
-          <w:rFonts w:ascii="Times New Roman" w:hAnsi="Times New Roman" w:cs="Times New Roman"/>
-          <w:lang w:val="en-GB"/>
-        </w:rPr>
-        <w:t xml:space="preserve"> to </w:t>
-      </w:r>
-      <w:r>
-        <w:rPr>
-          <w:rFonts w:ascii="Times New Roman" w:hAnsi="Times New Roman" w:cs="Times New Roman"/>
-          <w:lang w:val="en-GB"/>
-        </w:rPr>
-        <w:t>th</w:t>
-      </w:r>
-      <w:r>
-        <w:rPr>
-          <w:rFonts w:ascii="Times New Roman" w:hAnsi="Times New Roman" w:cs="Times New Roman"/>
-          <w:lang w:val="en-GB"/>
-        </w:rPr>
-        <w:t>e</w:t>
-      </w:r>
-      <w:r>
-        <w:rPr>
-          <w:rFonts w:ascii="Times New Roman" w:hAnsi="Times New Roman" w:cs="Times New Roman"/>
-          <w:lang w:val="en-GB"/>
-        </w:rPr>
-        <w:t xml:space="preserve"> new </w:t>
-      </w:r>
-      <w:r>
-        <w:rPr>
-          <w:rFonts w:ascii="Times New Roman" w:hAnsi="Times New Roman" w:cs="Times New Roman"/>
-          <w:lang w:val="en-GB"/>
-        </w:rPr>
-        <w:t xml:space="preserve">enlightened </w:t>
-      </w:r>
-      <w:r>
-        <w:rPr>
-          <w:rFonts w:ascii="Times New Roman" w:hAnsi="Times New Roman" w:cs="Times New Roman"/>
-          <w:lang w:val="en-GB"/>
-        </w:rPr>
-        <w:t>ideas</w:t>
-      </w:r>
-      <w:r>
-        <w:rPr>
-          <w:rFonts w:ascii="Times New Roman" w:hAnsi="Times New Roman" w:cs="Times New Roman"/>
-          <w:lang w:val="en-GB"/>
-        </w:rPr>
-        <w:t xml:space="preserve"> in the </w:t>
-      </w:r>
-      <w:r>
-        <w:rPr>
-          <w:rFonts w:ascii="Times New Roman" w:hAnsi="Times New Roman" w:cs="Times New Roman"/>
-          <w:lang w:val="en-GB"/>
-        </w:rPr>
-        <w:t>centre of art and science that Bonn bec</w:t>
-      </w:r>
-      <w:r>
-        <w:rPr>
-          <w:rFonts w:ascii="Times New Roman" w:hAnsi="Times New Roman" w:cs="Times New Roman"/>
-          <w:lang w:val="en-GB"/>
-        </w:rPr>
-        <w:t>a</w:t>
-      </w:r>
-      <w:r>
-        <w:rPr>
-          <w:rFonts w:ascii="Times New Roman" w:hAnsi="Times New Roman" w:cs="Times New Roman"/>
-          <w:lang w:val="en-GB"/>
-        </w:rPr>
-        <w:t xml:space="preserve">me in the second half of the </w:t>
-      </w:r>
-      <w:r>
-        <w:rPr>
-          <w:rFonts w:ascii="Times New Roman" w:hAnsi="Times New Roman" w:cs="Times New Roman"/>
-          <w:lang w:val="en-GB"/>
-        </w:rPr>
-        <w:t>eighteenth</w:t>
-      </w:r>
-      <w:r>
-        <w:rPr>
-          <w:rFonts w:ascii="Times New Roman" w:hAnsi="Times New Roman" w:cs="Times New Roman"/>
-          <w:lang w:val="en-GB"/>
-        </w:rPr>
-        <w:t xml:space="preserve"> century.</w:t>
-      </w:r>
-      <w:r>
-        <w:rPr>
-          <w:rFonts w:ascii="Times New Roman" w:hAnsi="Times New Roman" w:cs="Times New Roman"/>
-          <w:lang w:val="en-GB"/>
-        </w:rPr>
-        <w:t xml:space="preserve"> </w:t>
-      </w:r>
-      <w:r>
-        <w:rPr>
-          <w:rFonts w:ascii="Times New Roman" w:hAnsi="Times New Roman" w:cs="Times New Roman"/>
-          <w:lang w:val="en-GB"/>
-        </w:rPr>
-        <w:t>W</w:t>
-      </w:r>
-      <w:r>
-        <w:rPr>
-          <w:rFonts w:ascii="Times New Roman" w:hAnsi="Times New Roman" w:cs="Times New Roman"/>
-          <w:lang w:val="en-GB"/>
-        </w:rPr>
-        <w:t xml:space="preserve">hether he, like his </w:t>
-      </w:r>
-      <w:r>
-        <w:rPr>
-          <w:rFonts w:ascii="Times New Roman" w:hAnsi="Times New Roman" w:cs="Times New Roman"/>
-          <w:lang w:val="en-GB"/>
-        </w:rPr>
-        <w:t xml:space="preserve">older </w:t>
-      </w:r>
-      <w:r>
-        <w:rPr>
-          <w:rFonts w:ascii="Times New Roman" w:hAnsi="Times New Roman" w:cs="Times New Roman"/>
-          <w:lang w:val="en-GB"/>
-        </w:rPr>
-        <w:t>brother</w:t>
-      </w:r>
-      <w:r>
-        <w:rPr>
-          <w:rFonts w:ascii="Times New Roman" w:hAnsi="Times New Roman" w:cs="Times New Roman"/>
-          <w:lang w:val="en-GB"/>
-        </w:rPr>
-        <w:t xml:space="preserve"> </w:t>
-      </w:r>
-      <w:r>
-        <w:rPr>
-          <w:rFonts w:ascii="Times New Roman" w:hAnsi="Times New Roman" w:cs="Times New Roman"/>
-          <w:lang w:val="en-GB"/>
-        </w:rPr>
-        <w:t xml:space="preserve">Joseph Peter, </w:t>
-      </w:r>
-      <w:r>
-        <w:rPr>
-          <w:rFonts w:ascii="Times New Roman" w:hAnsi="Times New Roman" w:cs="Times New Roman"/>
-          <w:lang w:val="en-GB"/>
-        </w:rPr>
-        <w:t xml:space="preserve">attended </w:t>
-      </w:r>
-      <w:r>
-        <w:rPr>
-          <w:rFonts w:ascii="Times New Roman" w:hAnsi="Times New Roman" w:cs="Times New Roman"/>
-          <w:lang w:val="en-GB"/>
-        </w:rPr>
-        <w:t>the Jesuit Gymnasium</w:t>
-      </w:r>
-      <w:r>
-        <w:rPr>
-          <w:rFonts w:ascii="Times New Roman" w:hAnsi="Times New Roman" w:cs="Times New Roman"/>
-          <w:lang w:val="en-GB"/>
-        </w:rPr>
-        <w:t xml:space="preserve"> is unclear</w:t>
-      </w:r>
-      <w:r>
-        <w:rPr>
-          <w:rFonts w:ascii="Times New Roman" w:hAnsi="Times New Roman" w:cs="Times New Roman"/>
-          <w:lang w:val="en-GB"/>
-        </w:rPr>
-        <w:t>.</w:t>
-      </w:r>
-      <w:r>
-        <w:rPr>
-          <w:rFonts w:ascii="Times New Roman" w:hAnsi="Times New Roman" w:cs="Times New Roman"/>
-          <w:lang w:val="en-GB"/>
-        </w:rPr>
-        <w:t xml:space="preserve"> </w:t>
-      </w:r>
-      <w:r>
-        <w:rPr>
-          <w:rFonts w:ascii="Times New Roman" w:hAnsi="Times New Roman" w:cs="Times New Roman"/>
-          <w:lang w:val="en-GB"/>
-        </w:rPr>
-        <w:t>Yet, Eichhoff was a sharp and knowledgeable young man</w:t>
-      </w:r>
-      <w:r>
-        <w:rPr>
-          <w:rFonts w:ascii="Times New Roman" w:hAnsi="Times New Roman" w:cs="Times New Roman"/>
-          <w:lang w:val="en-GB"/>
-        </w:rPr>
-        <w:t xml:space="preserve"> who managed to </w:t>
-      </w:r>
-      <w:r>
-        <w:rPr>
-          <w:rFonts w:ascii="Times New Roman" w:hAnsi="Times New Roman" w:cs="Times New Roman"/>
-          <w:lang w:val="en-GB"/>
-        </w:rPr>
-        <w:t>undertake self-directed study of</w:t>
-      </w:r>
-      <w:r>
-        <w:rPr>
-          <w:rFonts w:ascii="Times New Roman" w:hAnsi="Times New Roman" w:cs="Times New Roman"/>
-          <w:lang w:val="en-GB"/>
-        </w:rPr>
-        <w:t xml:space="preserve"> law and economics during</w:t>
-      </w:r>
-      <w:r>
-        <w:rPr>
-          <w:rFonts w:ascii="Times New Roman" w:hAnsi="Times New Roman" w:cs="Times New Roman"/>
-          <w:lang w:val="en-GB"/>
-        </w:rPr>
-        <w:t xml:space="preserve"> the 1780s, while </w:t>
-      </w:r>
-      <w:r>
-        <w:rPr>
-          <w:rFonts w:ascii="Times New Roman" w:hAnsi="Times New Roman" w:cs="Times New Roman"/>
-          <w:lang w:val="en-GB"/>
-        </w:rPr>
-        <w:t xml:space="preserve">unenthusiastically </w:t>
-      </w:r>
-      <w:r>
-        <w:rPr>
-          <w:rFonts w:ascii="Times New Roman" w:hAnsi="Times New Roman" w:cs="Times New Roman"/>
-          <w:lang w:val="en-GB"/>
-        </w:rPr>
-        <w:t xml:space="preserve">holding </w:t>
-      </w:r>
-      <w:r>
-        <w:rPr>
-          <w:rFonts w:ascii="Times New Roman" w:hAnsi="Times New Roman" w:cs="Times New Roman"/>
-          <w:lang w:val="en-GB"/>
-        </w:rPr>
-        <w:t>the</w:t>
-      </w:r>
-      <w:r>
-        <w:rPr>
-          <w:rFonts w:ascii="Times New Roman" w:hAnsi="Times New Roman" w:cs="Times New Roman"/>
-          <w:lang w:val="en-GB"/>
-        </w:rPr>
-        <w:t xml:space="preserve"> position of chef for the </w:t>
-      </w:r>
-      <w:r>
-        <w:rPr>
-          <w:rFonts w:ascii="Times New Roman" w:hAnsi="Times New Roman" w:cs="Times New Roman"/>
-          <w:lang w:val="en-GB"/>
-        </w:rPr>
-        <w:t>P</w:t>
-      </w:r>
-      <w:r>
-        <w:rPr>
-          <w:rFonts w:ascii="Times New Roman" w:hAnsi="Times New Roman" w:cs="Times New Roman"/>
-          <w:lang w:val="en-GB"/>
-        </w:rPr>
-        <w:t>rince</w:t>
-      </w:r>
-      <w:r>
-        <w:rPr>
-          <w:rFonts w:ascii="Times New Roman" w:hAnsi="Times New Roman" w:cs="Times New Roman"/>
-          <w:lang w:val="en-GB"/>
-        </w:rPr>
-        <w:t xml:space="preserve"> </w:t>
-      </w:r>
-      <w:r>
-        <w:rPr>
-          <w:rFonts w:ascii="Times New Roman" w:hAnsi="Times New Roman" w:cs="Times New Roman"/>
-          <w:lang w:val="en-GB"/>
-        </w:rPr>
-        <w:t>E</w:t>
-      </w:r>
-      <w:r>
-        <w:rPr>
-          <w:rFonts w:ascii="Times New Roman" w:hAnsi="Times New Roman" w:cs="Times New Roman"/>
-          <w:lang w:val="en-GB"/>
-        </w:rPr>
-        <w:t>lector</w:t>
-      </w:r>
-      <w:r>
-        <w:rPr>
-          <w:rFonts w:ascii="Times New Roman" w:hAnsi="Times New Roman" w:cs="Times New Roman"/>
-          <w:lang w:val="en-GB"/>
-        </w:rPr>
-        <w:t xml:space="preserve">. </w:t>
-      </w:r>
-      <w:r>
-        <w:rPr>
-          <w:rFonts w:ascii="Times New Roman" w:hAnsi="Times New Roman" w:cs="Times New Roman"/>
-          <w:lang w:val="en-GB"/>
-        </w:rPr>
-        <w:t xml:space="preserve">He learned to speak French fluently after </w:t>
-      </w:r>
-      <w:r>
-        <w:rPr>
-          <w:rFonts w:ascii="Times New Roman" w:hAnsi="Times New Roman" w:cs="Times New Roman"/>
-          <w:lang w:val="en-GB"/>
-        </w:rPr>
-        <w:t>being</w:t>
-      </w:r>
-      <w:r>
-        <w:rPr>
-          <w:rFonts w:ascii="Times New Roman" w:hAnsi="Times New Roman" w:cs="Times New Roman"/>
-          <w:lang w:val="en-GB"/>
-        </w:rPr>
-        <w:t xml:space="preserve"> sen</w:t>
-      </w:r>
-      <w:r>
-        <w:rPr>
-          <w:rFonts w:ascii="Times New Roman" w:hAnsi="Times New Roman" w:cs="Times New Roman"/>
-          <w:lang w:val="en-GB"/>
-        </w:rPr>
-        <w:t>t</w:t>
-      </w:r>
-      <w:r>
-        <w:rPr>
-          <w:rFonts w:ascii="Times New Roman" w:hAnsi="Times New Roman" w:cs="Times New Roman"/>
-          <w:lang w:val="en-GB"/>
-        </w:rPr>
-        <w:t xml:space="preserve"> to Paris to get acquainted with French cuisine. </w:t>
-      </w:r>
-      <w:r>
-        <w:rPr>
-          <w:rFonts w:ascii="Times New Roman" w:hAnsi="Times New Roman" w:cs="Times New Roman"/>
-          <w:lang w:val="en-GB"/>
-        </w:rPr>
-        <w:t>T</w:t>
-      </w:r>
-      <w:r>
-        <w:rPr>
-          <w:rFonts w:ascii="Times New Roman" w:hAnsi="Times New Roman" w:cs="Times New Roman"/>
-          <w:lang w:val="en-GB"/>
-        </w:rPr>
-        <w:t>hrough his brother</w:t>
-      </w:r>
-      <w:r>
-        <w:rPr>
-          <w:rFonts w:ascii="Times New Roman" w:hAnsi="Times New Roman" w:cs="Times New Roman"/>
-          <w:lang w:val="en-GB"/>
-        </w:rPr>
-        <w:t xml:space="preserve"> Joseph Peter</w:t>
+        <w:t xml:space="preserve">In the 1780s </w:t>
+      </w:r>
+      <w:r>
+        <w:rPr>
+          <w:rFonts w:ascii="Times New Roman" w:hAnsi="Times New Roman" w:cs="Times New Roman"/>
+          <w:lang w:val="en-GB"/>
+        </w:rPr>
+        <w:t>Eichhoff gained</w:t>
+      </w:r>
+      <w:r>
+        <w:rPr>
+          <w:rFonts w:ascii="Times New Roman" w:hAnsi="Times New Roman" w:cs="Times New Roman"/>
+          <w:lang w:val="en-GB"/>
+        </w:rPr>
+        <w:t xml:space="preserve"> </w:t>
+      </w:r>
+      <w:r>
+        <w:rPr>
+          <w:rFonts w:ascii="Times New Roman" w:hAnsi="Times New Roman" w:cs="Times New Roman"/>
+          <w:lang w:val="en-GB"/>
+        </w:rPr>
+        <w:t xml:space="preserve">considerable material wealth by marrying the </w:t>
+      </w:r>
+      <w:r>
+        <w:rPr>
+          <w:rFonts w:ascii="Times New Roman" w:hAnsi="Times New Roman" w:cs="Times New Roman"/>
+          <w:lang w:val="en-GB"/>
+        </w:rPr>
+        <w:t xml:space="preserve">somewhat </w:t>
+      </w:r>
+      <w:r>
+        <w:rPr>
+          <w:rFonts w:ascii="Times New Roman" w:hAnsi="Times New Roman" w:cs="Times New Roman"/>
+          <w:lang w:val="en-GB"/>
+        </w:rPr>
+        <w:t>more senior</w:t>
+      </w:r>
+      <w:r>
+        <w:rPr>
+          <w:rFonts w:ascii="Times New Roman" w:hAnsi="Times New Roman" w:cs="Times New Roman"/>
+          <w:lang w:val="en-GB"/>
+        </w:rPr>
+        <w:t xml:space="preserve"> </w:t>
+      </w:r>
+      <w:r>
+        <w:rPr>
+          <w:rFonts w:ascii="Times New Roman" w:hAnsi="Times New Roman" w:cs="Times New Roman"/>
+          <w:lang w:val="en-GB"/>
+        </w:rPr>
+        <w:t>court singer Eva Grau</w:t>
+      </w:r>
+      <w:r>
+        <w:rPr>
+          <w:rFonts w:ascii="Times New Roman" w:hAnsi="Times New Roman" w:cs="Times New Roman"/>
+          <w:lang w:val="en-GB"/>
+        </w:rPr>
+        <w:t>, whose</w:t>
+      </w:r>
+      <w:r>
+        <w:rPr>
+          <w:rFonts w:ascii="Times New Roman" w:hAnsi="Times New Roman" w:cs="Times New Roman"/>
+          <w:lang w:val="en-GB"/>
+        </w:rPr>
+        <w:t xml:space="preserve"> father </w:t>
+      </w:r>
+      <w:r>
+        <w:rPr>
+          <w:rFonts w:ascii="Times New Roman" w:hAnsi="Times New Roman" w:cs="Times New Roman"/>
+          <w:lang w:val="en-GB"/>
+        </w:rPr>
+        <w:lastRenderedPageBreak/>
+        <w:t xml:space="preserve">was a grocer and </w:t>
+      </w:r>
+      <w:r>
+        <w:rPr>
+          <w:rFonts w:ascii="Times New Roman" w:hAnsi="Times New Roman" w:cs="Times New Roman"/>
+          <w:lang w:val="en-GB"/>
+        </w:rPr>
+        <w:t>owned</w:t>
+      </w:r>
+      <w:r>
+        <w:rPr>
+          <w:rFonts w:ascii="Times New Roman" w:hAnsi="Times New Roman" w:cs="Times New Roman"/>
+          <w:lang w:val="en-GB"/>
+        </w:rPr>
+        <w:t xml:space="preserve"> a store in colonial wares. </w:t>
+      </w:r>
+      <w:r>
+        <w:rPr>
+          <w:rFonts w:ascii="Times New Roman" w:hAnsi="Times New Roman" w:cs="Times New Roman"/>
+          <w:lang w:val="en-GB"/>
+        </w:rPr>
+        <w:t>In 1790 the store</w:t>
       </w:r>
       <w:r>
         <w:rPr>
@@ -1192,170 +1795,7 @@
           <w:rFonts w:ascii="Times New Roman" w:hAnsi="Times New Roman" w:cs="Times New Roman"/>
           <w:lang w:val="en-GB"/>
         </w:rPr>
-        <w:t xml:space="preserve"> </w:t>
-      </w:r>
-      <w:r>
-        <w:rPr>
-          <w:rFonts w:ascii="Times New Roman" w:hAnsi="Times New Roman" w:cs="Times New Roman"/>
-          <w:lang w:val="en-GB"/>
-        </w:rPr>
-        <w:t>by then</w:t>
-      </w:r>
-      <w:r>
-        <w:rPr>
-          <w:rFonts w:ascii="Times New Roman" w:hAnsi="Times New Roman" w:cs="Times New Roman"/>
-          <w:lang w:val="en-GB"/>
-        </w:rPr>
-        <w:t xml:space="preserve"> a</w:t>
-      </w:r>
-      <w:r>
-        <w:rPr>
-          <w:rFonts w:ascii="Times New Roman" w:hAnsi="Times New Roman" w:cs="Times New Roman"/>
-          <w:lang w:val="en-GB"/>
-        </w:rPr>
-        <w:t xml:space="preserve"> famous publicist</w:t>
-      </w:r>
-      <w:r>
-        <w:rPr>
-          <w:rFonts w:ascii="Times New Roman" w:hAnsi="Times New Roman" w:cs="Times New Roman"/>
-          <w:lang w:val="en-GB"/>
-        </w:rPr>
-        <w:t xml:space="preserve">, </w:t>
-      </w:r>
-      <w:r>
-        <w:rPr>
-          <w:rFonts w:ascii="Times New Roman" w:hAnsi="Times New Roman" w:cs="Times New Roman"/>
-          <w:lang w:val="en-GB"/>
-        </w:rPr>
-        <w:t xml:space="preserve">Eichhoff </w:t>
-      </w:r>
-      <w:r>
-        <w:rPr>
-          <w:rFonts w:ascii="Times New Roman" w:hAnsi="Times New Roman" w:cs="Times New Roman"/>
-          <w:lang w:val="en-GB"/>
-        </w:rPr>
-        <w:t>entered</w:t>
-      </w:r>
-      <w:r>
-        <w:rPr>
-          <w:rFonts w:ascii="Times New Roman" w:hAnsi="Times New Roman" w:cs="Times New Roman"/>
-          <w:lang w:val="en-GB"/>
-        </w:rPr>
-        <w:t xml:space="preserve"> the </w:t>
-      </w:r>
-      <w:r>
-        <w:rPr>
-          <w:rFonts w:ascii="Times New Roman" w:hAnsi="Times New Roman" w:cs="Times New Roman"/>
-          <w:lang w:val="en-GB"/>
-        </w:rPr>
-        <w:t xml:space="preserve">local circle of </w:t>
-      </w:r>
-      <w:r>
-        <w:rPr>
-          <w:rFonts w:ascii="Times New Roman" w:hAnsi="Times New Roman" w:cs="Times New Roman"/>
-          <w:lang w:val="en-GB"/>
-        </w:rPr>
-        <w:t>enl</w:t>
-      </w:r>
-      <w:r>
-        <w:rPr>
-          <w:rFonts w:ascii="Times New Roman" w:hAnsi="Times New Roman" w:cs="Times New Roman"/>
-          <w:lang w:val="en-GB"/>
-        </w:rPr>
-        <w:t>i</w:t>
-      </w:r>
-      <w:r>
-        <w:rPr>
-          <w:rFonts w:ascii="Times New Roman" w:hAnsi="Times New Roman" w:cs="Times New Roman"/>
-          <w:lang w:val="en-GB"/>
-        </w:rPr>
-        <w:t>g</w:t>
-      </w:r>
-      <w:r>
-        <w:rPr>
-          <w:rFonts w:ascii="Times New Roman" w:hAnsi="Times New Roman" w:cs="Times New Roman"/>
-          <w:lang w:val="en-GB"/>
-        </w:rPr>
-        <w:t>h</w:t>
-      </w:r>
-      <w:r>
-        <w:rPr>
-          <w:rFonts w:ascii="Times New Roman" w:hAnsi="Times New Roman" w:cs="Times New Roman"/>
-          <w:lang w:val="en-GB"/>
-        </w:rPr>
-        <w:t>tened intelligentsia</w:t>
-      </w:r>
-      <w:r>
-        <w:rPr>
-          <w:rFonts w:ascii="Times New Roman" w:hAnsi="Times New Roman" w:cs="Times New Roman"/>
-          <w:lang w:val="en-GB"/>
-        </w:rPr>
-        <w:t xml:space="preserve"> as</w:t>
-      </w:r>
-      <w:r>
-        <w:rPr>
-          <w:rFonts w:ascii="Times New Roman" w:hAnsi="Times New Roman" w:cs="Times New Roman"/>
-          <w:lang w:val="en-GB"/>
-        </w:rPr>
-        <w:t xml:space="preserve"> </w:t>
-      </w:r>
-      <w:r>
-        <w:rPr>
-          <w:rFonts w:ascii="Times New Roman" w:hAnsi="Times New Roman" w:cs="Times New Roman"/>
-          <w:lang w:val="en-GB"/>
-        </w:rPr>
-        <w:t>a</w:t>
-      </w:r>
-      <w:r>
-        <w:rPr>
-          <w:rFonts w:ascii="Times New Roman" w:hAnsi="Times New Roman" w:cs="Times New Roman"/>
-          <w:lang w:val="en-GB"/>
-        </w:rPr>
-        <w:t xml:space="preserve"> </w:t>
-      </w:r>
-      <w:r>
-        <w:rPr>
-          <w:rFonts w:ascii="Times New Roman" w:hAnsi="Times New Roman" w:cs="Times New Roman"/>
-          <w:lang w:val="en-GB"/>
-        </w:rPr>
-        <w:t>member of the Bonner illuminati</w:t>
-      </w:r>
-      <w:r>
-        <w:rPr>
-          <w:rFonts w:ascii="Times New Roman" w:hAnsi="Times New Roman" w:cs="Times New Roman"/>
-          <w:lang w:val="en-GB"/>
-        </w:rPr>
-        <w:t xml:space="preserve"> </w:t>
-      </w:r>
-      <w:r>
-        <w:rPr>
-          <w:rFonts w:ascii="Times New Roman" w:hAnsi="Times New Roman" w:cs="Times New Roman"/>
-          <w:lang w:val="en-GB"/>
-        </w:rPr>
-        <w:t>order</w:t>
-      </w:r>
-      <w:r>
-        <w:rPr>
-          <w:rFonts w:ascii="Times New Roman" w:hAnsi="Times New Roman" w:cs="Times New Roman"/>
-          <w:lang w:val="en-GB"/>
-        </w:rPr>
-        <w:t xml:space="preserve">, </w:t>
-      </w:r>
-      <w:proofErr w:type="spellStart"/>
-      <w:r>
-        <w:rPr>
-          <w:rFonts w:ascii="Times New Roman" w:hAnsi="Times New Roman" w:cs="Times New Roman"/>
-          <w:lang w:val="en-GB"/>
-        </w:rPr>
-        <w:t>Minervalkirche</w:t>
-      </w:r>
-      <w:proofErr w:type="spellEnd"/>
-      <w:r>
-        <w:rPr>
-          <w:rFonts w:ascii="Times New Roman" w:hAnsi="Times New Roman" w:cs="Times New Roman"/>
-          <w:lang w:val="en-GB"/>
-        </w:rPr>
-        <w:t xml:space="preserve"> Stagira</w:t>
+        <w:t xml:space="preserve"> brought into the marriage as a dowry</w:t>
       </w:r>
       <w:r>
         <w:rPr>
@@ -1369,426 +1809,7 @@
           <w:rFonts w:ascii="Times New Roman" w:hAnsi="Times New Roman" w:cs="Times New Roman"/>
           <w:lang w:val="en-GB"/>
         </w:rPr>
-        <w:t xml:space="preserve"> </w:t>
-      </w:r>
-      <w:r>
-        <w:rPr>
-          <w:rFonts w:ascii="Times New Roman" w:hAnsi="Times New Roman" w:cs="Times New Roman"/>
-          <w:lang w:val="en-GB"/>
-        </w:rPr>
-        <w:t xml:space="preserve">until its </w:t>
-      </w:r>
-      <w:r>
-        <w:rPr>
-          <w:rFonts w:ascii="Times New Roman" w:hAnsi="Times New Roman" w:cs="Times New Roman"/>
-          <w:lang w:val="en-GB"/>
-        </w:rPr>
-        <w:t xml:space="preserve">forced </w:t>
-      </w:r>
-      <w:r>
-        <w:rPr>
-          <w:rFonts w:ascii="Times New Roman" w:hAnsi="Times New Roman" w:cs="Times New Roman"/>
-          <w:lang w:val="en-GB"/>
-        </w:rPr>
-        <w:t>dissolution in 178</w:t>
-      </w:r>
-      <w:r>
-        <w:rPr>
-          <w:rFonts w:ascii="Times New Roman" w:hAnsi="Times New Roman" w:cs="Times New Roman"/>
-          <w:lang w:val="en-GB"/>
-        </w:rPr>
-        <w:t>5</w:t>
-      </w:r>
-      <w:r>
-        <w:rPr>
-          <w:rFonts w:ascii="Times New Roman" w:hAnsi="Times New Roman" w:cs="Times New Roman"/>
-          <w:lang w:val="en-GB"/>
-        </w:rPr>
-        <w:t>.</w:t>
-      </w:r>
-      <w:r>
-        <w:rPr>
-          <w:rFonts w:ascii="Times New Roman" w:hAnsi="Times New Roman" w:cs="Times New Roman"/>
-          <w:lang w:val="en-GB"/>
-        </w:rPr>
-        <w:t xml:space="preserve"> </w:t>
-      </w:r>
-      <w:r>
-        <w:rPr>
-          <w:rFonts w:ascii="Times New Roman" w:hAnsi="Times New Roman" w:cs="Times New Roman"/>
-          <w:lang w:val="en-GB"/>
-        </w:rPr>
-        <w:t>Two years later h</w:t>
-      </w:r>
-      <w:r>
-        <w:rPr>
-          <w:rFonts w:ascii="Times New Roman" w:hAnsi="Times New Roman" w:cs="Times New Roman"/>
-          <w:lang w:val="en-GB"/>
-        </w:rPr>
-        <w:t>e</w:t>
-      </w:r>
-      <w:r>
-        <w:rPr>
-          <w:rFonts w:ascii="Times New Roman" w:hAnsi="Times New Roman" w:cs="Times New Roman"/>
-          <w:lang w:val="en-GB"/>
-        </w:rPr>
-        <w:t xml:space="preserve"> was </w:t>
-      </w:r>
-      <w:r>
-        <w:rPr>
-          <w:rFonts w:ascii="Times New Roman" w:hAnsi="Times New Roman" w:cs="Times New Roman"/>
-          <w:lang w:val="en-GB"/>
-        </w:rPr>
-        <w:t xml:space="preserve">a </w:t>
-      </w:r>
-      <w:r>
-        <w:rPr>
-          <w:rFonts w:ascii="Times New Roman" w:hAnsi="Times New Roman" w:cs="Times New Roman"/>
-          <w:lang w:val="en-GB"/>
-        </w:rPr>
-        <w:t xml:space="preserve">founding member of </w:t>
-      </w:r>
-      <w:r>
-        <w:rPr>
-          <w:rFonts w:ascii="Times New Roman" w:hAnsi="Times New Roman" w:cs="Times New Roman"/>
-          <w:lang w:val="en-GB"/>
-        </w:rPr>
-        <w:t xml:space="preserve">the Lese- und </w:t>
-      </w:r>
-      <w:proofErr w:type="spellStart"/>
-      <w:r>
-        <w:rPr>
-          <w:rFonts w:ascii="Times New Roman" w:hAnsi="Times New Roman" w:cs="Times New Roman"/>
-          <w:lang w:val="en-GB"/>
-        </w:rPr>
-        <w:t>Erholungs</w:t>
-      </w:r>
-      <w:proofErr w:type="spellEnd"/>
-      <w:r>
-        <w:rPr>
-          <w:rFonts w:ascii="Times New Roman" w:hAnsi="Times New Roman" w:cs="Times New Roman"/>
-          <w:lang w:val="en-GB"/>
-        </w:rPr>
-        <w:t>-</w:t>
-      </w:r>
-      <w:r>
-        <w:rPr>
-          <w:rFonts w:ascii="Times New Roman" w:hAnsi="Times New Roman" w:cs="Times New Roman"/>
-          <w:lang w:val="en-GB"/>
-        </w:rPr>
-        <w:t>Gesellschaft</w:t>
-      </w:r>
-      <w:r>
-        <w:rPr>
-          <w:rFonts w:ascii="Times New Roman" w:hAnsi="Times New Roman" w:cs="Times New Roman"/>
-          <w:lang w:val="en-GB"/>
-        </w:rPr>
-        <w:t xml:space="preserve"> (The Reading and Recreation Society)</w:t>
-      </w:r>
-      <w:r>
-        <w:rPr>
-          <w:rFonts w:ascii="Times New Roman" w:hAnsi="Times New Roman" w:cs="Times New Roman"/>
-          <w:lang w:val="en-GB"/>
-        </w:rPr>
-        <w:t>,</w:t>
-      </w:r>
-      <w:r>
-        <w:rPr>
-          <w:rFonts w:ascii="Times New Roman" w:hAnsi="Times New Roman" w:cs="Times New Roman"/>
-          <w:lang w:val="en-GB"/>
-        </w:rPr>
-        <w:t xml:space="preserve"> </w:t>
-      </w:r>
-      <w:r>
-        <w:rPr>
-          <w:rFonts w:ascii="Times New Roman" w:hAnsi="Times New Roman" w:cs="Times New Roman"/>
-          <w:lang w:val="en-GB"/>
-        </w:rPr>
-        <w:t xml:space="preserve">one of the first reading societies in Europe </w:t>
-      </w:r>
-      <w:r>
-        <w:rPr>
-          <w:rFonts w:ascii="Times New Roman" w:hAnsi="Times New Roman" w:cs="Times New Roman"/>
-          <w:lang w:val="en-GB"/>
-        </w:rPr>
-        <w:t xml:space="preserve">that </w:t>
-      </w:r>
-      <w:r>
-        <w:rPr>
-          <w:rFonts w:ascii="Times New Roman" w:hAnsi="Times New Roman" w:cs="Times New Roman"/>
-          <w:lang w:val="en-GB"/>
-        </w:rPr>
-        <w:t>promot</w:t>
-      </w:r>
-      <w:r>
-        <w:rPr>
-          <w:rFonts w:ascii="Times New Roman" w:hAnsi="Times New Roman" w:cs="Times New Roman"/>
-          <w:lang w:val="en-GB"/>
-        </w:rPr>
-        <w:t>ed</w:t>
-      </w:r>
-      <w:r>
-        <w:rPr>
-          <w:rFonts w:ascii="Times New Roman" w:hAnsi="Times New Roman" w:cs="Times New Roman"/>
-          <w:lang w:val="en-GB"/>
-        </w:rPr>
-        <w:t xml:space="preserve"> </w:t>
-      </w:r>
-      <w:r>
-        <w:rPr>
-          <w:rFonts w:ascii="Times New Roman" w:hAnsi="Times New Roman" w:cs="Times New Roman"/>
-          <w:lang w:val="en-GB"/>
-        </w:rPr>
-        <w:t>the E</w:t>
-      </w:r>
-      <w:r>
-        <w:rPr>
-          <w:rFonts w:ascii="Times New Roman" w:hAnsi="Times New Roman" w:cs="Times New Roman"/>
-          <w:lang w:val="en-GB"/>
-        </w:rPr>
-        <w:t>nlight</w:t>
-      </w:r>
-      <w:r>
-        <w:rPr>
-          <w:rFonts w:ascii="Times New Roman" w:hAnsi="Times New Roman" w:cs="Times New Roman"/>
-          <w:lang w:val="en-GB"/>
-        </w:rPr>
-        <w:t>en</w:t>
-      </w:r>
-      <w:r>
-        <w:rPr>
-          <w:rFonts w:ascii="Times New Roman" w:hAnsi="Times New Roman" w:cs="Times New Roman"/>
-          <w:lang w:val="en-GB"/>
-        </w:rPr>
-        <w:t>ment</w:t>
-      </w:r>
-      <w:r>
-        <w:rPr>
-          <w:rFonts w:ascii="Times New Roman" w:hAnsi="Times New Roman" w:cs="Times New Roman"/>
-          <w:lang w:val="en-GB"/>
-        </w:rPr>
-        <w:t xml:space="preserve"> through their publications</w:t>
-      </w:r>
-      <w:r>
-        <w:rPr>
-          <w:rFonts w:ascii="Times New Roman" w:hAnsi="Times New Roman" w:cs="Times New Roman"/>
-          <w:lang w:val="en-GB"/>
-        </w:rPr>
-        <w:t>.</w:t>
-      </w:r>
-      <w:r>
-        <w:rPr>
-          <w:rFonts w:ascii="Times New Roman" w:hAnsi="Times New Roman" w:cs="Times New Roman"/>
-          <w:lang w:val="en-GB"/>
-        </w:rPr>
-        <w:t xml:space="preserve"> </w:t>
-      </w:r>
-      <w:r>
-        <w:rPr>
-          <w:rFonts w:ascii="Times New Roman" w:hAnsi="Times New Roman" w:cs="Times New Roman"/>
-          <w:lang w:val="en-GB"/>
-        </w:rPr>
-        <w:t>W</w:t>
-      </w:r>
-      <w:r>
-        <w:rPr>
-          <w:rFonts w:ascii="Times New Roman" w:hAnsi="Times New Roman" w:cs="Times New Roman"/>
-          <w:lang w:val="en-GB"/>
-        </w:rPr>
-        <w:t xml:space="preserve">ith his brother he was </w:t>
-      </w:r>
-      <w:r>
-        <w:rPr>
-          <w:rFonts w:ascii="Times New Roman" w:hAnsi="Times New Roman" w:cs="Times New Roman"/>
-          <w:lang w:val="en-GB"/>
-        </w:rPr>
-        <w:t>close</w:t>
-      </w:r>
-      <w:r>
-        <w:rPr>
-          <w:rFonts w:ascii="Times New Roman" w:hAnsi="Times New Roman" w:cs="Times New Roman"/>
-          <w:lang w:val="en-GB"/>
-        </w:rPr>
-        <w:t xml:space="preserve"> friends with </w:t>
-      </w:r>
-      <w:r>
-        <w:rPr>
-          <w:rFonts w:ascii="Times New Roman" w:hAnsi="Times New Roman" w:cs="Times New Roman"/>
-          <w:lang w:val="en-GB"/>
-        </w:rPr>
-        <w:t>fellow townsman Ludwig van Beethoven</w:t>
-      </w:r>
-      <w:r>
-        <w:rPr>
-          <w:rFonts w:ascii="Times New Roman" w:hAnsi="Times New Roman" w:cs="Times New Roman"/>
-          <w:lang w:val="en-GB"/>
-        </w:rPr>
-        <w:t xml:space="preserve"> before the composer and pianist moved to Vienna in 1792</w:t>
-      </w:r>
-      <w:r>
-        <w:rPr>
-          <w:rFonts w:ascii="Times New Roman" w:hAnsi="Times New Roman" w:cs="Times New Roman"/>
-          <w:lang w:val="en-GB"/>
-        </w:rPr>
-        <w:t>.</w:t>
-      </w:r>
-      <w:r>
-        <w:rPr>
-          <w:rFonts w:ascii="Times New Roman" w:hAnsi="Times New Roman" w:cs="Times New Roman"/>
-          <w:lang w:val="en-GB"/>
-        </w:rPr>
-        <w:t xml:space="preserve"> </w:t>
-      </w:r>
-      <w:r>
-        <w:rPr>
-          <w:rFonts w:ascii="Times New Roman" w:hAnsi="Times New Roman" w:cs="Times New Roman"/>
-          <w:lang w:val="en-GB"/>
-        </w:rPr>
-        <w:t xml:space="preserve">In the 1780s </w:t>
-      </w:r>
-      <w:proofErr w:type="spellStart"/>
-      <w:r>
-        <w:rPr>
-          <w:rFonts w:ascii="Times New Roman" w:hAnsi="Times New Roman" w:cs="Times New Roman"/>
-          <w:lang w:val="en-GB"/>
-        </w:rPr>
-        <w:t>Eichhoff</w:t>
-      </w:r>
-      <w:proofErr w:type="spellEnd"/>
-      <w:r>
-        <w:rPr>
-          <w:rFonts w:ascii="Times New Roman" w:hAnsi="Times New Roman" w:cs="Times New Roman"/>
-          <w:lang w:val="en-GB"/>
-        </w:rPr>
-        <w:t xml:space="preserve"> gained</w:t>
-      </w:r>
-      <w:r>
-        <w:rPr>
-          <w:rFonts w:ascii="Times New Roman" w:hAnsi="Times New Roman" w:cs="Times New Roman"/>
-          <w:lang w:val="en-GB"/>
-        </w:rPr>
-        <w:t xml:space="preserve"> </w:t>
-      </w:r>
-      <w:r>
-        <w:rPr>
-          <w:rFonts w:ascii="Times New Roman" w:hAnsi="Times New Roman" w:cs="Times New Roman"/>
-          <w:lang w:val="en-GB"/>
-        </w:rPr>
-        <w:t xml:space="preserve">considerable material wealth by marrying the </w:t>
-      </w:r>
-      <w:r>
-        <w:rPr>
-          <w:rFonts w:ascii="Times New Roman" w:hAnsi="Times New Roman" w:cs="Times New Roman"/>
-          <w:lang w:val="en-GB"/>
-        </w:rPr>
-        <w:t xml:space="preserve">somewhat </w:t>
-      </w:r>
-      <w:r>
-        <w:rPr>
-          <w:rFonts w:ascii="Times New Roman" w:hAnsi="Times New Roman" w:cs="Times New Roman"/>
-          <w:lang w:val="en-GB"/>
-        </w:rPr>
-        <w:t>more senior</w:t>
-      </w:r>
-      <w:r>
-        <w:rPr>
-          <w:rFonts w:ascii="Times New Roman" w:hAnsi="Times New Roman" w:cs="Times New Roman"/>
-          <w:lang w:val="en-GB"/>
-        </w:rPr>
-        <w:t xml:space="preserve"> </w:t>
-      </w:r>
-      <w:r>
-        <w:rPr>
-          <w:rFonts w:ascii="Times New Roman" w:hAnsi="Times New Roman" w:cs="Times New Roman"/>
-          <w:lang w:val="en-GB"/>
-        </w:rPr>
-        <w:t>court singer Eva Grau</w:t>
-      </w:r>
-      <w:r>
-        <w:rPr>
-          <w:rFonts w:ascii="Times New Roman" w:hAnsi="Times New Roman" w:cs="Times New Roman"/>
-          <w:lang w:val="en-GB"/>
-        </w:rPr>
-        <w:t>, whose</w:t>
-      </w:r>
-      <w:r>
-        <w:rPr>
-          <w:rFonts w:ascii="Times New Roman" w:hAnsi="Times New Roman" w:cs="Times New Roman"/>
-          <w:lang w:val="en-GB"/>
-        </w:rPr>
-        <w:t xml:space="preserve"> father </w:t>
-      </w:r>
-      <w:r>
-        <w:rPr>
-          <w:rFonts w:ascii="Times New Roman" w:hAnsi="Times New Roman" w:cs="Times New Roman"/>
-          <w:lang w:val="en-GB"/>
-        </w:rPr>
-        <w:t xml:space="preserve">was a grocer and </w:t>
-      </w:r>
-      <w:r>
-        <w:rPr>
-          <w:rFonts w:ascii="Times New Roman" w:hAnsi="Times New Roman" w:cs="Times New Roman"/>
-          <w:lang w:val="en-GB"/>
-        </w:rPr>
-        <w:t>owned</w:t>
-      </w:r>
-      <w:r>
-        <w:rPr>
-          <w:rFonts w:ascii="Times New Roman" w:hAnsi="Times New Roman" w:cs="Times New Roman"/>
-          <w:lang w:val="en-GB"/>
-        </w:rPr>
-        <w:t xml:space="preserve"> a store in colonial wares. </w:t>
-      </w:r>
-      <w:r>
-        <w:rPr>
-          <w:rFonts w:ascii="Times New Roman" w:hAnsi="Times New Roman" w:cs="Times New Roman"/>
-          <w:lang w:val="en-GB"/>
-        </w:rPr>
-        <w:t>In 1790 the store</w:t>
-      </w:r>
-      <w:r>
-        <w:rPr>
-          <w:rFonts w:ascii="Times New Roman" w:hAnsi="Times New Roman" w:cs="Times New Roman"/>
-          <w:lang w:val="en-GB"/>
-        </w:rPr>
-        <w:t>,</w:t>
-      </w:r>
-      <w:r>
-        <w:rPr>
-          <w:rFonts w:ascii="Times New Roman" w:hAnsi="Times New Roman" w:cs="Times New Roman"/>
-          <w:lang w:val="en-GB"/>
-        </w:rPr>
-        <w:t xml:space="preserve"> brought into the marriage as a dowry</w:t>
-      </w:r>
-      <w:r>
-        <w:rPr>
-          <w:rFonts w:ascii="Times New Roman" w:hAnsi="Times New Roman" w:cs="Times New Roman"/>
-          <w:lang w:val="en-GB"/>
-        </w:rPr>
-        <w:t>,</w:t>
-      </w:r>
-      <w:r>
-        <w:rPr>
-          <w:rFonts w:ascii="Times New Roman" w:hAnsi="Times New Roman" w:cs="Times New Roman"/>
-          <w:lang w:val="en-GB"/>
-        </w:rPr>
-        <w:t xml:space="preserve"> provided </w:t>
-      </w:r>
-      <w:proofErr w:type="spellStart"/>
-      <w:r>
-        <w:rPr>
-          <w:rFonts w:ascii="Times New Roman" w:hAnsi="Times New Roman" w:cs="Times New Roman"/>
-          <w:lang w:val="en-GB"/>
-        </w:rPr>
-        <w:t>Eichhoff</w:t>
-      </w:r>
-      <w:proofErr w:type="spellEnd"/>
-      <w:r>
-        <w:rPr>
-          <w:rFonts w:ascii="Times New Roman" w:hAnsi="Times New Roman" w:cs="Times New Roman"/>
-          <w:lang w:val="en-GB"/>
-        </w:rPr>
-        <w:t xml:space="preserve"> a comfortable escape from his court </w:t>
+        <w:t xml:space="preserve"> provided Eichhoff a comfortable escape from his court </w:t>
       </w:r>
       <w:r>
         <w:rPr>
@@ -2064,7 +2085,6 @@
           <w:rFonts w:ascii="Times New Roman" w:hAnsi="Times New Roman" w:cs="Times New Roman"/>
           <w:lang w:val="en-GB"/>
         </w:rPr>
-        <w:lastRenderedPageBreak/>
         <w:t>left bank of the Rhine</w:t>
       </w:r>
       <w:r>
@@ -2420,7 +2440,6 @@
         </w:rPr>
         <w:t xml:space="preserve">which confirmed the cession of the Rhineland, </w:t>
       </w:r>
-      <w:proofErr w:type="spellStart"/>
       <w:r>
         <w:rPr>
           <w:rFonts w:ascii="Times New Roman" w:hAnsi="Times New Roman" w:cs="Times New Roman"/>
@@ -2428,7 +2447,6 @@
         </w:rPr>
         <w:t>Eichhoff</w:t>
       </w:r>
-      <w:proofErr w:type="spellEnd"/>
       <w:r>
         <w:rPr>
           <w:rFonts w:ascii="Times New Roman" w:hAnsi="Times New Roman" w:cs="Times New Roman"/>
@@ -2702,21 +2720,12 @@
         </w:rPr>
         <w:t xml:space="preserve"> </w:t>
       </w:r>
-      <w:proofErr w:type="spellStart"/>
-      <w:r>
-        <w:rPr>
-          <w:rFonts w:ascii="Times New Roman" w:hAnsi="Times New Roman" w:cs="Times New Roman"/>
-          <w:lang w:val="en-GB"/>
-        </w:rPr>
-        <w:t>Eichhoff’s</w:t>
-      </w:r>
-      <w:proofErr w:type="spellEnd"/>
-      <w:r>
-        <w:rPr>
-          <w:rFonts w:ascii="Times New Roman" w:hAnsi="Times New Roman" w:cs="Times New Roman"/>
-          <w:lang w:val="en-GB"/>
-        </w:rPr>
-        <w:t xml:space="preserve"> suggestions nicely clung on the </w:t>
+      <w:r>
+        <w:rPr>
+          <w:rFonts w:ascii="Times New Roman" w:hAnsi="Times New Roman" w:cs="Times New Roman"/>
+          <w:lang w:val="en-GB"/>
+        </w:rPr>
+        <w:t xml:space="preserve">Eichhoff’s suggestions nicely clung on the </w:t>
       </w:r>
       <w:r>
         <w:rPr>
@@ -2830,21 +2839,12 @@
         </w:rPr>
         <w:t xml:space="preserve">, </w:t>
       </w:r>
-      <w:proofErr w:type="spellStart"/>
-      <w:r>
-        <w:rPr>
-          <w:rFonts w:ascii="Times New Roman" w:hAnsi="Times New Roman" w:cs="Times New Roman"/>
-          <w:lang w:val="en-GB"/>
-        </w:rPr>
-        <w:t>Eichhoff</w:t>
-      </w:r>
-      <w:proofErr w:type="spellEnd"/>
-      <w:r>
-        <w:rPr>
-          <w:rFonts w:ascii="Times New Roman" w:hAnsi="Times New Roman" w:cs="Times New Roman"/>
-          <w:lang w:val="en-GB"/>
-        </w:rPr>
-        <w:t xml:space="preserve"> argued that </w:t>
+      <w:r>
+        <w:rPr>
+          <w:rFonts w:ascii="Times New Roman" w:hAnsi="Times New Roman" w:cs="Times New Roman"/>
+          <w:lang w:val="en-GB"/>
+        </w:rPr>
+        <w:t xml:space="preserve">Eichhoff argued that </w:t>
       </w:r>
       <w:r>
         <w:rPr>
@@ -2916,21 +2916,12 @@
         </w:rPr>
         <w:t xml:space="preserve"> between the French Republic on the left and the Holy Roman Empire on the right bank of the river. </w:t>
       </w:r>
-      <w:proofErr w:type="spellStart"/>
-      <w:r>
-        <w:rPr>
-          <w:rFonts w:ascii="Times New Roman" w:hAnsi="Times New Roman" w:cs="Times New Roman"/>
-          <w:lang w:val="en-GB"/>
-        </w:rPr>
-        <w:t>Eichhoff’s</w:t>
-      </w:r>
-      <w:proofErr w:type="spellEnd"/>
-      <w:r>
-        <w:rPr>
-          <w:rFonts w:ascii="Times New Roman" w:hAnsi="Times New Roman" w:cs="Times New Roman"/>
-          <w:lang w:val="en-GB"/>
-        </w:rPr>
-        <w:t xml:space="preserve"> </w:t>
+      <w:r>
+        <w:rPr>
+          <w:rFonts w:ascii="Times New Roman" w:hAnsi="Times New Roman" w:cs="Times New Roman"/>
+          <w:lang w:val="en-GB"/>
+        </w:rPr>
+        <w:t xml:space="preserve">Eichhoff’s </w:t>
       </w:r>
       <w:r>
         <w:rPr>
@@ -2944,23 +2935,7 @@
           <w:rFonts w:ascii="Times New Roman" w:hAnsi="Times New Roman" w:cs="Times New Roman"/>
           <w:lang w:val="en-GB"/>
         </w:rPr>
-        <w:t xml:space="preserve"> were broadly supported. In 1803 the French diplomat Charles Etienne </w:t>
-      </w:r>
-      <w:proofErr w:type="spellStart"/>
-      <w:r>
-        <w:rPr>
-          <w:rFonts w:ascii="Times New Roman" w:hAnsi="Times New Roman" w:cs="Times New Roman"/>
-          <w:lang w:val="en-GB"/>
-        </w:rPr>
-        <w:t>Coquebert</w:t>
-      </w:r>
-      <w:proofErr w:type="spellEnd"/>
-      <w:r>
-        <w:rPr>
-          <w:rFonts w:ascii="Times New Roman" w:hAnsi="Times New Roman" w:cs="Times New Roman"/>
-          <w:lang w:val="en-GB"/>
-        </w:rPr>
-        <w:t xml:space="preserve"> de </w:t>
+        <w:t xml:space="preserve"> were broadly supported. In 1803 the French diplomat Charles Etienne Coquebert de </w:t>
       </w:r>
       <w:proofErr w:type="spellStart"/>
       <w:r>
@@ -3216,7 +3191,15 @@
           <w:rFonts w:ascii="Times New Roman" w:hAnsi="Times New Roman" w:cs="Times New Roman"/>
           <w:lang w:val="en-GB"/>
         </w:rPr>
-        <w:t xml:space="preserve">n the longer term. The French and German authorities appointed a small international </w:t>
+        <w:t xml:space="preserve">n the longer term. The French and German authorities appointed a </w:t>
+      </w:r>
+      <w:r>
+        <w:rPr>
+          <w:rFonts w:ascii="Times New Roman" w:hAnsi="Times New Roman" w:cs="Times New Roman"/>
+          <w:lang w:val="en-GB"/>
+        </w:rPr>
+        <w:lastRenderedPageBreak/>
+        <w:t xml:space="preserve">small international </w:t>
       </w:r>
       <w:r>
         <w:rPr>
@@ -3244,15 +3227,7 @@
           <w:rFonts w:ascii="Times New Roman" w:hAnsi="Times New Roman" w:cs="Times New Roman"/>
           <w:lang w:val="en-GB"/>
         </w:rPr>
-        <w:t xml:space="preserve">General, appointed by both authorities, was responsible for toll collection and general management. Four Inspectors, two appointed by each government, were accountable for inspecting the conditions of the riverbed and the towpaths and for securing a proper course of action at the tolling stations. This five-headed Secretariat, each of whom took an oath of allegiance to both the French and the German authorities, also constituted a Court of Appeal for skippers to object to penalties or presumed wrongdoings committed by Octroi agents. The Octroi administration was unique, not because it fully employed enlightened and </w:t>
-      </w:r>
-      <w:r>
-        <w:rPr>
-          <w:rFonts w:ascii="Times New Roman" w:hAnsi="Times New Roman" w:cs="Times New Roman"/>
-          <w:lang w:val="en-GB"/>
-        </w:rPr>
-        <w:lastRenderedPageBreak/>
-        <w:t>revolutionary principles, but because of its supranational legal and institutional organization that governed the Rhine as a unitary whole, as Eichhoff had advocated since 1801.</w:t>
+        <w:t>General, appointed by both authorities, was responsible for toll collection and general management. Four Inspectors, two appointed by each government, were accountable for inspecting the conditions of the riverbed and the towpaths and for securing a proper course of action at the tolling stations. This five-headed Secretariat, each of whom took an oath of allegiance to both the French and the German authorities, also constituted a Court of Appeal for skippers to object to penalties or presumed wrongdoings committed by Octroi agents. The Octroi administration was unique, not because it fully employed enlightened and revolutionary principles, but because of its supranational legal and institutional organization that governed the Rhine as a unitary whole, as Eichhoff had advocated since 1801.</w:t>
       </w:r>
     </w:p>
     <w:p>
@@ -3278,13 +3253,274 @@
         </w:rPr>
         <w:t xml:space="preserve">contemporaries called into question </w:t>
       </w:r>
+      <w:r>
+        <w:rPr>
+          <w:rFonts w:ascii="Times New Roman" w:hAnsi="Times New Roman" w:cs="Times New Roman"/>
+          <w:lang w:val="en-GB"/>
+        </w:rPr>
+        <w:t>Eichhoff’s</w:t>
+      </w:r>
+      <w:r>
+        <w:rPr>
+          <w:rFonts w:ascii="Times New Roman" w:hAnsi="Times New Roman" w:cs="Times New Roman"/>
+          <w:lang w:val="en-GB"/>
+        </w:rPr>
+        <w:t xml:space="preserve"> authorship of </w:t>
+      </w:r>
+      <w:r>
+        <w:rPr>
+          <w:rFonts w:ascii="Times New Roman" w:hAnsi="Times New Roman" w:cs="Times New Roman"/>
+          <w:lang w:val="en-GB"/>
+        </w:rPr>
+        <w:t>the</w:t>
+      </w:r>
+      <w:r>
+        <w:rPr>
+          <w:rFonts w:ascii="Times New Roman" w:hAnsi="Times New Roman" w:cs="Times New Roman"/>
+          <w:lang w:val="en-GB"/>
+        </w:rPr>
+        <w:t xml:space="preserve"> </w:t>
+      </w:r>
+      <w:r>
+        <w:rPr>
+          <w:rFonts w:ascii="Times New Roman" w:hAnsi="Times New Roman" w:cs="Times New Roman"/>
+          <w:lang w:val="en-GB"/>
+        </w:rPr>
+        <w:t xml:space="preserve">1802 </w:t>
+      </w:r>
+      <w:r>
+        <w:rPr>
+          <w:rFonts w:ascii="Times New Roman" w:hAnsi="Times New Roman" w:cs="Times New Roman"/>
+          <w:lang w:val="en-GB"/>
+        </w:rPr>
+        <w:t>memorandum</w:t>
+      </w:r>
+      <w:r>
+        <w:rPr>
+          <w:rFonts w:ascii="Times New Roman" w:hAnsi="Times New Roman" w:cs="Times New Roman"/>
+          <w:lang w:val="en-GB"/>
+        </w:rPr>
+        <w:t xml:space="preserve">, there was no doubt that with this publication </w:t>
+      </w:r>
+      <w:r>
+        <w:rPr>
+          <w:rFonts w:ascii="Times New Roman" w:hAnsi="Times New Roman" w:cs="Times New Roman"/>
+          <w:lang w:val="en-GB"/>
+        </w:rPr>
+        <w:t>he</w:t>
+      </w:r>
+      <w:r>
+        <w:rPr>
+          <w:rFonts w:ascii="Times New Roman" w:hAnsi="Times New Roman" w:cs="Times New Roman"/>
+          <w:lang w:val="en-GB"/>
+        </w:rPr>
+        <w:t xml:space="preserve"> </w:t>
+      </w:r>
+      <w:r>
+        <w:rPr>
+          <w:rFonts w:ascii="Times New Roman" w:hAnsi="Times New Roman" w:cs="Times New Roman"/>
+          <w:lang w:val="en-GB"/>
+        </w:rPr>
+        <w:t xml:space="preserve">had </w:t>
+      </w:r>
+      <w:r>
+        <w:rPr>
+          <w:rFonts w:ascii="Times New Roman" w:hAnsi="Times New Roman" w:cs="Times New Roman"/>
+          <w:lang w:val="en-GB"/>
+        </w:rPr>
+        <w:t>manifest</w:t>
+      </w:r>
+      <w:r>
+        <w:rPr>
+          <w:rFonts w:ascii="Times New Roman" w:hAnsi="Times New Roman" w:cs="Times New Roman"/>
+          <w:lang w:val="en-GB"/>
+        </w:rPr>
+        <w:t>ed</w:t>
+      </w:r>
+      <w:r>
+        <w:rPr>
+          <w:rFonts w:ascii="Times New Roman" w:hAnsi="Times New Roman" w:cs="Times New Roman"/>
+          <w:lang w:val="en-GB"/>
+        </w:rPr>
+        <w:t xml:space="preserve"> himself in the French political arena</w:t>
+      </w:r>
+      <w:r>
+        <w:rPr>
+          <w:rFonts w:ascii="Times New Roman" w:hAnsi="Times New Roman" w:cs="Times New Roman"/>
+          <w:lang w:val="en-GB"/>
+        </w:rPr>
+        <w:t>. From now on he was</w:t>
+      </w:r>
+      <w:r>
+        <w:rPr>
+          <w:rFonts w:ascii="Times New Roman" w:hAnsi="Times New Roman" w:cs="Times New Roman"/>
+          <w:lang w:val="en-GB"/>
+        </w:rPr>
+        <w:t xml:space="preserve"> not only </w:t>
+      </w:r>
+      <w:r>
+        <w:rPr>
+          <w:rFonts w:ascii="Times New Roman" w:hAnsi="Times New Roman" w:cs="Times New Roman"/>
+          <w:i/>
+          <w:iCs/>
+          <w:lang w:val="en-GB"/>
+        </w:rPr>
+        <w:t>the</w:t>
+      </w:r>
+      <w:r>
+        <w:rPr>
+          <w:rFonts w:ascii="Times New Roman" w:hAnsi="Times New Roman" w:cs="Times New Roman"/>
+          <w:lang w:val="en-GB"/>
+        </w:rPr>
+        <w:t xml:space="preserve"> statistical expert on commerce and navigation along the Rhine, but also a figure above the parties, calling for the establishment of a commission of wise merchants</w:t>
+      </w:r>
+      <w:r>
+        <w:rPr>
+          <w:rFonts w:ascii="Times New Roman" w:hAnsi="Times New Roman" w:cs="Times New Roman"/>
+          <w:lang w:val="en-GB"/>
+        </w:rPr>
+        <w:t>,</w:t>
+      </w:r>
+      <w:r>
+        <w:rPr>
+          <w:rFonts w:ascii="Times New Roman" w:hAnsi="Times New Roman" w:cs="Times New Roman"/>
+          <w:lang w:val="en-GB"/>
+        </w:rPr>
+        <w:t xml:space="preserve"> rather than diplomats</w:t>
+      </w:r>
+      <w:r>
+        <w:rPr>
+          <w:rFonts w:ascii="Times New Roman" w:hAnsi="Times New Roman" w:cs="Times New Roman"/>
+          <w:lang w:val="en-GB"/>
+        </w:rPr>
+        <w:t>,</w:t>
+      </w:r>
+      <w:r>
+        <w:rPr>
+          <w:rFonts w:ascii="Times New Roman" w:hAnsi="Times New Roman" w:cs="Times New Roman"/>
+          <w:lang w:val="en-GB"/>
+        </w:rPr>
+        <w:t xml:space="preserve"> to</w:t>
+      </w:r>
+      <w:r>
+        <w:rPr>
+          <w:rFonts w:ascii="Times New Roman" w:hAnsi="Times New Roman" w:cs="Times New Roman"/>
+          <w:lang w:val="en-GB"/>
+        </w:rPr>
+        <w:t xml:space="preserve"> prepare the stipulations for a future harmonized Rhine regime.</w:t>
+      </w:r>
+      <w:r>
+        <w:rPr>
+          <w:rFonts w:ascii="Times New Roman" w:hAnsi="Times New Roman" w:cs="Times New Roman"/>
+          <w:lang w:val="en-GB"/>
+        </w:rPr>
+        <w:t xml:space="preserve"> </w:t>
+      </w:r>
+      <w:r>
+        <w:rPr>
+          <w:rFonts w:ascii="Times New Roman" w:hAnsi="Times New Roman" w:cs="Times New Roman"/>
+          <w:lang w:val="en-GB"/>
+        </w:rPr>
+        <w:t>T</w:t>
+      </w:r>
+      <w:r>
+        <w:rPr>
+          <w:rFonts w:ascii="Times New Roman" w:hAnsi="Times New Roman" w:cs="Times New Roman"/>
+          <w:lang w:val="en-GB"/>
+        </w:rPr>
+        <w:t xml:space="preserve">herefore, </w:t>
+      </w:r>
+      <w:r>
+        <w:rPr>
+          <w:rFonts w:ascii="Times New Roman" w:hAnsi="Times New Roman" w:cs="Times New Roman"/>
+          <w:lang w:val="en-GB"/>
+        </w:rPr>
+        <w:t xml:space="preserve">after the conclusion of the </w:t>
+      </w:r>
+      <w:r>
+        <w:rPr>
+          <w:rFonts w:ascii="Times New Roman" w:hAnsi="Times New Roman" w:cs="Times New Roman"/>
+          <w:lang w:val="en-GB"/>
+        </w:rPr>
+        <w:t>Convention</w:t>
+      </w:r>
+      <w:r>
+        <w:rPr>
+          <w:rFonts w:ascii="Times New Roman" w:hAnsi="Times New Roman" w:cs="Times New Roman"/>
+          <w:lang w:val="en-GB"/>
+        </w:rPr>
+        <w:t xml:space="preserve"> it was no surprise that</w:t>
+      </w:r>
+      <w:r>
+        <w:rPr>
+          <w:rFonts w:ascii="Times New Roman" w:hAnsi="Times New Roman" w:cs="Times New Roman"/>
+          <w:lang w:val="en-GB"/>
+        </w:rPr>
+        <w:t xml:space="preserve"> </w:t>
+      </w:r>
+      <w:r>
+        <w:rPr>
+          <w:rFonts w:ascii="Times New Roman" w:hAnsi="Times New Roman" w:cs="Times New Roman"/>
+          <w:lang w:val="en-GB"/>
+        </w:rPr>
+        <w:t>Eichhoff was recruited</w:t>
+      </w:r>
+      <w:r>
+        <w:rPr>
+          <w:rFonts w:ascii="Times New Roman" w:hAnsi="Times New Roman" w:cs="Times New Roman"/>
+          <w:lang w:val="en-GB"/>
+        </w:rPr>
+        <w:t>, f</w:t>
+      </w:r>
+      <w:r>
+        <w:rPr>
+          <w:rFonts w:ascii="Times New Roman" w:hAnsi="Times New Roman" w:cs="Times New Roman"/>
+          <w:lang w:val="en-GB"/>
+        </w:rPr>
+        <w:t xml:space="preserve">irst as an </w:t>
+      </w:r>
+      <w:r>
+        <w:rPr>
+          <w:rFonts w:ascii="Times New Roman" w:hAnsi="Times New Roman" w:cs="Times New Roman"/>
+          <w:lang w:val="en-GB"/>
+        </w:rPr>
+        <w:t>I</w:t>
+      </w:r>
+      <w:r>
+        <w:rPr>
+          <w:rFonts w:ascii="Times New Roman" w:hAnsi="Times New Roman" w:cs="Times New Roman"/>
+          <w:lang w:val="en-GB"/>
+        </w:rPr>
+        <w:t>nspector</w:t>
+      </w:r>
+      <w:r>
+        <w:rPr>
+          <w:rFonts w:ascii="Times New Roman" w:hAnsi="Times New Roman" w:cs="Times New Roman"/>
+          <w:lang w:val="en-GB"/>
+        </w:rPr>
+        <w:t>. I</w:t>
+      </w:r>
+      <w:r>
+        <w:rPr>
+          <w:rFonts w:ascii="Times New Roman" w:hAnsi="Times New Roman" w:cs="Times New Roman"/>
+          <w:lang w:val="en-GB"/>
+        </w:rPr>
+        <w:t>n 1806</w:t>
+      </w:r>
+      <w:r>
+        <w:rPr>
+          <w:rFonts w:ascii="Times New Roman" w:hAnsi="Times New Roman" w:cs="Times New Roman"/>
+          <w:lang w:val="en-GB"/>
+        </w:rPr>
+        <w:t xml:space="preserve">, when </w:t>
+      </w:r>
       <w:proofErr w:type="spellStart"/>
       <w:r>
         <w:rPr>
           <w:rFonts w:ascii="Times New Roman" w:hAnsi="Times New Roman" w:cs="Times New Roman"/>
           <w:lang w:val="en-GB"/>
         </w:rPr>
-        <w:t>Eichhoff’s</w:t>
+        <w:t>Coquebert</w:t>
       </w:r>
       <w:proofErr w:type="spellEnd"/>
       <w:r>
@@ -3292,198 +3528,7 @@
           <w:rFonts w:ascii="Times New Roman" w:hAnsi="Times New Roman" w:cs="Times New Roman"/>
           <w:lang w:val="en-GB"/>
         </w:rPr>
-        <w:t xml:space="preserve"> authorship of </w:t>
-      </w:r>
-      <w:r>
-        <w:rPr>
-          <w:rFonts w:ascii="Times New Roman" w:hAnsi="Times New Roman" w:cs="Times New Roman"/>
-          <w:lang w:val="en-GB"/>
-        </w:rPr>
-        <w:t>the</w:t>
-      </w:r>
-      <w:r>
-        <w:rPr>
-          <w:rFonts w:ascii="Times New Roman" w:hAnsi="Times New Roman" w:cs="Times New Roman"/>
-          <w:lang w:val="en-GB"/>
-        </w:rPr>
-        <w:t xml:space="preserve"> </w:t>
-      </w:r>
-      <w:r>
-        <w:rPr>
-          <w:rFonts w:ascii="Times New Roman" w:hAnsi="Times New Roman" w:cs="Times New Roman"/>
-          <w:lang w:val="en-GB"/>
-        </w:rPr>
-        <w:t xml:space="preserve">1802 </w:t>
-      </w:r>
-      <w:r>
-        <w:rPr>
-          <w:rFonts w:ascii="Times New Roman" w:hAnsi="Times New Roman" w:cs="Times New Roman"/>
-          <w:lang w:val="en-GB"/>
-        </w:rPr>
-        <w:t>memorandum</w:t>
-      </w:r>
-      <w:r>
-        <w:rPr>
-          <w:rFonts w:ascii="Times New Roman" w:hAnsi="Times New Roman" w:cs="Times New Roman"/>
-          <w:lang w:val="en-GB"/>
-        </w:rPr>
-        <w:t xml:space="preserve">, there was no doubt that with this publication </w:t>
-      </w:r>
-      <w:r>
-        <w:rPr>
-          <w:rFonts w:ascii="Times New Roman" w:hAnsi="Times New Roman" w:cs="Times New Roman"/>
-          <w:lang w:val="en-GB"/>
-        </w:rPr>
-        <w:t>he</w:t>
-      </w:r>
-      <w:r>
-        <w:rPr>
-          <w:rFonts w:ascii="Times New Roman" w:hAnsi="Times New Roman" w:cs="Times New Roman"/>
-          <w:lang w:val="en-GB"/>
-        </w:rPr>
-        <w:t xml:space="preserve"> </w:t>
-      </w:r>
-      <w:r>
-        <w:rPr>
-          <w:rFonts w:ascii="Times New Roman" w:hAnsi="Times New Roman" w:cs="Times New Roman"/>
-          <w:lang w:val="en-GB"/>
-        </w:rPr>
-        <w:t xml:space="preserve">had </w:t>
-      </w:r>
-      <w:r>
-        <w:rPr>
-          <w:rFonts w:ascii="Times New Roman" w:hAnsi="Times New Roman" w:cs="Times New Roman"/>
-          <w:lang w:val="en-GB"/>
-        </w:rPr>
-        <w:t>manifest</w:t>
-      </w:r>
-      <w:r>
-        <w:rPr>
-          <w:rFonts w:ascii="Times New Roman" w:hAnsi="Times New Roman" w:cs="Times New Roman"/>
-          <w:lang w:val="en-GB"/>
-        </w:rPr>
-        <w:t>ed</w:t>
-      </w:r>
-      <w:r>
-        <w:rPr>
-          <w:rFonts w:ascii="Times New Roman" w:hAnsi="Times New Roman" w:cs="Times New Roman"/>
-          <w:lang w:val="en-GB"/>
-        </w:rPr>
-        <w:t xml:space="preserve"> himself in the French political arena</w:t>
-      </w:r>
-      <w:r>
-        <w:rPr>
-          <w:rFonts w:ascii="Times New Roman" w:hAnsi="Times New Roman" w:cs="Times New Roman"/>
-          <w:lang w:val="en-GB"/>
-        </w:rPr>
-        <w:t>. From now on he was</w:t>
-      </w:r>
-      <w:r>
-        <w:rPr>
-          <w:rFonts w:ascii="Times New Roman" w:hAnsi="Times New Roman" w:cs="Times New Roman"/>
-          <w:lang w:val="en-GB"/>
-        </w:rPr>
-        <w:t xml:space="preserve"> not only </w:t>
-      </w:r>
-      <w:r>
-        <w:rPr>
-          <w:rFonts w:ascii="Times New Roman" w:hAnsi="Times New Roman" w:cs="Times New Roman"/>
-          <w:i/>
-          <w:iCs/>
-          <w:lang w:val="en-GB"/>
-        </w:rPr>
-        <w:t>the</w:t>
-      </w:r>
-      <w:r>
-        <w:rPr>
-          <w:rFonts w:ascii="Times New Roman" w:hAnsi="Times New Roman" w:cs="Times New Roman"/>
-          <w:lang w:val="en-GB"/>
-        </w:rPr>
-        <w:t xml:space="preserve"> statistical expert on commerce and navigation along the Rhine, but also a figure above the parties, calling for the establishment of a commission of wise merchants</w:t>
-      </w:r>
-      <w:r>
-        <w:rPr>
-          <w:rFonts w:ascii="Times New Roman" w:hAnsi="Times New Roman" w:cs="Times New Roman"/>
-          <w:lang w:val="en-GB"/>
-        </w:rPr>
-        <w:t>,</w:t>
-      </w:r>
-      <w:r>
-        <w:rPr>
-          <w:rFonts w:ascii="Times New Roman" w:hAnsi="Times New Roman" w:cs="Times New Roman"/>
-          <w:lang w:val="en-GB"/>
-        </w:rPr>
-        <w:t xml:space="preserve"> rather than diplomats</w:t>
-      </w:r>
-      <w:r>
-        <w:rPr>
-          <w:rFonts w:ascii="Times New Roman" w:hAnsi="Times New Roman" w:cs="Times New Roman"/>
-          <w:lang w:val="en-GB"/>
-        </w:rPr>
-        <w:t>,</w:t>
-      </w:r>
-      <w:r>
-        <w:rPr>
-          <w:rFonts w:ascii="Times New Roman" w:hAnsi="Times New Roman" w:cs="Times New Roman"/>
-          <w:lang w:val="en-GB"/>
-        </w:rPr>
-        <w:t xml:space="preserve"> to</w:t>
-      </w:r>
-      <w:r>
-        <w:rPr>
-          <w:rFonts w:ascii="Times New Roman" w:hAnsi="Times New Roman" w:cs="Times New Roman"/>
-          <w:lang w:val="en-GB"/>
-        </w:rPr>
-        <w:t xml:space="preserve"> prepare the stipulations for a future harmonized Rhine regime.</w:t>
-      </w:r>
-      <w:r>
-        <w:rPr>
-          <w:rFonts w:ascii="Times New Roman" w:hAnsi="Times New Roman" w:cs="Times New Roman"/>
-          <w:lang w:val="en-GB"/>
-        </w:rPr>
-        <w:t xml:space="preserve"> </w:t>
-      </w:r>
-      <w:r>
-        <w:rPr>
-          <w:rFonts w:ascii="Times New Roman" w:hAnsi="Times New Roman" w:cs="Times New Roman"/>
-          <w:lang w:val="en-GB"/>
-        </w:rPr>
-        <w:t>T</w:t>
-      </w:r>
-      <w:r>
-        <w:rPr>
-          <w:rFonts w:ascii="Times New Roman" w:hAnsi="Times New Roman" w:cs="Times New Roman"/>
-          <w:lang w:val="en-GB"/>
-        </w:rPr>
-        <w:t xml:space="preserve">herefore, </w:t>
-      </w:r>
-      <w:r>
-        <w:rPr>
-          <w:rFonts w:ascii="Times New Roman" w:hAnsi="Times New Roman" w:cs="Times New Roman"/>
-          <w:lang w:val="en-GB"/>
-        </w:rPr>
-        <w:t xml:space="preserve">after the conclusion of the </w:t>
-      </w:r>
-      <w:r>
-        <w:rPr>
-          <w:rFonts w:ascii="Times New Roman" w:hAnsi="Times New Roman" w:cs="Times New Roman"/>
-          <w:lang w:val="en-GB"/>
-        </w:rPr>
-        <w:t>Convention</w:t>
-      </w:r>
-      <w:r>
-        <w:rPr>
-          <w:rFonts w:ascii="Times New Roman" w:hAnsi="Times New Roman" w:cs="Times New Roman"/>
-          <w:lang w:val="en-GB"/>
-        </w:rPr>
-        <w:t xml:space="preserve"> it was no surprise that</w:t>
-      </w:r>
-      <w:r>
-        <w:rPr>
-          <w:rFonts w:ascii="Times New Roman" w:hAnsi="Times New Roman" w:cs="Times New Roman"/>
-          <w:lang w:val="en-GB"/>
-        </w:rPr>
-        <w:t xml:space="preserve"> </w:t>
+        <w:t xml:space="preserve"> de </w:t>
       </w:r>
       <w:proofErr w:type="spellStart"/>
       <w:r>
@@ -3491,204 +3536,121 @@
           <w:rFonts w:ascii="Times New Roman" w:hAnsi="Times New Roman" w:cs="Times New Roman"/>
           <w:lang w:val="en-GB"/>
         </w:rPr>
+        <w:t>Montbret</w:t>
+      </w:r>
+      <w:proofErr w:type="spellEnd"/>
+      <w:r>
+        <w:rPr>
+          <w:rFonts w:ascii="Times New Roman" w:hAnsi="Times New Roman" w:cs="Times New Roman"/>
+          <w:lang w:val="en-GB"/>
+        </w:rPr>
+        <w:t xml:space="preserve"> </w:t>
+      </w:r>
+      <w:r>
+        <w:rPr>
+          <w:rFonts w:ascii="Times New Roman" w:hAnsi="Times New Roman" w:cs="Times New Roman"/>
+          <w:lang w:val="en-GB"/>
+        </w:rPr>
+        <w:t xml:space="preserve">became Director of </w:t>
+      </w:r>
+      <w:r>
+        <w:rPr>
+          <w:rFonts w:ascii="Times New Roman" w:hAnsi="Times New Roman" w:cs="Times New Roman"/>
+          <w:lang w:val="en-GB"/>
+        </w:rPr>
+        <w:t>S</w:t>
+      </w:r>
+      <w:r>
+        <w:rPr>
+          <w:rFonts w:ascii="Times New Roman" w:hAnsi="Times New Roman" w:cs="Times New Roman"/>
+          <w:lang w:val="en-GB"/>
+        </w:rPr>
+        <w:t xml:space="preserve">tatistics at the French Ministry of the Interior, he </w:t>
+      </w:r>
+      <w:r>
+        <w:rPr>
+          <w:rFonts w:ascii="Times New Roman" w:hAnsi="Times New Roman" w:cs="Times New Roman"/>
+          <w:lang w:val="en-GB"/>
+        </w:rPr>
+        <w:t xml:space="preserve">was discharged as </w:t>
+      </w:r>
+      <w:r>
+        <w:rPr>
+          <w:rFonts w:ascii="Times New Roman" w:hAnsi="Times New Roman" w:cs="Times New Roman"/>
+          <w:lang w:val="en-GB"/>
+        </w:rPr>
+        <w:t>C</w:t>
+      </w:r>
+      <w:r>
+        <w:rPr>
+          <w:rFonts w:ascii="Times New Roman" w:hAnsi="Times New Roman" w:cs="Times New Roman"/>
+          <w:lang w:val="en-GB"/>
+        </w:rPr>
+        <w:t>ommissioner</w:t>
+      </w:r>
+      <w:r>
+        <w:rPr>
+          <w:rFonts w:ascii="Times New Roman" w:hAnsi="Times New Roman" w:cs="Times New Roman"/>
+          <w:lang w:val="en-GB"/>
+        </w:rPr>
+        <w:t>-General</w:t>
+      </w:r>
+      <w:r>
+        <w:rPr>
+          <w:rFonts w:ascii="Times New Roman" w:hAnsi="Times New Roman" w:cs="Times New Roman"/>
+          <w:lang w:val="en-GB"/>
+        </w:rPr>
+        <w:t xml:space="preserve"> </w:t>
+      </w:r>
+      <w:r>
+        <w:rPr>
+          <w:rFonts w:ascii="Times New Roman" w:hAnsi="Times New Roman" w:cs="Times New Roman"/>
+          <w:lang w:val="en-GB"/>
+        </w:rPr>
+        <w:t>responsible for</w:t>
+      </w:r>
+      <w:r>
+        <w:rPr>
+          <w:rFonts w:ascii="Times New Roman" w:hAnsi="Times New Roman" w:cs="Times New Roman"/>
+          <w:lang w:val="en-GB"/>
+        </w:rPr>
+        <w:t xml:space="preserve"> setting up </w:t>
+      </w:r>
+      <w:r>
+        <w:rPr>
+          <w:rFonts w:ascii="Times New Roman" w:hAnsi="Times New Roman" w:cs="Times New Roman"/>
+          <w:lang w:val="en-GB"/>
+        </w:rPr>
+        <w:t>the Oct</w:t>
+      </w:r>
+      <w:r>
+        <w:rPr>
+          <w:rFonts w:ascii="Times New Roman" w:hAnsi="Times New Roman" w:cs="Times New Roman"/>
+          <w:lang w:val="en-GB"/>
+        </w:rPr>
+        <w:t>r</w:t>
+      </w:r>
+      <w:r>
+        <w:rPr>
+          <w:rFonts w:ascii="Times New Roman" w:hAnsi="Times New Roman" w:cs="Times New Roman"/>
+          <w:lang w:val="en-GB"/>
+        </w:rPr>
+        <w:t>oi administration.</w:t>
+      </w:r>
+      <w:r>
+        <w:rPr>
+          <w:rFonts w:ascii="Times New Roman" w:hAnsi="Times New Roman" w:cs="Times New Roman"/>
+          <w:lang w:val="en-GB"/>
+        </w:rPr>
+        <w:t xml:space="preserve"> </w:t>
+      </w:r>
+      <w:r>
+        <w:rPr>
+          <w:rFonts w:ascii="Times New Roman" w:hAnsi="Times New Roman" w:cs="Times New Roman"/>
+          <w:lang w:val="en-GB"/>
+        </w:rPr>
         <w:t>Eichhoff</w:t>
       </w:r>
-      <w:proofErr w:type="spellEnd"/>
-      <w:r>
-        <w:rPr>
-          <w:rFonts w:ascii="Times New Roman" w:hAnsi="Times New Roman" w:cs="Times New Roman"/>
-          <w:lang w:val="en-GB"/>
-        </w:rPr>
-        <w:t xml:space="preserve"> was recruited</w:t>
-      </w:r>
-      <w:r>
-        <w:rPr>
-          <w:rFonts w:ascii="Times New Roman" w:hAnsi="Times New Roman" w:cs="Times New Roman"/>
-          <w:lang w:val="en-GB"/>
-        </w:rPr>
-        <w:t>, f</w:t>
-      </w:r>
-      <w:r>
-        <w:rPr>
-          <w:rFonts w:ascii="Times New Roman" w:hAnsi="Times New Roman" w:cs="Times New Roman"/>
-          <w:lang w:val="en-GB"/>
-        </w:rPr>
-        <w:t xml:space="preserve">irst as an </w:t>
-      </w:r>
-      <w:r>
-        <w:rPr>
-          <w:rFonts w:ascii="Times New Roman" w:hAnsi="Times New Roman" w:cs="Times New Roman"/>
-          <w:lang w:val="en-GB"/>
-        </w:rPr>
-        <w:t>I</w:t>
-      </w:r>
-      <w:r>
-        <w:rPr>
-          <w:rFonts w:ascii="Times New Roman" w:hAnsi="Times New Roman" w:cs="Times New Roman"/>
-          <w:lang w:val="en-GB"/>
-        </w:rPr>
-        <w:t>nspector</w:t>
-      </w:r>
-      <w:r>
-        <w:rPr>
-          <w:rFonts w:ascii="Times New Roman" w:hAnsi="Times New Roman" w:cs="Times New Roman"/>
-          <w:lang w:val="en-GB"/>
-        </w:rPr>
-        <w:t>. I</w:t>
-      </w:r>
-      <w:r>
-        <w:rPr>
-          <w:rFonts w:ascii="Times New Roman" w:hAnsi="Times New Roman" w:cs="Times New Roman"/>
-          <w:lang w:val="en-GB"/>
-        </w:rPr>
-        <w:t>n 1806</w:t>
-      </w:r>
-      <w:r>
-        <w:rPr>
-          <w:rFonts w:ascii="Times New Roman" w:hAnsi="Times New Roman" w:cs="Times New Roman"/>
-          <w:lang w:val="en-GB"/>
-        </w:rPr>
-        <w:t xml:space="preserve">, when </w:t>
-      </w:r>
-      <w:proofErr w:type="spellStart"/>
-      <w:r>
-        <w:rPr>
-          <w:rFonts w:ascii="Times New Roman" w:hAnsi="Times New Roman" w:cs="Times New Roman"/>
-          <w:lang w:val="en-GB"/>
-        </w:rPr>
-        <w:t>Coquebert</w:t>
-      </w:r>
-      <w:proofErr w:type="spellEnd"/>
-      <w:r>
-        <w:rPr>
-          <w:rFonts w:ascii="Times New Roman" w:hAnsi="Times New Roman" w:cs="Times New Roman"/>
-          <w:lang w:val="en-GB"/>
-        </w:rPr>
-        <w:t xml:space="preserve"> de </w:t>
-      </w:r>
-      <w:proofErr w:type="spellStart"/>
-      <w:r>
-        <w:rPr>
-          <w:rFonts w:ascii="Times New Roman" w:hAnsi="Times New Roman" w:cs="Times New Roman"/>
-          <w:lang w:val="en-GB"/>
-        </w:rPr>
-        <w:t>Montbret</w:t>
-      </w:r>
-      <w:proofErr w:type="spellEnd"/>
-      <w:r>
-        <w:rPr>
-          <w:rFonts w:ascii="Times New Roman" w:hAnsi="Times New Roman" w:cs="Times New Roman"/>
-          <w:lang w:val="en-GB"/>
-        </w:rPr>
-        <w:t xml:space="preserve"> </w:t>
-      </w:r>
-      <w:r>
-        <w:rPr>
-          <w:rFonts w:ascii="Times New Roman" w:hAnsi="Times New Roman" w:cs="Times New Roman"/>
-          <w:lang w:val="en-GB"/>
-        </w:rPr>
-        <w:t xml:space="preserve">became Director of </w:t>
-      </w:r>
-      <w:r>
-        <w:rPr>
-          <w:rFonts w:ascii="Times New Roman" w:hAnsi="Times New Roman" w:cs="Times New Roman"/>
-          <w:lang w:val="en-GB"/>
-        </w:rPr>
-        <w:t>S</w:t>
-      </w:r>
-      <w:r>
-        <w:rPr>
-          <w:rFonts w:ascii="Times New Roman" w:hAnsi="Times New Roman" w:cs="Times New Roman"/>
-          <w:lang w:val="en-GB"/>
-        </w:rPr>
-        <w:t xml:space="preserve">tatistics at the French Ministry of the Interior, he </w:t>
-      </w:r>
-      <w:r>
-        <w:rPr>
-          <w:rFonts w:ascii="Times New Roman" w:hAnsi="Times New Roman" w:cs="Times New Roman"/>
-          <w:lang w:val="en-GB"/>
-        </w:rPr>
-        <w:t xml:space="preserve">was discharged as </w:t>
-      </w:r>
-      <w:r>
-        <w:rPr>
-          <w:rFonts w:ascii="Times New Roman" w:hAnsi="Times New Roman" w:cs="Times New Roman"/>
-          <w:lang w:val="en-GB"/>
-        </w:rPr>
-        <w:t>C</w:t>
-      </w:r>
-      <w:r>
-        <w:rPr>
-          <w:rFonts w:ascii="Times New Roman" w:hAnsi="Times New Roman" w:cs="Times New Roman"/>
-          <w:lang w:val="en-GB"/>
-        </w:rPr>
-        <w:t>ommissioner</w:t>
-      </w:r>
-      <w:r>
-        <w:rPr>
-          <w:rFonts w:ascii="Times New Roman" w:hAnsi="Times New Roman" w:cs="Times New Roman"/>
-          <w:lang w:val="en-GB"/>
-        </w:rPr>
-        <w:t>-General</w:t>
-      </w:r>
-      <w:r>
-        <w:rPr>
-          <w:rFonts w:ascii="Times New Roman" w:hAnsi="Times New Roman" w:cs="Times New Roman"/>
-          <w:lang w:val="en-GB"/>
-        </w:rPr>
-        <w:t xml:space="preserve"> </w:t>
-      </w:r>
-      <w:r>
-        <w:rPr>
-          <w:rFonts w:ascii="Times New Roman" w:hAnsi="Times New Roman" w:cs="Times New Roman"/>
-          <w:lang w:val="en-GB"/>
-        </w:rPr>
-        <w:t>responsible for</w:t>
-      </w:r>
-      <w:r>
-        <w:rPr>
-          <w:rFonts w:ascii="Times New Roman" w:hAnsi="Times New Roman" w:cs="Times New Roman"/>
-          <w:lang w:val="en-GB"/>
-        </w:rPr>
-        <w:t xml:space="preserve"> setting up </w:t>
-      </w:r>
-      <w:r>
-        <w:rPr>
-          <w:rFonts w:ascii="Times New Roman" w:hAnsi="Times New Roman" w:cs="Times New Roman"/>
-          <w:lang w:val="en-GB"/>
-        </w:rPr>
-        <w:t>the Oct</w:t>
-      </w:r>
-      <w:r>
-        <w:rPr>
-          <w:rFonts w:ascii="Times New Roman" w:hAnsi="Times New Roman" w:cs="Times New Roman"/>
-          <w:lang w:val="en-GB"/>
-        </w:rPr>
-        <w:t>r</w:t>
-      </w:r>
-      <w:r>
-        <w:rPr>
-          <w:rFonts w:ascii="Times New Roman" w:hAnsi="Times New Roman" w:cs="Times New Roman"/>
-          <w:lang w:val="en-GB"/>
-        </w:rPr>
-        <w:t>oi administration.</w:t>
-      </w:r>
-      <w:r>
-        <w:rPr>
-          <w:rFonts w:ascii="Times New Roman" w:hAnsi="Times New Roman" w:cs="Times New Roman"/>
-          <w:lang w:val="en-GB"/>
-        </w:rPr>
-        <w:t xml:space="preserve"> </w:t>
-      </w:r>
-      <w:proofErr w:type="spellStart"/>
-      <w:r>
-        <w:rPr>
-          <w:rFonts w:ascii="Times New Roman" w:hAnsi="Times New Roman" w:cs="Times New Roman"/>
-          <w:lang w:val="en-GB"/>
-        </w:rPr>
-        <w:t>Eichhoff</w:t>
-      </w:r>
-      <w:proofErr w:type="spellEnd"/>
       <w:r>
         <w:rPr>
           <w:rFonts w:ascii="Times New Roman" w:hAnsi="Times New Roman" w:cs="Times New Roman"/>
@@ -4397,23 +4359,7 @@
           <w:rFonts w:ascii="Times New Roman" w:hAnsi="Times New Roman" w:cs="Times New Roman"/>
           <w:lang w:val="en-GB"/>
         </w:rPr>
-        <w:t xml:space="preserve">to the local authorities. </w:t>
-      </w:r>
-      <w:proofErr w:type="spellStart"/>
-      <w:r>
-        <w:rPr>
-          <w:rFonts w:ascii="Times New Roman" w:hAnsi="Times New Roman" w:cs="Times New Roman"/>
-          <w:lang w:val="en-GB"/>
-        </w:rPr>
-        <w:t>Eichhoff’s</w:t>
-      </w:r>
-      <w:proofErr w:type="spellEnd"/>
-      <w:r>
-        <w:rPr>
-          <w:rFonts w:ascii="Times New Roman" w:hAnsi="Times New Roman" w:cs="Times New Roman"/>
-          <w:lang w:val="en-GB"/>
-        </w:rPr>
-        <w:t xml:space="preserve"> technocratic, but rather authoritarian</w:t>
+        <w:t>to the local authorities. Eichhoff’s technocratic, but rather authoritarian</w:t>
       </w:r>
       <w:r>
         <w:rPr>
@@ -4483,23 +4429,7 @@
           <w:rFonts w:ascii="Times New Roman" w:hAnsi="Times New Roman" w:cs="Times New Roman"/>
           <w:lang w:val="en-GB"/>
         </w:rPr>
-        <w:t xml:space="preserve">think that </w:t>
-      </w:r>
-      <w:proofErr w:type="spellStart"/>
-      <w:r>
-        <w:rPr>
-          <w:rFonts w:ascii="Times New Roman" w:hAnsi="Times New Roman" w:cs="Times New Roman"/>
-          <w:lang w:val="en-GB"/>
-        </w:rPr>
-        <w:t>Eichhoff</w:t>
-      </w:r>
-      <w:proofErr w:type="spellEnd"/>
-      <w:r>
-        <w:rPr>
-          <w:rFonts w:ascii="Times New Roman" w:hAnsi="Times New Roman" w:cs="Times New Roman"/>
-          <w:lang w:val="en-GB"/>
-        </w:rPr>
-        <w:t xml:space="preserve"> got </w:t>
+        <w:t xml:space="preserve">think that Eichhoff got </w:t>
       </w:r>
       <w:r>
         <w:rPr>
@@ -4873,7 +4803,15 @@
           <w:rFonts w:ascii="Times New Roman" w:hAnsi="Times New Roman" w:cs="Times New Roman"/>
           <w:lang w:val="en-GB"/>
         </w:rPr>
-        <w:t xml:space="preserve"> some months later, just days after the fall of Paris, he reached out again with extensive letters to the head of the temporary allied administration of the liberated areas</w:t>
+        <w:t xml:space="preserve"> some months later, just days after the fall of Paris, he reached out again with extensive letters to the head of the temporary allied administration of the </w:t>
+      </w:r>
+      <w:r>
+        <w:rPr>
+          <w:rFonts w:ascii="Times New Roman" w:hAnsi="Times New Roman" w:cs="Times New Roman"/>
+          <w:lang w:val="en-GB"/>
+        </w:rPr>
+        <w:lastRenderedPageBreak/>
+        <w:t>liberated areas</w:t>
       </w:r>
       <w:r>
         <w:rPr>
@@ -5073,15 +5011,7 @@
           <w:rFonts w:ascii="Times New Roman" w:hAnsi="Times New Roman" w:cs="Times New Roman"/>
           <w:lang w:val="en-GB"/>
         </w:rPr>
-        <w:t xml:space="preserve"> Stein was concise and resolute. The Rhine was placed </w:t>
-      </w:r>
-      <w:r>
-        <w:rPr>
-          <w:rFonts w:ascii="Times New Roman" w:hAnsi="Times New Roman" w:cs="Times New Roman"/>
-          <w:lang w:val="en-GB"/>
-        </w:rPr>
-        <w:lastRenderedPageBreak/>
-        <w:t xml:space="preserve">under the authority of Count Friedrich </w:t>
+        <w:t xml:space="preserve"> Stein was concise and resolute. The Rhine was placed under the authority of Count Friedrich </w:t>
       </w:r>
       <w:proofErr w:type="spellStart"/>
       <w:r>
@@ -5099,21 +5029,12 @@
         </w:rPr>
         <w:t xml:space="preserve"> </w:t>
       </w:r>
-      <w:proofErr w:type="spellStart"/>
-      <w:r>
-        <w:rPr>
-          <w:rFonts w:ascii="Times New Roman" w:hAnsi="Times New Roman" w:cs="Times New Roman"/>
-          <w:lang w:val="en-GB"/>
-        </w:rPr>
-        <w:t>Solms</w:t>
-      </w:r>
-      <w:proofErr w:type="spellEnd"/>
-      <w:r>
-        <w:rPr>
-          <w:rFonts w:ascii="Times New Roman" w:hAnsi="Times New Roman" w:cs="Times New Roman"/>
-          <w:lang w:val="en-GB"/>
-        </w:rPr>
-        <w:t>-Laubach, the unity of the Octroi administration was preserved</w:t>
+      <w:r>
+        <w:rPr>
+          <w:rFonts w:ascii="Times New Roman" w:hAnsi="Times New Roman" w:cs="Times New Roman"/>
+          <w:lang w:val="en-GB"/>
+        </w:rPr>
+        <w:t>Solms-Laubach, the unity of the Octroi administration was preserved</w:t>
       </w:r>
       <w:r>
         <w:rPr>
@@ -5127,23 +5048,7 @@
           <w:rFonts w:ascii="Times New Roman" w:hAnsi="Times New Roman" w:cs="Times New Roman"/>
           <w:lang w:val="en-GB"/>
         </w:rPr>
-        <w:t xml:space="preserve"> </w:t>
-      </w:r>
-      <w:proofErr w:type="spellStart"/>
-      <w:r>
-        <w:rPr>
-          <w:rFonts w:ascii="Times New Roman" w:hAnsi="Times New Roman" w:cs="Times New Roman"/>
-          <w:lang w:val="en-GB"/>
-        </w:rPr>
-        <w:t>Eichhoff’s</w:t>
-      </w:r>
-      <w:proofErr w:type="spellEnd"/>
-      <w:r>
-        <w:rPr>
-          <w:rFonts w:ascii="Times New Roman" w:hAnsi="Times New Roman" w:cs="Times New Roman"/>
-          <w:lang w:val="en-GB"/>
-        </w:rPr>
-        <w:t xml:space="preserve"> services were not required. </w:t>
+        <w:t xml:space="preserve"> Eichhoff’s services were not required. </w:t>
       </w:r>
       <w:r>
         <w:rPr>
@@ -5533,110 +5438,94 @@
           <w:rFonts w:ascii="Times New Roman" w:hAnsi="Times New Roman" w:cs="Times New Roman"/>
           <w:lang w:val="en-GB"/>
         </w:rPr>
-        <w:t xml:space="preserve"> </w:t>
+        <w:t xml:space="preserve"> Eichhoff’s proposal. During the sessions, Eichhoff was the only external expert who actively appeared multiple times. </w:t>
+      </w:r>
+      <w:r>
+        <w:rPr>
+          <w:rFonts w:ascii="Times New Roman" w:hAnsi="Times New Roman" w:cs="Times New Roman"/>
+          <w:lang w:val="en-GB"/>
+        </w:rPr>
+        <w:t>B</w:t>
+      </w:r>
+      <w:r>
+        <w:rPr>
+          <w:rFonts w:ascii="Times New Roman" w:hAnsi="Times New Roman" w:cs="Times New Roman"/>
+          <w:lang w:val="en-GB"/>
+        </w:rPr>
+        <w:t xml:space="preserve">ehind the scenes he continued lobbying among the representatives. </w:t>
+      </w:r>
+      <w:r>
+        <w:rPr>
+          <w:rFonts w:ascii="Times New Roman" w:hAnsi="Times New Roman" w:cs="Times New Roman"/>
+          <w:lang w:val="en-GB"/>
+        </w:rPr>
+        <w:t>From</w:t>
+      </w:r>
+      <w:r>
+        <w:rPr>
+          <w:rFonts w:ascii="Times New Roman" w:hAnsi="Times New Roman" w:cs="Times New Roman"/>
+          <w:lang w:val="en-GB"/>
+        </w:rPr>
+        <w:t xml:space="preserve"> the Dutch </w:t>
+      </w:r>
+      <w:r>
+        <w:rPr>
+          <w:rFonts w:ascii="Times New Roman" w:hAnsi="Times New Roman" w:cs="Times New Roman"/>
+          <w:color w:val="000000" w:themeColor="text1"/>
+          <w:lang w:val="en-GB"/>
+        </w:rPr>
+        <w:t>representative</w:t>
+      </w:r>
+      <w:r>
+        <w:rPr>
+          <w:rFonts w:ascii="Times New Roman" w:hAnsi="Times New Roman" w:cs="Times New Roman"/>
+          <w:color w:val="000000" w:themeColor="text1"/>
+          <w:lang w:val="en-GB"/>
+        </w:rPr>
+        <w:t xml:space="preserve"> </w:t>
+      </w:r>
+      <w:r>
+        <w:rPr>
+          <w:rFonts w:ascii="Times New Roman" w:hAnsi="Times New Roman" w:cs="Times New Roman"/>
+          <w:color w:val="000000" w:themeColor="text1"/>
+          <w:lang w:val="en-GB"/>
+        </w:rPr>
+        <w:t xml:space="preserve">Gerrit Karel van </w:t>
       </w:r>
       <w:proofErr w:type="spellStart"/>
       <w:r>
         <w:rPr>
           <w:rFonts w:ascii="Times New Roman" w:hAnsi="Times New Roman" w:cs="Times New Roman"/>
-          <w:lang w:val="en-GB"/>
-        </w:rPr>
-        <w:t>Eichhoff’s</w:t>
+          <w:color w:val="000000" w:themeColor="text1"/>
+          <w:lang w:val="en-GB"/>
+        </w:rPr>
+        <w:t>Spaen</w:t>
       </w:r>
       <w:proofErr w:type="spellEnd"/>
       <w:r>
         <w:rPr>
           <w:rFonts w:ascii="Times New Roman" w:hAnsi="Times New Roman" w:cs="Times New Roman"/>
-          <w:lang w:val="en-GB"/>
-        </w:rPr>
-        <w:t xml:space="preserve"> proposal. During the sessions, Eichhoff was the only external expert who actively appeared multiple times. </w:t>
-      </w:r>
-      <w:r>
-        <w:rPr>
-          <w:rFonts w:ascii="Times New Roman" w:hAnsi="Times New Roman" w:cs="Times New Roman"/>
-          <w:lang w:val="en-GB"/>
-        </w:rPr>
-        <w:t>B</w:t>
-      </w:r>
-      <w:r>
-        <w:rPr>
-          <w:rFonts w:ascii="Times New Roman" w:hAnsi="Times New Roman" w:cs="Times New Roman"/>
-          <w:lang w:val="en-GB"/>
-        </w:rPr>
-        <w:t xml:space="preserve">ehind the scenes he continued lobbying among the representatives. </w:t>
-      </w:r>
-      <w:r>
-        <w:rPr>
-          <w:rFonts w:ascii="Times New Roman" w:hAnsi="Times New Roman" w:cs="Times New Roman"/>
-          <w:lang w:val="en-GB"/>
-        </w:rPr>
-        <w:t>From</w:t>
-      </w:r>
-      <w:r>
-        <w:rPr>
-          <w:rFonts w:ascii="Times New Roman" w:hAnsi="Times New Roman" w:cs="Times New Roman"/>
-          <w:lang w:val="en-GB"/>
-        </w:rPr>
-        <w:t xml:space="preserve"> the Dutch </w:t>
-      </w:r>
-      <w:r>
-        <w:rPr>
-          <w:rFonts w:ascii="Times New Roman" w:hAnsi="Times New Roman" w:cs="Times New Roman"/>
           <w:color w:val="000000" w:themeColor="text1"/>
           <w:lang w:val="en-GB"/>
         </w:rPr>
-        <w:t>representative</w:t>
-      </w:r>
+        <w:t xml:space="preserve"> de </w:t>
+      </w:r>
+      <w:proofErr w:type="spellStart"/>
       <w:r>
         <w:rPr>
           <w:rFonts w:ascii="Times New Roman" w:hAnsi="Times New Roman" w:cs="Times New Roman"/>
           <w:color w:val="000000" w:themeColor="text1"/>
           <w:lang w:val="en-GB"/>
         </w:rPr>
-        <w:t xml:space="preserve"> </w:t>
-      </w:r>
+        <w:t>Voorstonden</w:t>
+      </w:r>
+      <w:proofErr w:type="spellEnd"/>
       <w:r>
         <w:rPr>
           <w:rFonts w:ascii="Times New Roman" w:hAnsi="Times New Roman" w:cs="Times New Roman"/>
           <w:color w:val="000000" w:themeColor="text1"/>
           <w:lang w:val="en-GB"/>
         </w:rPr>
-        <w:t xml:space="preserve">Gerrit Karel van </w:t>
-      </w:r>
-      <w:proofErr w:type="spellStart"/>
-      <w:r>
-        <w:rPr>
-          <w:rFonts w:ascii="Times New Roman" w:hAnsi="Times New Roman" w:cs="Times New Roman"/>
-          <w:color w:val="000000" w:themeColor="text1"/>
-          <w:lang w:val="en-GB"/>
-        </w:rPr>
-        <w:t>Spaen</w:t>
-      </w:r>
-      <w:proofErr w:type="spellEnd"/>
-      <w:r>
-        <w:rPr>
-          <w:rFonts w:ascii="Times New Roman" w:hAnsi="Times New Roman" w:cs="Times New Roman"/>
-          <w:color w:val="000000" w:themeColor="text1"/>
-          <w:lang w:val="en-GB"/>
-        </w:rPr>
-        <w:t xml:space="preserve"> de </w:t>
-      </w:r>
-      <w:proofErr w:type="spellStart"/>
-      <w:r>
-        <w:rPr>
-          <w:rFonts w:ascii="Times New Roman" w:hAnsi="Times New Roman" w:cs="Times New Roman"/>
-          <w:color w:val="000000" w:themeColor="text1"/>
-          <w:lang w:val="en-GB"/>
-        </w:rPr>
-        <w:t>Voorstonden</w:t>
-      </w:r>
-      <w:proofErr w:type="spellEnd"/>
-      <w:r>
-        <w:rPr>
-          <w:rFonts w:ascii="Times New Roman" w:hAnsi="Times New Roman" w:cs="Times New Roman"/>
-          <w:color w:val="000000" w:themeColor="text1"/>
-          <w:lang w:val="en-GB"/>
-        </w:rPr>
         <w:t xml:space="preserve"> </w:t>
       </w:r>
       <w:r>
@@ -6141,23 +6030,15 @@
           <w:rFonts w:ascii="Times New Roman" w:hAnsi="Times New Roman" w:cs="Times New Roman"/>
           <w:lang w:val="en-GB"/>
         </w:rPr>
-        <w:t xml:space="preserve">seated in Mainz. In May 1815 Humboldt recognized </w:t>
-      </w:r>
-      <w:proofErr w:type="spellStart"/>
-      <w:r>
-        <w:rPr>
-          <w:rFonts w:ascii="Times New Roman" w:hAnsi="Times New Roman" w:cs="Times New Roman"/>
-          <w:lang w:val="en-GB"/>
-        </w:rPr>
-        <w:t>Eichhoff’s</w:t>
-      </w:r>
-      <w:proofErr w:type="spellEnd"/>
-      <w:r>
-        <w:rPr>
-          <w:rFonts w:ascii="Times New Roman" w:hAnsi="Times New Roman" w:cs="Times New Roman"/>
-          <w:lang w:val="en-GB"/>
-        </w:rPr>
-        <w:t xml:space="preserve"> services and charged him with the preparation of </w:t>
+        <w:t xml:space="preserve">seated in Mainz. In </w:t>
+      </w:r>
+      <w:r>
+        <w:rPr>
+          <w:rFonts w:ascii="Times New Roman" w:hAnsi="Times New Roman" w:cs="Times New Roman"/>
+          <w:lang w:val="en-GB"/>
+        </w:rPr>
+        <w:lastRenderedPageBreak/>
+        <w:t xml:space="preserve">May 1815 Humboldt recognized Eichhoff’s services and charged him with the preparation of </w:t>
       </w:r>
       <w:r>
         <w:rPr>
@@ -6274,21 +6155,12 @@
         </w:rPr>
         <w:t xml:space="preserve">Jacob </w:t>
       </w:r>
-      <w:proofErr w:type="spellStart"/>
-      <w:r>
-        <w:rPr>
-          <w:rFonts w:ascii="Times New Roman" w:hAnsi="Times New Roman" w:cs="Times New Roman"/>
-          <w:lang w:val="en-GB"/>
-        </w:rPr>
-        <w:t>Gergens</w:t>
-      </w:r>
-      <w:proofErr w:type="spellEnd"/>
-      <w:r>
-        <w:rPr>
-          <w:rFonts w:ascii="Times New Roman" w:hAnsi="Times New Roman" w:cs="Times New Roman"/>
-          <w:lang w:val="en-GB"/>
-        </w:rPr>
-        <w:t xml:space="preserve"> and Carl </w:t>
+      <w:r>
+        <w:rPr>
+          <w:rFonts w:ascii="Times New Roman" w:hAnsi="Times New Roman" w:cs="Times New Roman"/>
+          <w:lang w:val="en-GB"/>
+        </w:rPr>
+        <w:t xml:space="preserve">Gergens and Carl </w:t>
       </w:r>
       <w:r>
         <w:rPr>
@@ -6316,23 +6188,7 @@
           <w:rFonts w:ascii="Times New Roman" w:hAnsi="Times New Roman" w:cs="Times New Roman"/>
           <w:lang w:val="en-GB"/>
         </w:rPr>
-        <w:t xml:space="preserve"> dropped out in 1816 </w:t>
-      </w:r>
-      <w:proofErr w:type="spellStart"/>
-      <w:r>
-        <w:rPr>
-          <w:rFonts w:ascii="Times New Roman" w:hAnsi="Times New Roman" w:cs="Times New Roman"/>
-          <w:lang w:val="en-GB"/>
-        </w:rPr>
-        <w:t>Eichhoff</w:t>
-      </w:r>
-      <w:proofErr w:type="spellEnd"/>
-      <w:r>
-        <w:rPr>
-          <w:rFonts w:ascii="Times New Roman" w:hAnsi="Times New Roman" w:cs="Times New Roman"/>
-          <w:lang w:val="en-GB"/>
-        </w:rPr>
-        <w:t xml:space="preserve"> continued alone.</w:t>
+        <w:t xml:space="preserve"> dropped out in 1816 Eichhoff continued alone.</w:t>
       </w:r>
       <w:r>
         <w:rPr>
@@ -6395,15 +6251,7 @@
           <w:rFonts w:ascii="Times New Roman" w:hAnsi="Times New Roman" w:cs="Times New Roman"/>
           <w:lang w:val="en-GB"/>
         </w:rPr>
-        <w:t xml:space="preserve">seeking to unite the conflicting interests among the representatives. But his mission to implement an </w:t>
-      </w:r>
-      <w:r>
-        <w:rPr>
-          <w:rFonts w:ascii="Times New Roman" w:hAnsi="Times New Roman" w:cs="Times New Roman"/>
-          <w:lang w:val="en-GB"/>
-        </w:rPr>
-        <w:lastRenderedPageBreak/>
-        <w:t xml:space="preserve">Octroi-like regime failed miserably, and tragically, </w:t>
+        <w:t xml:space="preserve">seeking to unite the conflicting interests among the representatives. But his mission to implement an Octroi-like regime failed miserably, and tragically, </w:t>
       </w:r>
       <w:r>
         <w:rPr>
@@ -6946,23 +6794,7 @@
           <w:rFonts w:ascii="Times New Roman" w:hAnsi="Times New Roman" w:cs="Times New Roman"/>
           <w:lang w:val="en-GB"/>
         </w:rPr>
-        <w:t xml:space="preserve">n 1819 </w:t>
-      </w:r>
-      <w:proofErr w:type="spellStart"/>
-      <w:r>
-        <w:rPr>
-          <w:rFonts w:ascii="Times New Roman" w:hAnsi="Times New Roman" w:cs="Times New Roman"/>
-          <w:lang w:val="en-GB"/>
-        </w:rPr>
-        <w:t>Eichhoff</w:t>
-      </w:r>
-      <w:proofErr w:type="spellEnd"/>
-      <w:r>
-        <w:rPr>
-          <w:rFonts w:ascii="Times New Roman" w:hAnsi="Times New Roman" w:cs="Times New Roman"/>
-          <w:lang w:val="en-GB"/>
-        </w:rPr>
-        <w:t xml:space="preserve"> surprised </w:t>
+        <w:t xml:space="preserve">n 1819 Eichhoff surprised </w:t>
       </w:r>
       <w:r>
         <w:rPr>
@@ -7130,23 +6962,7 @@
           <w:rFonts w:ascii="Times New Roman" w:hAnsi="Times New Roman" w:cs="Times New Roman"/>
           <w:lang w:val="en-GB"/>
         </w:rPr>
-        <w:t xml:space="preserve"> high hopes that </w:t>
-      </w:r>
-      <w:proofErr w:type="spellStart"/>
-      <w:r>
-        <w:rPr>
-          <w:rFonts w:ascii="Times New Roman" w:hAnsi="Times New Roman" w:cs="Times New Roman"/>
-          <w:lang w:val="en-GB"/>
-        </w:rPr>
-        <w:t>Eichhoff</w:t>
-      </w:r>
-      <w:proofErr w:type="spellEnd"/>
-      <w:r>
-        <w:rPr>
-          <w:rFonts w:ascii="Times New Roman" w:hAnsi="Times New Roman" w:cs="Times New Roman"/>
-          <w:lang w:val="en-GB"/>
-        </w:rPr>
-        <w:t xml:space="preserve"> might become </w:t>
+        <w:t xml:space="preserve"> high hopes that Eichhoff might become </w:t>
       </w:r>
       <w:r>
         <w:rPr>
@@ -7391,23 +7207,7 @@
           <w:rFonts w:ascii="Times New Roman" w:hAnsi="Times New Roman" w:cs="Times New Roman"/>
           <w:lang w:val="en-US"/>
         </w:rPr>
-        <w:t xml:space="preserve">, </w:t>
-      </w:r>
-      <w:proofErr w:type="spellStart"/>
-      <w:r>
-        <w:rPr>
-          <w:rFonts w:ascii="Times New Roman" w:hAnsi="Times New Roman" w:cs="Times New Roman"/>
-          <w:lang w:val="en-US"/>
-        </w:rPr>
-        <w:t>Eichhoff</w:t>
-      </w:r>
-      <w:proofErr w:type="spellEnd"/>
-      <w:r>
-        <w:rPr>
-          <w:rFonts w:ascii="Times New Roman" w:hAnsi="Times New Roman" w:cs="Times New Roman"/>
-          <w:lang w:val="en-US"/>
-        </w:rPr>
-        <w:t xml:space="preserve"> </w:t>
+        <w:t xml:space="preserve">, Eichhoff </w:t>
       </w:r>
       <w:r>
         <w:rPr>
@@ -7542,25 +7342,7 @@
           <w:color w:val="000000" w:themeColor="text1"/>
           <w:lang w:val="en-GB"/>
         </w:rPr>
-        <w:t xml:space="preserve"> He therefore did not witness how the Dutch-Prussian deadlock was finally settled in 1831. With the new Mainz Convention, Prussia agreed to remove the forced transhipment </w:t>
-      </w:r>
-      <w:proofErr w:type="gramStart"/>
-      <w:r>
-        <w:rPr>
-          <w:rFonts w:ascii="Times New Roman" w:hAnsi="Times New Roman" w:cs="Times New Roman"/>
-          <w:color w:val="000000" w:themeColor="text1"/>
-          <w:lang w:val="en-GB"/>
-        </w:rPr>
-        <w:t>rights</w:t>
-      </w:r>
-      <w:proofErr w:type="gramEnd"/>
-      <w:r>
-        <w:rPr>
-          <w:rFonts w:ascii="Times New Roman" w:hAnsi="Times New Roman" w:cs="Times New Roman"/>
-          <w:color w:val="000000" w:themeColor="text1"/>
-          <w:lang w:val="en-GB"/>
-        </w:rPr>
-        <w:t xml:space="preserve"> and The Netherlands conceded to make the </w:t>
+        <w:t xml:space="preserve"> He therefore did not witness how the Dutch-Prussian deadlock was finally settled in 1831. With the new Mainz Convention, Prussia agreed to remove the forced transhipment rights and The Netherlands conceded to make the </w:t>
       </w:r>
       <w:r>
         <w:rPr>
@@ -7604,21 +7386,12 @@
           <w:lang w:val="en-GB"/>
         </w:rPr>
       </w:pPr>
-      <w:proofErr w:type="spellStart"/>
-      <w:r>
-        <w:rPr>
-          <w:rFonts w:ascii="Times New Roman" w:hAnsi="Times New Roman" w:cs="Times New Roman"/>
-          <w:lang w:val="en-GB"/>
-        </w:rPr>
-        <w:t>Eichhoff’s</w:t>
-      </w:r>
-      <w:proofErr w:type="spellEnd"/>
-      <w:r>
-        <w:rPr>
-          <w:rFonts w:ascii="Times New Roman" w:hAnsi="Times New Roman" w:cs="Times New Roman"/>
-          <w:lang w:val="en-GB"/>
-        </w:rPr>
-        <w:t xml:space="preserve"> work has not been forgotten. A</w:t>
+      <w:r>
+        <w:rPr>
+          <w:rFonts w:ascii="Times New Roman" w:hAnsi="Times New Roman" w:cs="Times New Roman"/>
+          <w:lang w:val="en-GB"/>
+        </w:rPr>
+        <w:t>Eichhoff’s work has not been forgotten. A</w:t>
       </w:r>
       <w:r>
         <w:rPr>
@@ -7716,30 +7489,22 @@
           <w:rFonts w:ascii="Times New Roman" w:hAnsi="Times New Roman" w:cs="Times New Roman"/>
           <w:lang w:val="en-GB"/>
         </w:rPr>
-        <w:t xml:space="preserve"> years. Most of them also mention his authoritarian and perhaps arrogant appearance, often under the guise of being the patron of the common good. </w:t>
-      </w:r>
-      <w:r>
-        <w:rPr>
-          <w:rFonts w:ascii="Times New Roman" w:hAnsi="Times New Roman" w:cs="Times New Roman"/>
-          <w:lang w:val="en-GB"/>
-        </w:rPr>
-        <w:t xml:space="preserve">It may very well be that </w:t>
-      </w:r>
-      <w:proofErr w:type="spellStart"/>
-      <w:r>
-        <w:rPr>
-          <w:rFonts w:ascii="Times New Roman" w:hAnsi="Times New Roman" w:cs="Times New Roman"/>
-          <w:lang w:val="en-GB"/>
-        </w:rPr>
-        <w:t>Eichhoff</w:t>
-      </w:r>
-      <w:proofErr w:type="spellEnd"/>
-      <w:r>
-        <w:rPr>
-          <w:rFonts w:ascii="Times New Roman" w:hAnsi="Times New Roman" w:cs="Times New Roman"/>
-          <w:lang w:val="en-GB"/>
-        </w:rPr>
-        <w:t xml:space="preserve"> was in love with holding and exercising power, claiming authority based on his exclusive policy-relevant knowledge. </w:t>
+        <w:t xml:space="preserve"> years. Most of them also mention his authoritarian and perhaps </w:t>
+      </w:r>
+      <w:r>
+        <w:rPr>
+          <w:rFonts w:ascii="Times New Roman" w:hAnsi="Times New Roman" w:cs="Times New Roman"/>
+          <w:lang w:val="en-GB"/>
+        </w:rPr>
+        <w:lastRenderedPageBreak/>
+        <w:t xml:space="preserve">arrogant appearance, often under the guise of being the patron of the common good. </w:t>
+      </w:r>
+      <w:r>
+        <w:rPr>
+          <w:rFonts w:ascii="Times New Roman" w:hAnsi="Times New Roman" w:cs="Times New Roman"/>
+          <w:lang w:val="en-GB"/>
+        </w:rPr>
+        <w:t xml:space="preserve">It may very well be that Eichhoff was in love with holding and exercising power, claiming authority based on his exclusive policy-relevant knowledge. </w:t>
       </w:r>
       <w:r>
         <w:rPr>
@@ -7894,7 +7659,63 @@
           <w:color w:val="212121"/>
           <w:lang w:val="en-GB"/>
         </w:rPr>
-        <w:t xml:space="preserve">: </w:t>
+        <w:t>: Eichhoff</w:t>
+      </w:r>
+      <w:r>
+        <w:rPr>
+          <w:rFonts w:ascii="Times New Roman" w:hAnsi="Times New Roman" w:cs="Times New Roman"/>
+          <w:color w:val="212121"/>
+          <w:lang w:val="en-GB"/>
+        </w:rPr>
+        <w:t>’</w:t>
+      </w:r>
+      <w:r>
+        <w:rPr>
+          <w:rFonts w:ascii="Times New Roman" w:hAnsi="Times New Roman" w:cs="Times New Roman"/>
+          <w:color w:val="212121"/>
+          <w:lang w:val="en-GB"/>
+        </w:rPr>
+        <w:t>s</w:t>
+      </w:r>
+      <w:r>
+        <w:rPr>
+          <w:rFonts w:ascii="Times New Roman" w:hAnsi="Times New Roman" w:cs="Times New Roman"/>
+          <w:color w:val="212121"/>
+          <w:lang w:val="en-GB"/>
+        </w:rPr>
+        <w:t xml:space="preserve"> correspondence </w:t>
+      </w:r>
+      <w:r>
+        <w:rPr>
+          <w:rFonts w:ascii="Times New Roman" w:hAnsi="Times New Roman" w:cs="Times New Roman"/>
+          <w:color w:val="212121"/>
+          <w:lang w:val="en-GB"/>
+        </w:rPr>
+        <w:t>is available</w:t>
+      </w:r>
+      <w:r>
+        <w:rPr>
+          <w:rFonts w:ascii="Times New Roman" w:hAnsi="Times New Roman" w:cs="Times New Roman"/>
+          <w:color w:val="212121"/>
+          <w:lang w:val="en-GB"/>
+        </w:rPr>
+        <w:t xml:space="preserve"> </w:t>
+      </w:r>
+      <w:r>
+        <w:rPr>
+          <w:rFonts w:ascii="Times New Roman" w:hAnsi="Times New Roman" w:cs="Times New Roman"/>
+          <w:color w:val="212121"/>
+          <w:lang w:val="en-GB"/>
+        </w:rPr>
+        <w:t>in the</w:t>
+      </w:r>
+      <w:r>
+        <w:rPr>
+          <w:rFonts w:ascii="Times New Roman" w:hAnsi="Times New Roman" w:cs="Times New Roman"/>
+          <w:color w:val="212121"/>
+          <w:lang w:val="en-GB"/>
+        </w:rPr>
+        <w:t xml:space="preserve"> </w:t>
       </w:r>
       <w:proofErr w:type="spellStart"/>
       <w:r>
@@ -7903,23 +7724,7 @@
           <w:color w:val="212121"/>
           <w:lang w:val="en-GB"/>
         </w:rPr>
-        <w:t>Eichhoff</w:t>
-      </w:r>
-      <w:r>
-        <w:rPr>
-          <w:rFonts w:ascii="Times New Roman" w:hAnsi="Times New Roman" w:cs="Times New Roman"/>
-          <w:color w:val="212121"/>
-          <w:lang w:val="en-GB"/>
-        </w:rPr>
-        <w:t>’</w:t>
-      </w:r>
-      <w:r>
-        <w:rPr>
-          <w:rFonts w:ascii="Times New Roman" w:hAnsi="Times New Roman" w:cs="Times New Roman"/>
-          <w:color w:val="212121"/>
-          <w:lang w:val="en-GB"/>
-        </w:rPr>
-        <w:t>s</w:t>
+        <w:t>Hessisches</w:t>
       </w:r>
       <w:proofErr w:type="spellEnd"/>
       <w:r>
@@ -7928,38 +7733,6 @@
           <w:color w:val="212121"/>
           <w:lang w:val="en-GB"/>
         </w:rPr>
-        <w:t xml:space="preserve"> correspondence </w:t>
-      </w:r>
-      <w:r>
-        <w:rPr>
-          <w:rFonts w:ascii="Times New Roman" w:hAnsi="Times New Roman" w:cs="Times New Roman"/>
-          <w:color w:val="212121"/>
-          <w:lang w:val="en-GB"/>
-        </w:rPr>
-        <w:t>is available</w:t>
-      </w:r>
-      <w:r>
-        <w:rPr>
-          <w:rFonts w:ascii="Times New Roman" w:hAnsi="Times New Roman" w:cs="Times New Roman"/>
-          <w:color w:val="212121"/>
-          <w:lang w:val="en-GB"/>
-        </w:rPr>
-        <w:t xml:space="preserve"> </w:t>
-      </w:r>
-      <w:r>
-        <w:rPr>
-          <w:rFonts w:ascii="Times New Roman" w:hAnsi="Times New Roman" w:cs="Times New Roman"/>
-          <w:color w:val="212121"/>
-          <w:lang w:val="en-GB"/>
-        </w:rPr>
-        <w:t>in the</w:t>
-      </w:r>
-      <w:r>
-        <w:rPr>
-          <w:rFonts w:ascii="Times New Roman" w:hAnsi="Times New Roman" w:cs="Times New Roman"/>
-          <w:color w:val="212121"/>
-          <w:lang w:val="en-GB"/>
-        </w:rPr>
         <w:t xml:space="preserve"> </w:t>
       </w:r>
       <w:proofErr w:type="spellStart"/>
@@ -7969,7 +7742,7 @@
           <w:color w:val="212121"/>
           <w:lang w:val="en-GB"/>
         </w:rPr>
-        <w:t>Hessisches</w:t>
+        <w:t>Staatsarchiv</w:t>
       </w:r>
       <w:proofErr w:type="spellEnd"/>
       <w:r>
@@ -7978,6 +7751,30 @@
           <w:color w:val="212121"/>
           <w:lang w:val="en-GB"/>
         </w:rPr>
+        <w:t>,</w:t>
+      </w:r>
+      <w:r>
+        <w:rPr>
+          <w:rFonts w:ascii="Times New Roman" w:hAnsi="Times New Roman" w:cs="Times New Roman"/>
+          <w:color w:val="212121"/>
+          <w:lang w:val="en-GB"/>
+        </w:rPr>
+        <w:t xml:space="preserve"> Darmstadt (HStAd, E1J10)</w:t>
+      </w:r>
+      <w:r>
+        <w:rPr>
+          <w:rFonts w:ascii="Times New Roman" w:hAnsi="Times New Roman" w:cs="Times New Roman"/>
+          <w:color w:val="212121"/>
+          <w:lang w:val="en-GB"/>
+        </w:rPr>
+        <w:t>,</w:t>
+      </w:r>
+      <w:r>
+        <w:rPr>
+          <w:rFonts w:ascii="Times New Roman" w:hAnsi="Times New Roman" w:cs="Times New Roman"/>
+          <w:color w:val="212121"/>
+          <w:lang w:val="en-GB"/>
+        </w:rPr>
         <w:t xml:space="preserve"> </w:t>
       </w:r>
       <w:proofErr w:type="spellStart"/>
@@ -7987,6 +7784,24 @@
           <w:color w:val="212121"/>
           <w:lang w:val="en-GB"/>
         </w:rPr>
+        <w:t>Geheimes</w:t>
+      </w:r>
+      <w:proofErr w:type="spellEnd"/>
+      <w:r>
+        <w:rPr>
+          <w:rFonts w:ascii="Times New Roman" w:hAnsi="Times New Roman" w:cs="Times New Roman"/>
+          <w:color w:val="212121"/>
+          <w:lang w:val="en-GB"/>
+        </w:rPr>
+        <w:t xml:space="preserve"> </w:t>
+      </w:r>
+      <w:proofErr w:type="spellStart"/>
+      <w:r>
+        <w:rPr>
+          <w:rFonts w:ascii="Times New Roman" w:hAnsi="Times New Roman" w:cs="Times New Roman"/>
+          <w:color w:val="212121"/>
+          <w:lang w:val="en-GB"/>
+        </w:rPr>
         <w:t>Staatsarchiv</w:t>
       </w:r>
       <w:proofErr w:type="spellEnd"/>
@@ -7996,6 +7811,42 @@
           <w:color w:val="212121"/>
           <w:lang w:val="en-GB"/>
         </w:rPr>
+        <w:t xml:space="preserve"> </w:t>
+      </w:r>
+      <w:proofErr w:type="spellStart"/>
+      <w:r>
+        <w:rPr>
+          <w:rFonts w:ascii="Times New Roman" w:hAnsi="Times New Roman" w:cs="Times New Roman"/>
+          <w:color w:val="212121"/>
+          <w:lang w:val="en-GB"/>
+        </w:rPr>
+        <w:t>Preußischer</w:t>
+      </w:r>
+      <w:proofErr w:type="spellEnd"/>
+      <w:r>
+        <w:rPr>
+          <w:rFonts w:ascii="Times New Roman" w:hAnsi="Times New Roman" w:cs="Times New Roman"/>
+          <w:color w:val="212121"/>
+          <w:lang w:val="en-GB"/>
+        </w:rPr>
+        <w:t xml:space="preserve"> </w:t>
+      </w:r>
+      <w:proofErr w:type="spellStart"/>
+      <w:r>
+        <w:rPr>
+          <w:rFonts w:ascii="Times New Roman" w:hAnsi="Times New Roman" w:cs="Times New Roman"/>
+          <w:color w:val="212121"/>
+          <w:lang w:val="en-GB"/>
+        </w:rPr>
+        <w:t>Kulturbesitz</w:t>
+      </w:r>
+      <w:proofErr w:type="spellEnd"/>
+      <w:r>
+        <w:rPr>
+          <w:rFonts w:ascii="Times New Roman" w:hAnsi="Times New Roman" w:cs="Times New Roman"/>
+          <w:color w:val="212121"/>
+          <w:lang w:val="en-GB"/>
+        </w:rPr>
         <w:t>,</w:t>
       </w:r>
       <w:r>
@@ -8004,7 +7855,7 @@
           <w:color w:val="212121"/>
           <w:lang w:val="en-GB"/>
         </w:rPr>
-        <w:t xml:space="preserve"> Darmstadt (</w:t>
+        <w:t xml:space="preserve"> Berlin (</w:t>
       </w:r>
       <w:proofErr w:type="spellStart"/>
       <w:r>
@@ -8013,7 +7864,7 @@
           <w:color w:val="212121"/>
           <w:lang w:val="en-GB"/>
         </w:rPr>
-        <w:t>HStAd</w:t>
+        <w:t>GStA</w:t>
       </w:r>
       <w:proofErr w:type="spellEnd"/>
       <w:r>
@@ -8022,23 +7873,7 @@
           <w:color w:val="212121"/>
           <w:lang w:val="en-GB"/>
         </w:rPr>
-        <w:t>, E1J10)</w:t>
-      </w:r>
-      <w:r>
-        <w:rPr>
-          <w:rFonts w:ascii="Times New Roman" w:hAnsi="Times New Roman" w:cs="Times New Roman"/>
-          <w:color w:val="212121"/>
-          <w:lang w:val="en-GB"/>
-        </w:rPr>
-        <w:t>,</w:t>
-      </w:r>
-      <w:r>
-        <w:rPr>
-          <w:rFonts w:ascii="Times New Roman" w:hAnsi="Times New Roman" w:cs="Times New Roman"/>
-          <w:color w:val="212121"/>
-          <w:lang w:val="en-GB"/>
-        </w:rPr>
-        <w:t xml:space="preserve"> </w:t>
+        <w:t xml:space="preserve">, III HA </w:t>
       </w:r>
       <w:proofErr w:type="spellStart"/>
       <w:r>
@@ -8047,7 +7882,7 @@
           <w:color w:val="212121"/>
           <w:lang w:val="en-GB"/>
         </w:rPr>
-        <w:t>Geheimes</w:t>
+        <w:t>MdA</w:t>
       </w:r>
       <w:proofErr w:type="spellEnd"/>
       <w:r>
@@ -8056,114 +7891,7 @@
           <w:color w:val="212121"/>
           <w:lang w:val="en-GB"/>
         </w:rPr>
-        <w:t xml:space="preserve"> </w:t>
-      </w:r>
-      <w:proofErr w:type="spellStart"/>
-      <w:r>
-        <w:rPr>
-          <w:rFonts w:ascii="Times New Roman" w:hAnsi="Times New Roman" w:cs="Times New Roman"/>
-          <w:color w:val="212121"/>
-          <w:lang w:val="en-GB"/>
-        </w:rPr>
-        <w:t>Staatsarchiv</w:t>
-      </w:r>
-      <w:proofErr w:type="spellEnd"/>
-      <w:r>
-        <w:rPr>
-          <w:rFonts w:ascii="Times New Roman" w:hAnsi="Times New Roman" w:cs="Times New Roman"/>
-          <w:color w:val="212121"/>
-          <w:lang w:val="en-GB"/>
-        </w:rPr>
-        <w:t xml:space="preserve"> </w:t>
-      </w:r>
-      <w:proofErr w:type="spellStart"/>
-      <w:r>
-        <w:rPr>
-          <w:rFonts w:ascii="Times New Roman" w:hAnsi="Times New Roman" w:cs="Times New Roman"/>
-          <w:color w:val="212121"/>
-          <w:lang w:val="en-GB"/>
-        </w:rPr>
-        <w:t>Preußischer</w:t>
-      </w:r>
-      <w:proofErr w:type="spellEnd"/>
-      <w:r>
-        <w:rPr>
-          <w:rFonts w:ascii="Times New Roman" w:hAnsi="Times New Roman" w:cs="Times New Roman"/>
-          <w:color w:val="212121"/>
-          <w:lang w:val="en-GB"/>
-        </w:rPr>
-        <w:t xml:space="preserve"> </w:t>
-      </w:r>
-      <w:proofErr w:type="spellStart"/>
-      <w:r>
-        <w:rPr>
-          <w:rFonts w:ascii="Times New Roman" w:hAnsi="Times New Roman" w:cs="Times New Roman"/>
-          <w:color w:val="212121"/>
-          <w:lang w:val="en-GB"/>
-        </w:rPr>
-        <w:t>Kulturbesitz</w:t>
-      </w:r>
-      <w:proofErr w:type="spellEnd"/>
-      <w:r>
-        <w:rPr>
-          <w:rFonts w:ascii="Times New Roman" w:hAnsi="Times New Roman" w:cs="Times New Roman"/>
-          <w:color w:val="212121"/>
-          <w:lang w:val="en-GB"/>
-        </w:rPr>
-        <w:t>,</w:t>
-      </w:r>
-      <w:r>
-        <w:rPr>
-          <w:rFonts w:ascii="Times New Roman" w:hAnsi="Times New Roman" w:cs="Times New Roman"/>
-          <w:color w:val="212121"/>
-          <w:lang w:val="en-GB"/>
-        </w:rPr>
-        <w:t xml:space="preserve"> Berlin (</w:t>
-      </w:r>
-      <w:proofErr w:type="spellStart"/>
-      <w:r>
-        <w:rPr>
-          <w:rFonts w:ascii="Times New Roman" w:hAnsi="Times New Roman" w:cs="Times New Roman"/>
-          <w:color w:val="212121"/>
-          <w:lang w:val="en-GB"/>
-        </w:rPr>
-        <w:t>GStA</w:t>
-      </w:r>
-      <w:proofErr w:type="spellEnd"/>
-      <w:r>
-        <w:rPr>
-          <w:rFonts w:ascii="Times New Roman" w:hAnsi="Times New Roman" w:cs="Times New Roman"/>
-          <w:color w:val="212121"/>
-          <w:lang w:val="en-GB"/>
-        </w:rPr>
-        <w:t xml:space="preserve">, III HA </w:t>
-      </w:r>
-      <w:proofErr w:type="spellStart"/>
-      <w:r>
-        <w:rPr>
-          <w:rFonts w:ascii="Times New Roman" w:hAnsi="Times New Roman" w:cs="Times New Roman"/>
-          <w:color w:val="212121"/>
-          <w:lang w:val="en-GB"/>
-        </w:rPr>
-        <w:t>MdA</w:t>
-      </w:r>
-      <w:proofErr w:type="spellEnd"/>
-      <w:r>
-        <w:rPr>
-          <w:rFonts w:ascii="Times New Roman" w:hAnsi="Times New Roman" w:cs="Times New Roman"/>
-          <w:color w:val="212121"/>
-          <w:lang w:val="en-GB"/>
-        </w:rPr>
-        <w:t xml:space="preserve">, </w:t>
-      </w:r>
-      <w:r>
-        <w:rPr>
-          <w:rFonts w:ascii="Times New Roman" w:hAnsi="Times New Roman" w:cs="Times New Roman"/>
-          <w:color w:val="212121"/>
-          <w:lang w:val="en-GB"/>
-        </w:rPr>
-        <w:lastRenderedPageBreak/>
-        <w:t>1367 and 1372)</w:t>
+        <w:t>, 1367 and 1372)</w:t>
       </w:r>
       <w:r>
         <w:rPr>
@@ -10017,7 +9745,17 @@
           <w:iCs/>
           <w:color w:val="212121"/>
         </w:rPr>
-        <w:t xml:space="preserve"> versch</w:t>
+        <w:t xml:space="preserve"> </w:t>
+      </w:r>
+      <w:proofErr w:type="spellStart"/>
+      <w:r>
+        <w:rPr>
+          <w:rFonts w:ascii="Times New Roman" w:hAnsi="Times New Roman" w:cs="Times New Roman"/>
+          <w:i/>
+          <w:iCs/>
+          <w:color w:val="212121"/>
+        </w:rPr>
+        <w:t>versch</w:t>
       </w:r>
       <w:r>
         <w:rPr>
@@ -10028,14 +9766,55 @@
         </w:rPr>
         <w:t>iedenen</w:t>
       </w:r>
-      <w:r>
-        <w:rPr>
-          <w:rFonts w:ascii="Times New Roman" w:hAnsi="Times New Roman" w:cs="Times New Roman"/>
-          <w:i/>
-          <w:iCs/>
-          <w:color w:val="212121"/>
-        </w:rPr>
-        <w:t xml:space="preserve"> Bundesstaaten Erleichterung </w:t>
+      <w:proofErr w:type="spellEnd"/>
+      <w:r>
+        <w:rPr>
+          <w:rFonts w:ascii="Times New Roman" w:hAnsi="Times New Roman" w:cs="Times New Roman"/>
+          <w:i/>
+          <w:iCs/>
+          <w:color w:val="212121"/>
+        </w:rPr>
+        <w:t xml:space="preserve"> </w:t>
+      </w:r>
+      <w:proofErr w:type="spellStart"/>
+      <w:r>
+        <w:rPr>
+          <w:rFonts w:ascii="Times New Roman" w:hAnsi="Times New Roman" w:cs="Times New Roman"/>
+          <w:i/>
+          <w:iCs/>
+          <w:color w:val="212121"/>
+        </w:rPr>
+        <w:t>Bundesstaaten</w:t>
+      </w:r>
+      <w:proofErr w:type="spellEnd"/>
+      <w:r>
+        <w:rPr>
+          <w:rFonts w:ascii="Times New Roman" w:hAnsi="Times New Roman" w:cs="Times New Roman"/>
+          <w:i/>
+          <w:iCs/>
+          <w:color w:val="212121"/>
+        </w:rPr>
+        <w:t xml:space="preserve"> </w:t>
+      </w:r>
+      <w:proofErr w:type="spellStart"/>
+      <w:r>
+        <w:rPr>
+          <w:rFonts w:ascii="Times New Roman" w:hAnsi="Times New Roman" w:cs="Times New Roman"/>
+          <w:i/>
+          <w:iCs/>
+          <w:color w:val="212121"/>
+        </w:rPr>
+        <w:t>Erleichterung</w:t>
+      </w:r>
+      <w:proofErr w:type="spellEnd"/>
+      <w:r>
+        <w:rPr>
+          <w:rFonts w:ascii="Times New Roman" w:hAnsi="Times New Roman" w:cs="Times New Roman"/>
+          <w:i/>
+          <w:iCs/>
+          <w:color w:val="212121"/>
+        </w:rPr>
+        <w:t xml:space="preserve"> </w:t>
       </w:r>
       <w:proofErr w:type="spellStart"/>
       <w:r>
@@ -10433,7 +10212,6 @@
         </w:rPr>
         <w:t xml:space="preserve"> II, Geschichtliche Entwicklung der Rheinschiffahrt im XIX. </w:t>
       </w:r>
-      <w:proofErr w:type="spellStart"/>
       <w:r>
         <w:rPr>
           <w:rFonts w:ascii="Times New Roman" w:hAnsi="Times New Roman" w:cs="Times New Roman"/>
@@ -10444,7 +10222,6 @@
         </w:rPr>
         <w:t>Jahrhundert</w:t>
       </w:r>
-      <w:proofErr w:type="spellEnd"/>
       <w:r>
         <w:rPr>
           <w:rFonts w:ascii="Times New Roman" w:hAnsi="Times New Roman" w:cs="Times New Roman"/>
@@ -10496,28 +10273,32 @@
           <w:shd w:val="clear" w:color="auto" w:fill="FFFFFF"/>
           <w:lang w:val="en-US"/>
         </w:rPr>
-        <w:t>, ‘</w:t>
-      </w:r>
-      <w:proofErr w:type="spellStart"/>
-      <w:r>
-        <w:rPr>
-          <w:rFonts w:ascii="Times New Roman" w:hAnsi="Times New Roman" w:cs="Times New Roman"/>
+        <w:t xml:space="preserve">, ‘Eichhoff, Johann Joseph’ in: </w:t>
+      </w:r>
+      <w:r>
+        <w:rPr>
+          <w:rFonts w:ascii="Times New Roman" w:hAnsi="Times New Roman" w:cs="Times New Roman"/>
+          <w:i/>
+          <w:iCs/>
           <w:color w:val="333333"/>
           <w:shd w:val="clear" w:color="auto" w:fill="FFFFFF"/>
           <w:lang w:val="en-US"/>
         </w:rPr>
-        <w:t>Eichhoff</w:t>
-      </w:r>
-      <w:proofErr w:type="spellEnd"/>
-      <w:r>
-        <w:rPr>
-          <w:rFonts w:ascii="Times New Roman" w:hAnsi="Times New Roman" w:cs="Times New Roman"/>
+        <w:t xml:space="preserve">Neue Deutsche </w:t>
+      </w:r>
+      <w:proofErr w:type="spellStart"/>
+      <w:r>
+        <w:rPr>
+          <w:rFonts w:ascii="Times New Roman" w:hAnsi="Times New Roman" w:cs="Times New Roman"/>
+          <w:i/>
+          <w:iCs/>
           <w:color w:val="333333"/>
           <w:shd w:val="clear" w:color="auto" w:fill="FFFFFF"/>
           <w:lang w:val="en-US"/>
         </w:rPr>
-        <w:t xml:space="preserve">, Johann Joseph’ in: </w:t>
-      </w:r>
+        <w:t>Biographie</w:t>
+      </w:r>
+      <w:proofErr w:type="spellEnd"/>
       <w:r>
         <w:rPr>
           <w:rFonts w:ascii="Times New Roman" w:hAnsi="Times New Roman" w:cs="Times New Roman"/>
@@ -10527,31 +10308,25 @@
           <w:shd w:val="clear" w:color="auto" w:fill="FFFFFF"/>
           <w:lang w:val="en-US"/>
         </w:rPr>
-        <w:t xml:space="preserve">Neue Deutsche </w:t>
-      </w:r>
-      <w:proofErr w:type="spellStart"/>
-      <w:r>
-        <w:rPr>
-          <w:rFonts w:ascii="Times New Roman" w:hAnsi="Times New Roman" w:cs="Times New Roman"/>
-          <w:i/>
-          <w:iCs/>
+        <w:t xml:space="preserve"> 4</w:t>
+      </w:r>
+      <w:r>
+        <w:rPr>
+          <w:rFonts w:ascii="Times New Roman" w:hAnsi="Times New Roman" w:cs="Times New Roman"/>
           <w:color w:val="333333"/>
           <w:shd w:val="clear" w:color="auto" w:fill="FFFFFF"/>
           <w:lang w:val="en-US"/>
         </w:rPr>
-        <w:t>Biographie</w:t>
-      </w:r>
-      <w:proofErr w:type="spellEnd"/>
-      <w:r>
-        <w:rPr>
-          <w:rFonts w:ascii="Times New Roman" w:hAnsi="Times New Roman" w:cs="Times New Roman"/>
-          <w:i/>
-          <w:iCs/>
+        <w:t xml:space="preserve">, </w:t>
+      </w:r>
+      <w:r>
+        <w:rPr>
+          <w:rFonts w:ascii="Times New Roman" w:hAnsi="Times New Roman" w:cs="Times New Roman"/>
           <w:color w:val="333333"/>
           <w:shd w:val="clear" w:color="auto" w:fill="FFFFFF"/>
           <w:lang w:val="en-US"/>
         </w:rPr>
-        <w:t xml:space="preserve"> 4</w:t>
+        <w:t>1959, 375</w:t>
       </w:r>
       <w:r>
         <w:rPr>
@@ -10560,27 +10335,9 @@
           <w:shd w:val="clear" w:color="auto" w:fill="FFFFFF"/>
           <w:lang w:val="en-US"/>
         </w:rPr>
-        <w:t xml:space="preserve">, </w:t>
-      </w:r>
-      <w:r>
-        <w:rPr>
-          <w:rFonts w:ascii="Times New Roman" w:hAnsi="Times New Roman" w:cs="Times New Roman"/>
-          <w:color w:val="333333"/>
-          <w:shd w:val="clear" w:color="auto" w:fill="FFFFFF"/>
-          <w:lang w:val="en-US"/>
-        </w:rPr>
-        <w:t>1959, 375</w:t>
-      </w:r>
-      <w:r>
-        <w:rPr>
-          <w:rFonts w:ascii="Times New Roman" w:hAnsi="Times New Roman" w:cs="Times New Roman"/>
-          <w:color w:val="333333"/>
-          <w:shd w:val="clear" w:color="auto" w:fill="FFFFFF"/>
-          <w:lang w:val="en-US"/>
-        </w:rPr>
         <w:t xml:space="preserve">, available at </w:t>
       </w:r>
-      <w:hyperlink r:id="rId8" w:anchor="ndbcontent" w:history="1">
+      <w:hyperlink r:id="rId7" w:anchor="ndbcontent" w:history="1">
         <w:r>
           <w:rPr>
             <w:rStyle w:val="Hyperlink"/>
@@ -10998,25 +10755,29 @@
           <w:color w:val="212121"/>
           <w:lang w:val="en-US"/>
         </w:rPr>
-        <w:t xml:space="preserve">, ‘Johann Joseph </w:t>
+        <w:t xml:space="preserve">, ‘Johann Joseph Eichhoff’ in </w:t>
       </w:r>
       <w:proofErr w:type="spellStart"/>
       <w:r>
         <w:rPr>
           <w:rFonts w:ascii="Times New Roman" w:hAnsi="Times New Roman" w:cs="Times New Roman"/>
-          <w:color w:val="212121"/>
-          <w:lang w:val="en-US"/>
-        </w:rPr>
-        <w:t>Eichhoff</w:t>
+          <w:i/>
+          <w:iCs/>
+          <w:color w:val="212121"/>
+          <w:lang w:val="en-US"/>
+        </w:rPr>
+        <w:t>Internetportal</w:t>
       </w:r>
       <w:proofErr w:type="spellEnd"/>
       <w:r>
         <w:rPr>
           <w:rFonts w:ascii="Times New Roman" w:hAnsi="Times New Roman" w:cs="Times New Roman"/>
-          <w:color w:val="212121"/>
-          <w:lang w:val="en-US"/>
-        </w:rPr>
-        <w:t xml:space="preserve">’ in </w:t>
+          <w:i/>
+          <w:iCs/>
+          <w:color w:val="212121"/>
+          <w:lang w:val="en-US"/>
+        </w:rPr>
+        <w:t xml:space="preserve"> Rheinische </w:t>
       </w:r>
       <w:proofErr w:type="spellStart"/>
       <w:r>
@@ -11027,7 +10788,7 @@
           <w:color w:val="212121"/>
           <w:lang w:val="en-US"/>
         </w:rPr>
-        <w:t>Internetportal</w:t>
+        <w:t>Geschichte</w:t>
       </w:r>
       <w:proofErr w:type="spellEnd"/>
       <w:r>
@@ -11038,28 +10799,6 @@
           <w:color w:val="212121"/>
           <w:lang w:val="en-US"/>
         </w:rPr>
-        <w:t xml:space="preserve"> Rheinische </w:t>
-      </w:r>
-      <w:proofErr w:type="spellStart"/>
-      <w:r>
-        <w:rPr>
-          <w:rFonts w:ascii="Times New Roman" w:hAnsi="Times New Roman" w:cs="Times New Roman"/>
-          <w:i/>
-          <w:iCs/>
-          <w:color w:val="212121"/>
-          <w:lang w:val="en-US"/>
-        </w:rPr>
-        <w:t>Geschichte</w:t>
-      </w:r>
-      <w:proofErr w:type="spellEnd"/>
-      <w:r>
-        <w:rPr>
-          <w:rFonts w:ascii="Times New Roman" w:hAnsi="Times New Roman" w:cs="Times New Roman"/>
-          <w:i/>
-          <w:iCs/>
-          <w:color w:val="212121"/>
-          <w:lang w:val="en-US"/>
-        </w:rPr>
         <w:t>,</w:t>
       </w:r>
       <w:r>
@@ -11086,7 +10825,7 @@
         </w:rPr>
         <w:t xml:space="preserve"> </w:t>
       </w:r>
-      <w:hyperlink r:id="rId9" w:history="1">
+      <w:hyperlink r:id="rId8" w:history="1">
         <w:r>
           <w:rPr>
             <w:rStyle w:val="Hyperlink"/>
@@ -11327,7 +11066,7 @@
           <w:color w:val="212121"/>
           <w:lang w:val="en-US"/>
         </w:rPr>
-        <w:t>Arens, ‘</w:t>
+        <w:t xml:space="preserve">Arens, ‘Einer, der </w:t>
       </w:r>
       <w:proofErr w:type="spellStart"/>
       <w:r>
@@ -11336,7 +11075,7 @@
           <w:color w:val="212121"/>
           <w:lang w:val="en-US"/>
         </w:rPr>
-        <w:t>Einer</w:t>
+        <w:t>im</w:t>
       </w:r>
       <w:proofErr w:type="spellEnd"/>
       <w:r>
@@ -11345,7 +11084,7 @@
           <w:color w:val="212121"/>
           <w:lang w:val="en-US"/>
         </w:rPr>
-        <w:t xml:space="preserve">, der </w:t>
+        <w:t xml:space="preserve"> Lande </w:t>
       </w:r>
       <w:proofErr w:type="spellStart"/>
       <w:r>
@@ -11354,7 +11093,7 @@
           <w:color w:val="212121"/>
           <w:lang w:val="en-US"/>
         </w:rPr>
-        <w:t>im</w:t>
+        <w:t>blieb</w:t>
       </w:r>
       <w:proofErr w:type="spellEnd"/>
       <w:r>
@@ -11363,7 +11102,7 @@
           <w:color w:val="212121"/>
           <w:lang w:val="en-US"/>
         </w:rPr>
-        <w:t xml:space="preserve"> Lande </w:t>
+        <w:t xml:space="preserve"> – Johann Joseph Eichhoff (1762-1827) </w:t>
       </w:r>
       <w:proofErr w:type="spellStart"/>
       <w:r>
@@ -11372,7 +11111,7 @@
           <w:color w:val="212121"/>
           <w:lang w:val="en-US"/>
         </w:rPr>
-        <w:t>blieb</w:t>
+        <w:t>als</w:t>
       </w:r>
       <w:proofErr w:type="spellEnd"/>
       <w:r>
@@ -11381,7 +11120,7 @@
           <w:color w:val="212121"/>
           <w:lang w:val="en-US"/>
         </w:rPr>
-        <w:t xml:space="preserve"> – Johann Joseph </w:t>
+        <w:t xml:space="preserve"> (</w:t>
       </w:r>
       <w:proofErr w:type="spellStart"/>
       <w:r>
@@ -11390,7 +11129,7 @@
           <w:color w:val="212121"/>
           <w:lang w:val="en-US"/>
         </w:rPr>
-        <w:t>Eichhoff</w:t>
+        <w:t>Jugend</w:t>
       </w:r>
       <w:proofErr w:type="spellEnd"/>
       <w:r>
@@ -11399,7 +11138,23 @@
           <w:color w:val="212121"/>
           <w:lang w:val="en-US"/>
         </w:rPr>
-        <w:t xml:space="preserve"> (1762-1827) </w:t>
+        <w:t>-)Freund Ludwig van Beethovens’ in N</w:t>
+      </w:r>
+      <w:r>
+        <w:rPr>
+          <w:rFonts w:ascii="Times New Roman" w:hAnsi="Times New Roman" w:cs="Times New Roman"/>
+          <w:color w:val="212121"/>
+          <w:lang w:val="en-US"/>
+        </w:rPr>
+        <w:t>.</w:t>
+      </w:r>
+      <w:r>
+        <w:rPr>
+          <w:rFonts w:ascii="Times New Roman" w:hAnsi="Times New Roman" w:cs="Times New Roman"/>
+          <w:color w:val="212121"/>
+          <w:lang w:val="en-US"/>
+        </w:rPr>
+        <w:t xml:space="preserve"> </w:t>
       </w:r>
       <w:proofErr w:type="spellStart"/>
       <w:r>
@@ -11408,7 +11163,7 @@
           <w:color w:val="212121"/>
           <w:lang w:val="en-US"/>
         </w:rPr>
-        <w:t>als</w:t>
+        <w:t>Schloßmacher</w:t>
       </w:r>
       <w:proofErr w:type="spellEnd"/>
       <w:r>
@@ -11419,54 +11174,519 @@
         </w:rPr>
         <w:t xml:space="preserve"> (</w:t>
       </w:r>
+      <w:r>
+        <w:rPr>
+          <w:rFonts w:ascii="Times New Roman" w:hAnsi="Times New Roman" w:cs="Times New Roman"/>
+          <w:color w:val="212121"/>
+          <w:lang w:val="en-US"/>
+        </w:rPr>
+        <w:t>E</w:t>
+      </w:r>
+      <w:r>
+        <w:rPr>
+          <w:rFonts w:ascii="Times New Roman" w:hAnsi="Times New Roman" w:cs="Times New Roman"/>
+          <w:color w:val="212121"/>
+          <w:lang w:val="en-US"/>
+        </w:rPr>
+        <w:t xml:space="preserve">d.), </w:t>
+      </w:r>
+      <w:r>
+        <w:rPr>
+          <w:rFonts w:ascii="Times New Roman" w:hAnsi="Times New Roman" w:cs="Times New Roman"/>
+          <w:i/>
+          <w:iCs/>
+          <w:color w:val="212121"/>
+          <w:lang w:val="en-US"/>
+        </w:rPr>
+        <w:t>Beethoven</w:t>
+      </w:r>
+      <w:r>
+        <w:rPr>
+          <w:rFonts w:ascii="Times New Roman" w:hAnsi="Times New Roman" w:cs="Times New Roman"/>
+          <w:i/>
+          <w:iCs/>
+          <w:color w:val="212121"/>
+          <w:lang w:val="en-US"/>
+        </w:rPr>
+        <w:t>:</w:t>
+      </w:r>
+      <w:r>
+        <w:rPr>
+          <w:rFonts w:ascii="Times New Roman" w:hAnsi="Times New Roman" w:cs="Times New Roman"/>
+          <w:i/>
+          <w:iCs/>
+          <w:color w:val="212121"/>
+          <w:lang w:val="en-US"/>
+        </w:rPr>
+        <w:t xml:space="preserve"> Die Bonner Jahre</w:t>
+      </w:r>
+      <w:r>
+        <w:rPr>
+          <w:rFonts w:ascii="Times New Roman" w:hAnsi="Times New Roman" w:cs="Times New Roman"/>
+          <w:color w:val="212121"/>
+          <w:lang w:val="en-US"/>
+        </w:rPr>
+        <w:t xml:space="preserve">, </w:t>
+      </w:r>
+      <w:r>
+        <w:rPr>
+          <w:rFonts w:ascii="Times New Roman" w:hAnsi="Times New Roman" w:cs="Times New Roman"/>
+          <w:color w:val="212121"/>
+          <w:lang w:val="en-US"/>
+        </w:rPr>
+        <w:t>Bonn 2020</w:t>
+      </w:r>
+      <w:r>
+        <w:rPr>
+          <w:rFonts w:ascii="Times New Roman" w:hAnsi="Times New Roman" w:cs="Times New Roman"/>
+          <w:color w:val="212121"/>
+          <w:lang w:val="en-US"/>
+        </w:rPr>
+        <w:t xml:space="preserve">, </w:t>
+      </w:r>
+      <w:r>
+        <w:rPr>
+          <w:rFonts w:ascii="Times New Roman" w:hAnsi="Times New Roman" w:cs="Times New Roman"/>
+          <w:color w:val="212121"/>
+          <w:lang w:val="en-US"/>
+        </w:rPr>
+        <w:t>357-370</w:t>
+      </w:r>
+      <w:r>
+        <w:rPr>
+          <w:rFonts w:ascii="Times New Roman" w:hAnsi="Times New Roman" w:cs="Times New Roman"/>
+          <w:color w:val="212121"/>
+          <w:lang w:val="en-US"/>
+        </w:rPr>
+        <w:t xml:space="preserve">; </w:t>
+      </w:r>
+      <w:r>
+        <w:rPr>
+          <w:rFonts w:ascii="Times New Roman" w:hAnsi="Times New Roman" w:cs="Times New Roman"/>
+          <w:color w:val="212121"/>
+          <w:lang w:val="en-US"/>
+        </w:rPr>
+        <w:t xml:space="preserve">B. Reinalda, </w:t>
+      </w:r>
+      <w:r>
+        <w:rPr>
+          <w:rFonts w:ascii="Times New Roman" w:hAnsi="Times New Roman" w:cs="Times New Roman"/>
+          <w:i/>
+          <w:iCs/>
+          <w:color w:val="212121"/>
+          <w:lang w:val="en-US"/>
+        </w:rPr>
+        <w:t>International Secretariats: Two Centuries of International Civil Servants and Secretariats</w:t>
+      </w:r>
+      <w:r>
+        <w:rPr>
+          <w:rFonts w:ascii="Times New Roman" w:hAnsi="Times New Roman" w:cs="Times New Roman"/>
+          <w:color w:val="212121"/>
+          <w:lang w:val="en-US"/>
+        </w:rPr>
+        <w:t xml:space="preserve">, London 2020; </w:t>
+      </w:r>
+      <w:r>
+        <w:rPr>
+          <w:rFonts w:ascii="Times New Roman" w:hAnsi="Times New Roman" w:cs="Times New Roman"/>
+          <w:color w:val="212121"/>
+          <w:lang w:val="en-US"/>
+        </w:rPr>
+        <w:t xml:space="preserve">J. </w:t>
+      </w:r>
+      <w:r>
+        <w:rPr>
+          <w:rFonts w:ascii="Times New Roman" w:hAnsi="Times New Roman" w:cs="Times New Roman"/>
+          <w:color w:val="212121"/>
+          <w:lang w:val="en-US"/>
+        </w:rPr>
+        <w:t xml:space="preserve">Schenk, </w:t>
+      </w:r>
+      <w:r>
+        <w:rPr>
+          <w:rFonts w:ascii="Times New Roman" w:hAnsi="Times New Roman" w:cs="Times New Roman"/>
+          <w:i/>
+          <w:iCs/>
+          <w:color w:val="212121"/>
+          <w:lang w:val="en-US"/>
+        </w:rPr>
+        <w:t xml:space="preserve">The Rhine and European Security in the </w:t>
+      </w:r>
+      <w:r>
+        <w:rPr>
+          <w:rFonts w:ascii="Times New Roman" w:hAnsi="Times New Roman" w:cs="Times New Roman"/>
+          <w:i/>
+          <w:iCs/>
+          <w:color w:val="212121"/>
+          <w:lang w:val="en-US"/>
+        </w:rPr>
+        <w:t>L</w:t>
+      </w:r>
+      <w:r>
+        <w:rPr>
+          <w:rFonts w:ascii="Times New Roman" w:hAnsi="Times New Roman" w:cs="Times New Roman"/>
+          <w:i/>
+          <w:iCs/>
+          <w:color w:val="212121"/>
+          <w:lang w:val="en-US"/>
+        </w:rPr>
+        <w:t xml:space="preserve">ong </w:t>
+      </w:r>
+      <w:r>
+        <w:rPr>
+          <w:rFonts w:ascii="Times New Roman" w:hAnsi="Times New Roman" w:cs="Times New Roman"/>
+          <w:i/>
+          <w:iCs/>
+          <w:color w:val="212121"/>
+          <w:lang w:val="en-US"/>
+        </w:rPr>
+        <w:t>N</w:t>
+      </w:r>
+      <w:r>
+        <w:rPr>
+          <w:rFonts w:ascii="Times New Roman" w:hAnsi="Times New Roman" w:cs="Times New Roman"/>
+          <w:i/>
+          <w:iCs/>
+          <w:color w:val="212121"/>
+          <w:lang w:val="en-US"/>
+        </w:rPr>
+        <w:t>ineteenth Century</w:t>
+      </w:r>
+      <w:r>
+        <w:rPr>
+          <w:rFonts w:ascii="Times New Roman" w:hAnsi="Times New Roman" w:cs="Times New Roman"/>
+          <w:i/>
+          <w:iCs/>
+          <w:color w:val="212121"/>
+          <w:lang w:val="en-US"/>
+        </w:rPr>
+        <w:t>:</w:t>
+      </w:r>
+      <w:r>
+        <w:rPr>
+          <w:rFonts w:ascii="Times New Roman" w:hAnsi="Times New Roman" w:cs="Times New Roman"/>
+          <w:i/>
+          <w:iCs/>
+          <w:color w:val="212121"/>
+          <w:lang w:val="en-US"/>
+        </w:rPr>
+        <w:t xml:space="preserve"> Making </w:t>
+      </w:r>
+      <w:r>
+        <w:rPr>
+          <w:rFonts w:ascii="Times New Roman" w:hAnsi="Times New Roman" w:cs="Times New Roman"/>
+          <w:i/>
+          <w:iCs/>
+          <w:color w:val="212121"/>
+          <w:lang w:val="en-US"/>
+        </w:rPr>
+        <w:t>L</w:t>
+      </w:r>
+      <w:r>
+        <w:rPr>
+          <w:rFonts w:ascii="Times New Roman" w:hAnsi="Times New Roman" w:cs="Times New Roman"/>
+          <w:i/>
+          <w:iCs/>
+          <w:color w:val="212121"/>
+          <w:lang w:val="en-US"/>
+        </w:rPr>
+        <w:t xml:space="preserve">ifelines from </w:t>
+      </w:r>
+      <w:r>
+        <w:rPr>
+          <w:rFonts w:ascii="Times New Roman" w:hAnsi="Times New Roman" w:cs="Times New Roman"/>
+          <w:i/>
+          <w:iCs/>
+          <w:color w:val="212121"/>
+          <w:lang w:val="en-US"/>
+        </w:rPr>
+        <w:t>F</w:t>
+      </w:r>
+      <w:r>
+        <w:rPr>
+          <w:rFonts w:ascii="Times New Roman" w:hAnsi="Times New Roman" w:cs="Times New Roman"/>
+          <w:i/>
+          <w:iCs/>
+          <w:color w:val="212121"/>
+          <w:lang w:val="en-US"/>
+        </w:rPr>
+        <w:t>rontlines</w:t>
+      </w:r>
+      <w:r>
+        <w:rPr>
+          <w:rFonts w:ascii="Times New Roman" w:hAnsi="Times New Roman" w:cs="Times New Roman"/>
+          <w:color w:val="212121"/>
+          <w:lang w:val="en-US"/>
+        </w:rPr>
+        <w:t xml:space="preserve">, </w:t>
+      </w:r>
+      <w:r>
+        <w:rPr>
+          <w:rFonts w:ascii="Times New Roman" w:hAnsi="Times New Roman" w:cs="Times New Roman"/>
+          <w:color w:val="212121"/>
+          <w:lang w:val="en-US"/>
+        </w:rPr>
+        <w:t>London 2021</w:t>
+      </w:r>
+      <w:r>
+        <w:rPr>
+          <w:rFonts w:ascii="Times New Roman" w:hAnsi="Times New Roman" w:cs="Times New Roman"/>
+          <w:color w:val="212121"/>
+          <w:lang w:val="en-US"/>
+        </w:rPr>
+        <w:t xml:space="preserve">; </w:t>
+      </w:r>
+      <w:r>
+        <w:rPr>
+          <w:rFonts w:ascii="Times New Roman" w:hAnsi="Times New Roman" w:cs="Times New Roman"/>
+          <w:color w:val="212121"/>
+          <w:lang w:val="en-US"/>
+        </w:rPr>
+        <w:t xml:space="preserve">J. </w:t>
+      </w:r>
+      <w:r>
+        <w:rPr>
+          <w:rFonts w:ascii="Times New Roman" w:hAnsi="Times New Roman" w:cs="Times New Roman"/>
+          <w:color w:val="212121"/>
+          <w:lang w:val="en-US"/>
+        </w:rPr>
+        <w:t xml:space="preserve">Schenk, ‘Governing the Rhine 1800-1815: </w:t>
+      </w:r>
+      <w:r>
+        <w:rPr>
+          <w:rFonts w:ascii="Times New Roman" w:hAnsi="Times New Roman" w:cs="Times New Roman"/>
+          <w:color w:val="212121"/>
+          <w:lang w:val="en-US"/>
+        </w:rPr>
+        <w:t>T</w:t>
+      </w:r>
+      <w:r>
+        <w:rPr>
+          <w:rFonts w:ascii="Times New Roman" w:hAnsi="Times New Roman" w:cs="Times New Roman"/>
+          <w:color w:val="212121"/>
+          <w:lang w:val="en-US"/>
+        </w:rPr>
+        <w:t xml:space="preserve">he </w:t>
+      </w:r>
+      <w:r>
+        <w:rPr>
+          <w:rFonts w:ascii="Times New Roman" w:hAnsi="Times New Roman" w:cs="Times New Roman"/>
+          <w:color w:val="212121"/>
+          <w:lang w:val="en-US"/>
+        </w:rPr>
+        <w:t xml:space="preserve">Market Speaks </w:t>
+      </w:r>
+      <w:r>
+        <w:rPr>
+          <w:rFonts w:ascii="Times New Roman" w:hAnsi="Times New Roman" w:cs="Times New Roman"/>
+          <w:color w:val="212121"/>
+          <w:lang w:val="en-US"/>
+        </w:rPr>
+        <w:t xml:space="preserve">for </w:t>
+      </w:r>
+      <w:r>
+        <w:rPr>
+          <w:rFonts w:ascii="Times New Roman" w:hAnsi="Times New Roman" w:cs="Times New Roman"/>
+          <w:color w:val="212121"/>
+          <w:lang w:val="en-US"/>
+        </w:rPr>
+        <w:t>I</w:t>
+      </w:r>
+      <w:r>
+        <w:rPr>
+          <w:rFonts w:ascii="Times New Roman" w:hAnsi="Times New Roman" w:cs="Times New Roman"/>
+          <w:color w:val="212121"/>
+          <w:lang w:val="en-US"/>
+        </w:rPr>
+        <w:t xml:space="preserve">tself, or </w:t>
+      </w:r>
+      <w:r>
+        <w:rPr>
+          <w:rFonts w:ascii="Times New Roman" w:hAnsi="Times New Roman" w:cs="Times New Roman"/>
+          <w:color w:val="212121"/>
+          <w:lang w:val="en-US"/>
+        </w:rPr>
+        <w:t>P</w:t>
+      </w:r>
+      <w:r>
+        <w:rPr>
+          <w:rFonts w:ascii="Times New Roman" w:hAnsi="Times New Roman" w:cs="Times New Roman"/>
+          <w:color w:val="212121"/>
+          <w:lang w:val="en-US"/>
+        </w:rPr>
+        <w:t xml:space="preserve">art of a European </w:t>
+      </w:r>
+      <w:r>
+        <w:rPr>
+          <w:rFonts w:ascii="Times New Roman" w:hAnsi="Times New Roman" w:cs="Times New Roman"/>
+          <w:color w:val="212121"/>
+          <w:lang w:val="en-US"/>
+        </w:rPr>
+        <w:t>S</w:t>
+      </w:r>
+      <w:r>
+        <w:rPr>
+          <w:rFonts w:ascii="Times New Roman" w:hAnsi="Times New Roman" w:cs="Times New Roman"/>
+          <w:color w:val="212121"/>
+          <w:lang w:val="en-US"/>
+        </w:rPr>
+        <w:t xml:space="preserve">ecurity </w:t>
+      </w:r>
+      <w:r>
+        <w:rPr>
+          <w:rFonts w:ascii="Times New Roman" w:hAnsi="Times New Roman" w:cs="Times New Roman"/>
+          <w:color w:val="212121"/>
+          <w:lang w:val="en-US"/>
+        </w:rPr>
+        <w:t>C</w:t>
+      </w:r>
+      <w:r>
+        <w:rPr>
+          <w:rFonts w:ascii="Times New Roman" w:hAnsi="Times New Roman" w:cs="Times New Roman"/>
+          <w:color w:val="212121"/>
+          <w:lang w:val="en-US"/>
+        </w:rPr>
+        <w:t xml:space="preserve">ulture?’ in </w:t>
+      </w:r>
+      <w:r>
+        <w:rPr>
+          <w:rFonts w:ascii="Times New Roman" w:hAnsi="Times New Roman" w:cs="Times New Roman"/>
+          <w:lang w:val="en-US"/>
+        </w:rPr>
+        <w:t>R</w:t>
+      </w:r>
+      <w:r>
+        <w:rPr>
+          <w:rFonts w:ascii="Times New Roman" w:hAnsi="Times New Roman" w:cs="Times New Roman"/>
+          <w:lang w:val="en-US"/>
+        </w:rPr>
+        <w:t>.</w:t>
+      </w:r>
+      <w:r>
+        <w:rPr>
+          <w:rFonts w:ascii="Times New Roman" w:hAnsi="Times New Roman" w:cs="Times New Roman"/>
+          <w:lang w:val="en-US"/>
+        </w:rPr>
+        <w:t xml:space="preserve"> </w:t>
+      </w:r>
       <w:proofErr w:type="spellStart"/>
       <w:r>
         <w:rPr>
           <w:rFonts w:ascii="Times New Roman" w:hAnsi="Times New Roman" w:cs="Times New Roman"/>
-          <w:color w:val="212121"/>
-          <w:lang w:val="en-US"/>
-        </w:rPr>
-        <w:t>Jugend</w:t>
+          <w:lang w:val="en-US"/>
+        </w:rPr>
+        <w:t>Futselaar</w:t>
       </w:r>
       <w:proofErr w:type="spellEnd"/>
       <w:r>
         <w:rPr>
           <w:rFonts w:ascii="Times New Roman" w:hAnsi="Times New Roman" w:cs="Times New Roman"/>
-          <w:color w:val="212121"/>
-          <w:lang w:val="en-US"/>
-        </w:rPr>
-        <w:t xml:space="preserve">-)Freund Ludwig van </w:t>
+          <w:lang w:val="en-US"/>
+        </w:rPr>
+        <w:t>, E</w:t>
+      </w:r>
+      <w:r>
+        <w:rPr>
+          <w:rFonts w:ascii="Times New Roman" w:hAnsi="Times New Roman" w:cs="Times New Roman"/>
+          <w:lang w:val="en-US"/>
+        </w:rPr>
+        <w:t>.</w:t>
+      </w:r>
+      <w:r>
+        <w:rPr>
+          <w:rFonts w:ascii="Times New Roman" w:hAnsi="Times New Roman" w:cs="Times New Roman"/>
+          <w:lang w:val="en-US"/>
+        </w:rPr>
+        <w:t xml:space="preserve"> Jacobs and B</w:t>
+      </w:r>
+      <w:r>
+        <w:rPr>
+          <w:rFonts w:ascii="Times New Roman" w:hAnsi="Times New Roman" w:cs="Times New Roman"/>
+          <w:lang w:val="en-US"/>
+        </w:rPr>
+        <w:t>.</w:t>
+      </w:r>
+      <w:r>
+        <w:rPr>
+          <w:rFonts w:ascii="Times New Roman" w:hAnsi="Times New Roman" w:cs="Times New Roman"/>
+          <w:lang w:val="en-US"/>
+        </w:rPr>
+        <w:t xml:space="preserve"> Wubs </w:t>
+      </w:r>
+      <w:r>
+        <w:rPr>
+          <w:rFonts w:ascii="Times New Roman" w:hAnsi="Times New Roman" w:cs="Times New Roman"/>
+          <w:lang w:val="en-US"/>
+        </w:rPr>
+        <w:t>(E</w:t>
+      </w:r>
+      <w:r>
+        <w:rPr>
+          <w:rFonts w:ascii="Times New Roman" w:hAnsi="Times New Roman" w:cs="Times New Roman"/>
+          <w:lang w:val="en-US"/>
+        </w:rPr>
+        <w:t>ds</w:t>
+      </w:r>
+      <w:r>
+        <w:rPr>
+          <w:rFonts w:ascii="Times New Roman" w:hAnsi="Times New Roman" w:cs="Times New Roman"/>
+          <w:lang w:val="en-US"/>
+        </w:rPr>
+        <w:t>)</w:t>
+      </w:r>
+      <w:r>
+        <w:rPr>
+          <w:rFonts w:ascii="Times New Roman" w:hAnsi="Times New Roman" w:cs="Times New Roman"/>
+          <w:lang w:val="en-US"/>
+        </w:rPr>
+        <w:t xml:space="preserve"> </w:t>
+      </w:r>
+      <w:r>
+        <w:rPr>
+          <w:rFonts w:ascii="Times New Roman" w:hAnsi="Times New Roman" w:cs="Times New Roman"/>
+          <w:lang w:val="en-US"/>
+        </w:rPr>
+        <w:t>(forthcoming</w:t>
+      </w:r>
+      <w:r>
+        <w:rPr>
+          <w:rFonts w:ascii="Times New Roman" w:hAnsi="Times New Roman" w:cs="Times New Roman"/>
+          <w:lang w:val="en-US"/>
+        </w:rPr>
+        <w:t>),</w:t>
+      </w:r>
+      <w:r>
+        <w:rPr>
+          <w:rFonts w:ascii="Times New Roman" w:hAnsi="Times New Roman" w:cs="Times New Roman"/>
+          <w:lang w:val="en-US"/>
+        </w:rPr>
+        <w:t xml:space="preserve"> </w:t>
+      </w:r>
+      <w:r>
+        <w:rPr>
+          <w:rFonts w:ascii="Times New Roman" w:hAnsi="Times New Roman" w:cs="Times New Roman"/>
+          <w:i/>
+          <w:iCs/>
+          <w:lang w:val="en-US"/>
+        </w:rPr>
+        <w:t xml:space="preserve">‘Es </w:t>
       </w:r>
       <w:proofErr w:type="spellStart"/>
       <w:r>
         <w:rPr>
           <w:rFonts w:ascii="Times New Roman" w:hAnsi="Times New Roman" w:cs="Times New Roman"/>
-          <w:color w:val="212121"/>
-          <w:lang w:val="en-US"/>
-        </w:rPr>
-        <w:t>Beethovens</w:t>
+          <w:i/>
+          <w:iCs/>
+          <w:lang w:val="en-US"/>
+        </w:rPr>
+        <w:t>hält</w:t>
       </w:r>
       <w:proofErr w:type="spellEnd"/>
       <w:r>
         <w:rPr>
           <w:rFonts w:ascii="Times New Roman" w:hAnsi="Times New Roman" w:cs="Times New Roman"/>
-          <w:color w:val="212121"/>
-          <w:lang w:val="en-US"/>
-        </w:rPr>
-        <w:t>’ in N</w:t>
-      </w:r>
-      <w:r>
-        <w:rPr>
-          <w:rFonts w:ascii="Times New Roman" w:hAnsi="Times New Roman" w:cs="Times New Roman"/>
-          <w:color w:val="212121"/>
-          <w:lang w:val="en-US"/>
-        </w:rPr>
-        <w:t>.</w:t>
-      </w:r>
-      <w:r>
-        <w:rPr>
-          <w:rFonts w:ascii="Times New Roman" w:hAnsi="Times New Roman" w:cs="Times New Roman"/>
-          <w:color w:val="212121"/>
+          <w:i/>
+          <w:iCs/>
           <w:lang w:val="en-US"/>
         </w:rPr>
         <w:t xml:space="preserve"> </w:t>
@@ -11475,52 +11695,47 @@
       <w:r>
         <w:rPr>
           <w:rFonts w:ascii="Times New Roman" w:hAnsi="Times New Roman" w:cs="Times New Roman"/>
-          <w:color w:val="212121"/>
-          <w:lang w:val="en-US"/>
-        </w:rPr>
-        <w:t>Schloßmacher</w:t>
+          <w:i/>
+          <w:iCs/>
+          <w:lang w:val="en-US"/>
+        </w:rPr>
+        <w:t>sich</w:t>
       </w:r>
       <w:proofErr w:type="spellEnd"/>
       <w:r>
         <w:rPr>
           <w:rFonts w:ascii="Times New Roman" w:hAnsi="Times New Roman" w:cs="Times New Roman"/>
-          <w:color w:val="212121"/>
-          <w:lang w:val="en-US"/>
-        </w:rPr>
-        <w:t xml:space="preserve"> (</w:t>
-      </w:r>
-      <w:r>
-        <w:rPr>
-          <w:rFonts w:ascii="Times New Roman" w:hAnsi="Times New Roman" w:cs="Times New Roman"/>
-          <w:color w:val="212121"/>
-          <w:lang w:val="en-US"/>
-        </w:rPr>
-        <w:t>E</w:t>
-      </w:r>
-      <w:r>
-        <w:rPr>
-          <w:rFonts w:ascii="Times New Roman" w:hAnsi="Times New Roman" w:cs="Times New Roman"/>
-          <w:color w:val="212121"/>
-          <w:lang w:val="en-US"/>
-        </w:rPr>
-        <w:t xml:space="preserve">d.), </w:t>
-      </w:r>
-      <w:r>
-        <w:rPr>
-          <w:rFonts w:ascii="Times New Roman" w:hAnsi="Times New Roman" w:cs="Times New Roman"/>
-          <w:i/>
-          <w:iCs/>
-          <w:color w:val="212121"/>
-          <w:lang w:val="en-US"/>
-        </w:rPr>
-        <w:t>Beethoven</w:t>
-      </w:r>
-      <w:r>
-        <w:rPr>
-          <w:rFonts w:ascii="Times New Roman" w:hAnsi="Times New Roman" w:cs="Times New Roman"/>
-          <w:i/>
-          <w:iCs/>
-          <w:color w:val="212121"/>
+          <w:i/>
+          <w:iCs/>
+          <w:lang w:val="en-US"/>
+        </w:rPr>
+        <w:t xml:space="preserve"> in </w:t>
+      </w:r>
+      <w:proofErr w:type="spellStart"/>
+      <w:r>
+        <w:rPr>
+          <w:rFonts w:ascii="Times New Roman" w:hAnsi="Times New Roman" w:cs="Times New Roman"/>
+          <w:i/>
+          <w:iCs/>
+          <w:lang w:val="en-US"/>
+        </w:rPr>
+        <w:t>Grenzen</w:t>
+      </w:r>
+      <w:proofErr w:type="spellEnd"/>
+      <w:r>
+        <w:rPr>
+          <w:rFonts w:ascii="Times New Roman" w:hAnsi="Times New Roman" w:cs="Times New Roman"/>
+          <w:i/>
+          <w:iCs/>
+          <w:lang w:val="en-US"/>
+        </w:rPr>
+        <w:t>’</w:t>
+      </w:r>
+      <w:r>
+        <w:rPr>
+          <w:rFonts w:ascii="Times New Roman" w:hAnsi="Times New Roman" w:cs="Times New Roman"/>
+          <w:i/>
+          <w:iCs/>
           <w:lang w:val="en-US"/>
         </w:rPr>
         <w:t>:</w:t>
@@ -11530,536 +11745,6 @@
           <w:rFonts w:ascii="Times New Roman" w:hAnsi="Times New Roman" w:cs="Times New Roman"/>
           <w:i/>
           <w:iCs/>
-          <w:color w:val="212121"/>
-          <w:lang w:val="en-US"/>
-        </w:rPr>
-        <w:t xml:space="preserve"> Die Bonner Jahre</w:t>
-      </w:r>
-      <w:r>
-        <w:rPr>
-          <w:rFonts w:ascii="Times New Roman" w:hAnsi="Times New Roman" w:cs="Times New Roman"/>
-          <w:color w:val="212121"/>
-          <w:lang w:val="en-US"/>
-        </w:rPr>
-        <w:t xml:space="preserve">, </w:t>
-      </w:r>
-      <w:r>
-        <w:rPr>
-          <w:rFonts w:ascii="Times New Roman" w:hAnsi="Times New Roman" w:cs="Times New Roman"/>
-          <w:color w:val="212121"/>
-          <w:lang w:val="en-US"/>
-        </w:rPr>
-        <w:t>Bonn 2020</w:t>
-      </w:r>
-      <w:r>
-        <w:rPr>
-          <w:rFonts w:ascii="Times New Roman" w:hAnsi="Times New Roman" w:cs="Times New Roman"/>
-          <w:color w:val="212121"/>
-          <w:lang w:val="en-US"/>
-        </w:rPr>
-        <w:t xml:space="preserve">, </w:t>
-      </w:r>
-      <w:r>
-        <w:rPr>
-          <w:rFonts w:ascii="Times New Roman" w:hAnsi="Times New Roman" w:cs="Times New Roman"/>
-          <w:color w:val="212121"/>
-          <w:lang w:val="en-US"/>
-        </w:rPr>
-        <w:t>357-370</w:t>
-      </w:r>
-      <w:r>
-        <w:rPr>
-          <w:rFonts w:ascii="Times New Roman" w:hAnsi="Times New Roman" w:cs="Times New Roman"/>
-          <w:color w:val="212121"/>
-          <w:lang w:val="en-US"/>
-        </w:rPr>
-        <w:t xml:space="preserve">; </w:t>
-      </w:r>
-      <w:r>
-        <w:rPr>
-          <w:rFonts w:ascii="Times New Roman" w:hAnsi="Times New Roman" w:cs="Times New Roman"/>
-          <w:color w:val="212121"/>
-          <w:lang w:val="en-US"/>
-        </w:rPr>
-        <w:t xml:space="preserve">B. Reinalda, </w:t>
-      </w:r>
-      <w:r>
-        <w:rPr>
-          <w:rFonts w:ascii="Times New Roman" w:hAnsi="Times New Roman" w:cs="Times New Roman"/>
-          <w:i/>
-          <w:iCs/>
-          <w:color w:val="212121"/>
-          <w:lang w:val="en-US"/>
-        </w:rPr>
-        <w:t>International Secretariats: Two Centuries of International Civil Servants and Secretariats</w:t>
-      </w:r>
-      <w:r>
-        <w:rPr>
-          <w:rFonts w:ascii="Times New Roman" w:hAnsi="Times New Roman" w:cs="Times New Roman"/>
-          <w:color w:val="212121"/>
-          <w:lang w:val="en-US"/>
-        </w:rPr>
-        <w:t xml:space="preserve">, London 2020; </w:t>
-      </w:r>
-      <w:r>
-        <w:rPr>
-          <w:rFonts w:ascii="Times New Roman" w:hAnsi="Times New Roman" w:cs="Times New Roman"/>
-          <w:color w:val="212121"/>
-          <w:lang w:val="en-US"/>
-        </w:rPr>
-        <w:t xml:space="preserve">J. </w:t>
-      </w:r>
-      <w:r>
-        <w:rPr>
-          <w:rFonts w:ascii="Times New Roman" w:hAnsi="Times New Roman" w:cs="Times New Roman"/>
-          <w:color w:val="212121"/>
-          <w:lang w:val="en-US"/>
-        </w:rPr>
-        <w:t xml:space="preserve">Schenk, </w:t>
-      </w:r>
-      <w:r>
-        <w:rPr>
-          <w:rFonts w:ascii="Times New Roman" w:hAnsi="Times New Roman" w:cs="Times New Roman"/>
-          <w:i/>
-          <w:iCs/>
-          <w:color w:val="212121"/>
-          <w:lang w:val="en-US"/>
-        </w:rPr>
-        <w:t xml:space="preserve">The Rhine and European Security in the </w:t>
-      </w:r>
-      <w:r>
-        <w:rPr>
-          <w:rFonts w:ascii="Times New Roman" w:hAnsi="Times New Roman" w:cs="Times New Roman"/>
-          <w:i/>
-          <w:iCs/>
-          <w:color w:val="212121"/>
-          <w:lang w:val="en-US"/>
-        </w:rPr>
-        <w:t>L</w:t>
-      </w:r>
-      <w:r>
-        <w:rPr>
-          <w:rFonts w:ascii="Times New Roman" w:hAnsi="Times New Roman" w:cs="Times New Roman"/>
-          <w:i/>
-          <w:iCs/>
-          <w:color w:val="212121"/>
-          <w:lang w:val="en-US"/>
-        </w:rPr>
-        <w:t xml:space="preserve">ong </w:t>
-      </w:r>
-      <w:r>
-        <w:rPr>
-          <w:rFonts w:ascii="Times New Roman" w:hAnsi="Times New Roman" w:cs="Times New Roman"/>
-          <w:i/>
-          <w:iCs/>
-          <w:color w:val="212121"/>
-          <w:lang w:val="en-US"/>
-        </w:rPr>
-        <w:t>N</w:t>
-      </w:r>
-      <w:r>
-        <w:rPr>
-          <w:rFonts w:ascii="Times New Roman" w:hAnsi="Times New Roman" w:cs="Times New Roman"/>
-          <w:i/>
-          <w:iCs/>
-          <w:color w:val="212121"/>
-          <w:lang w:val="en-US"/>
-        </w:rPr>
-        <w:t>ineteenth Century</w:t>
-      </w:r>
-      <w:r>
-        <w:rPr>
-          <w:rFonts w:ascii="Times New Roman" w:hAnsi="Times New Roman" w:cs="Times New Roman"/>
-          <w:i/>
-          <w:iCs/>
-          <w:color w:val="212121"/>
-          <w:lang w:val="en-US"/>
-        </w:rPr>
-        <w:t>:</w:t>
-      </w:r>
-      <w:r>
-        <w:rPr>
-          <w:rFonts w:ascii="Times New Roman" w:hAnsi="Times New Roman" w:cs="Times New Roman"/>
-          <w:i/>
-          <w:iCs/>
-          <w:color w:val="212121"/>
-          <w:lang w:val="en-US"/>
-        </w:rPr>
-        <w:t xml:space="preserve"> Making </w:t>
-      </w:r>
-      <w:r>
-        <w:rPr>
-          <w:rFonts w:ascii="Times New Roman" w:hAnsi="Times New Roman" w:cs="Times New Roman"/>
-          <w:i/>
-          <w:iCs/>
-          <w:color w:val="212121"/>
-          <w:lang w:val="en-US"/>
-        </w:rPr>
-        <w:t>L</w:t>
-      </w:r>
-      <w:r>
-        <w:rPr>
-          <w:rFonts w:ascii="Times New Roman" w:hAnsi="Times New Roman" w:cs="Times New Roman"/>
-          <w:i/>
-          <w:iCs/>
-          <w:color w:val="212121"/>
-          <w:lang w:val="en-US"/>
-        </w:rPr>
-        <w:t xml:space="preserve">ifelines from </w:t>
-      </w:r>
-      <w:r>
-        <w:rPr>
-          <w:rFonts w:ascii="Times New Roman" w:hAnsi="Times New Roman" w:cs="Times New Roman"/>
-          <w:i/>
-          <w:iCs/>
-          <w:color w:val="212121"/>
-          <w:lang w:val="en-US"/>
-        </w:rPr>
-        <w:t>F</w:t>
-      </w:r>
-      <w:r>
-        <w:rPr>
-          <w:rFonts w:ascii="Times New Roman" w:hAnsi="Times New Roman" w:cs="Times New Roman"/>
-          <w:i/>
-          <w:iCs/>
-          <w:color w:val="212121"/>
-          <w:lang w:val="en-US"/>
-        </w:rPr>
-        <w:t>rontlines</w:t>
-      </w:r>
-      <w:r>
-        <w:rPr>
-          <w:rFonts w:ascii="Times New Roman" w:hAnsi="Times New Roman" w:cs="Times New Roman"/>
-          <w:color w:val="212121"/>
-          <w:lang w:val="en-US"/>
-        </w:rPr>
-        <w:t xml:space="preserve">, </w:t>
-      </w:r>
-      <w:r>
-        <w:rPr>
-          <w:rFonts w:ascii="Times New Roman" w:hAnsi="Times New Roman" w:cs="Times New Roman"/>
-          <w:color w:val="212121"/>
-          <w:lang w:val="en-US"/>
-        </w:rPr>
-        <w:t>London 2021</w:t>
-      </w:r>
-      <w:r>
-        <w:rPr>
-          <w:rFonts w:ascii="Times New Roman" w:hAnsi="Times New Roman" w:cs="Times New Roman"/>
-          <w:color w:val="212121"/>
-          <w:lang w:val="en-US"/>
-        </w:rPr>
-        <w:t xml:space="preserve">; </w:t>
-      </w:r>
-      <w:r>
-        <w:rPr>
-          <w:rFonts w:ascii="Times New Roman" w:hAnsi="Times New Roman" w:cs="Times New Roman"/>
-          <w:color w:val="212121"/>
-          <w:lang w:val="en-US"/>
-        </w:rPr>
-        <w:t xml:space="preserve">J. </w:t>
-      </w:r>
-      <w:r>
-        <w:rPr>
-          <w:rFonts w:ascii="Times New Roman" w:hAnsi="Times New Roman" w:cs="Times New Roman"/>
-          <w:color w:val="212121"/>
-          <w:lang w:val="en-US"/>
-        </w:rPr>
-        <w:t xml:space="preserve">Schenk, ‘Governing the Rhine 1800-1815: </w:t>
-      </w:r>
-      <w:r>
-        <w:rPr>
-          <w:rFonts w:ascii="Times New Roman" w:hAnsi="Times New Roman" w:cs="Times New Roman"/>
-          <w:color w:val="212121"/>
-          <w:lang w:val="en-US"/>
-        </w:rPr>
-        <w:t>T</w:t>
-      </w:r>
-      <w:r>
-        <w:rPr>
-          <w:rFonts w:ascii="Times New Roman" w:hAnsi="Times New Roman" w:cs="Times New Roman"/>
-          <w:color w:val="212121"/>
-          <w:lang w:val="en-US"/>
-        </w:rPr>
-        <w:t xml:space="preserve">he </w:t>
-      </w:r>
-      <w:r>
-        <w:rPr>
-          <w:rFonts w:ascii="Times New Roman" w:hAnsi="Times New Roman" w:cs="Times New Roman"/>
-          <w:color w:val="212121"/>
-          <w:lang w:val="en-US"/>
-        </w:rPr>
-        <w:t xml:space="preserve">Market Speaks </w:t>
-      </w:r>
-      <w:r>
-        <w:rPr>
-          <w:rFonts w:ascii="Times New Roman" w:hAnsi="Times New Roman" w:cs="Times New Roman"/>
-          <w:color w:val="212121"/>
-          <w:lang w:val="en-US"/>
-        </w:rPr>
-        <w:t xml:space="preserve">for </w:t>
-      </w:r>
-      <w:r>
-        <w:rPr>
-          <w:rFonts w:ascii="Times New Roman" w:hAnsi="Times New Roman" w:cs="Times New Roman"/>
-          <w:color w:val="212121"/>
-          <w:lang w:val="en-US"/>
-        </w:rPr>
-        <w:t>I</w:t>
-      </w:r>
-      <w:r>
-        <w:rPr>
-          <w:rFonts w:ascii="Times New Roman" w:hAnsi="Times New Roman" w:cs="Times New Roman"/>
-          <w:color w:val="212121"/>
-          <w:lang w:val="en-US"/>
-        </w:rPr>
-        <w:t xml:space="preserve">tself, or </w:t>
-      </w:r>
-      <w:r>
-        <w:rPr>
-          <w:rFonts w:ascii="Times New Roman" w:hAnsi="Times New Roman" w:cs="Times New Roman"/>
-          <w:color w:val="212121"/>
-          <w:lang w:val="en-US"/>
-        </w:rPr>
-        <w:t>P</w:t>
-      </w:r>
-      <w:r>
-        <w:rPr>
-          <w:rFonts w:ascii="Times New Roman" w:hAnsi="Times New Roman" w:cs="Times New Roman"/>
-          <w:color w:val="212121"/>
-          <w:lang w:val="en-US"/>
-        </w:rPr>
-        <w:t xml:space="preserve">art of a European </w:t>
-      </w:r>
-      <w:r>
-        <w:rPr>
-          <w:rFonts w:ascii="Times New Roman" w:hAnsi="Times New Roman" w:cs="Times New Roman"/>
-          <w:color w:val="212121"/>
-          <w:lang w:val="en-US"/>
-        </w:rPr>
-        <w:t>S</w:t>
-      </w:r>
-      <w:r>
-        <w:rPr>
-          <w:rFonts w:ascii="Times New Roman" w:hAnsi="Times New Roman" w:cs="Times New Roman"/>
-          <w:color w:val="212121"/>
-          <w:lang w:val="en-US"/>
-        </w:rPr>
-        <w:t xml:space="preserve">ecurity </w:t>
-      </w:r>
-      <w:r>
-        <w:rPr>
-          <w:rFonts w:ascii="Times New Roman" w:hAnsi="Times New Roman" w:cs="Times New Roman"/>
-          <w:color w:val="212121"/>
-          <w:lang w:val="en-US"/>
-        </w:rPr>
-        <w:t>C</w:t>
-      </w:r>
-      <w:r>
-        <w:rPr>
-          <w:rFonts w:ascii="Times New Roman" w:hAnsi="Times New Roman" w:cs="Times New Roman"/>
-          <w:color w:val="212121"/>
-          <w:lang w:val="en-US"/>
-        </w:rPr>
-        <w:t xml:space="preserve">ulture?’ in </w:t>
-      </w:r>
-      <w:r>
-        <w:rPr>
-          <w:rFonts w:ascii="Times New Roman" w:hAnsi="Times New Roman" w:cs="Times New Roman"/>
-          <w:lang w:val="en-US"/>
-        </w:rPr>
-        <w:t>R</w:t>
-      </w:r>
-      <w:r>
-        <w:rPr>
-          <w:rFonts w:ascii="Times New Roman" w:hAnsi="Times New Roman" w:cs="Times New Roman"/>
-          <w:lang w:val="en-US"/>
-        </w:rPr>
-        <w:t>.</w:t>
-      </w:r>
-      <w:r>
-        <w:rPr>
-          <w:rFonts w:ascii="Times New Roman" w:hAnsi="Times New Roman" w:cs="Times New Roman"/>
-          <w:lang w:val="en-US"/>
-        </w:rPr>
-        <w:t xml:space="preserve"> </w:t>
-      </w:r>
-      <w:proofErr w:type="spellStart"/>
-      <w:r>
-        <w:rPr>
-          <w:rFonts w:ascii="Times New Roman" w:hAnsi="Times New Roman" w:cs="Times New Roman"/>
-          <w:lang w:val="en-US"/>
-        </w:rPr>
-        <w:t>Futselaar</w:t>
-      </w:r>
-      <w:proofErr w:type="spellEnd"/>
-      <w:r>
-        <w:rPr>
-          <w:rFonts w:ascii="Times New Roman" w:hAnsi="Times New Roman" w:cs="Times New Roman"/>
-          <w:lang w:val="en-US"/>
-        </w:rPr>
-        <w:t>, E</w:t>
-      </w:r>
-      <w:r>
-        <w:rPr>
-          <w:rFonts w:ascii="Times New Roman" w:hAnsi="Times New Roman" w:cs="Times New Roman"/>
-          <w:lang w:val="en-US"/>
-        </w:rPr>
-        <w:t>.</w:t>
-      </w:r>
-      <w:r>
-        <w:rPr>
-          <w:rFonts w:ascii="Times New Roman" w:hAnsi="Times New Roman" w:cs="Times New Roman"/>
-          <w:lang w:val="en-US"/>
-        </w:rPr>
-        <w:t xml:space="preserve"> Jacobs and B</w:t>
-      </w:r>
-      <w:r>
-        <w:rPr>
-          <w:rFonts w:ascii="Times New Roman" w:hAnsi="Times New Roman" w:cs="Times New Roman"/>
-          <w:lang w:val="en-US"/>
-        </w:rPr>
-        <w:t>.</w:t>
-      </w:r>
-      <w:r>
-        <w:rPr>
-          <w:rFonts w:ascii="Times New Roman" w:hAnsi="Times New Roman" w:cs="Times New Roman"/>
-          <w:lang w:val="en-US"/>
-        </w:rPr>
-        <w:t xml:space="preserve"> Wubs </w:t>
-      </w:r>
-      <w:r>
-        <w:rPr>
-          <w:rFonts w:ascii="Times New Roman" w:hAnsi="Times New Roman" w:cs="Times New Roman"/>
-          <w:lang w:val="en-US"/>
-        </w:rPr>
-        <w:t>(E</w:t>
-      </w:r>
-      <w:r>
-        <w:rPr>
-          <w:rFonts w:ascii="Times New Roman" w:hAnsi="Times New Roman" w:cs="Times New Roman"/>
-          <w:lang w:val="en-US"/>
-        </w:rPr>
-        <w:t>ds</w:t>
-      </w:r>
-      <w:r>
-        <w:rPr>
-          <w:rFonts w:ascii="Times New Roman" w:hAnsi="Times New Roman" w:cs="Times New Roman"/>
-          <w:lang w:val="en-US"/>
-        </w:rPr>
-        <w:t>)</w:t>
-      </w:r>
-      <w:r>
-        <w:rPr>
-          <w:rFonts w:ascii="Times New Roman" w:hAnsi="Times New Roman" w:cs="Times New Roman"/>
-          <w:lang w:val="en-US"/>
-        </w:rPr>
-        <w:t xml:space="preserve"> </w:t>
-      </w:r>
-      <w:r>
-        <w:rPr>
-          <w:rFonts w:ascii="Times New Roman" w:hAnsi="Times New Roman" w:cs="Times New Roman"/>
-          <w:lang w:val="en-US"/>
-        </w:rPr>
-        <w:t>(forthcoming</w:t>
-      </w:r>
-      <w:r>
-        <w:rPr>
-          <w:rFonts w:ascii="Times New Roman" w:hAnsi="Times New Roman" w:cs="Times New Roman"/>
-          <w:lang w:val="en-US"/>
-        </w:rPr>
-        <w:t>),</w:t>
-      </w:r>
-      <w:r>
-        <w:rPr>
-          <w:rFonts w:ascii="Times New Roman" w:hAnsi="Times New Roman" w:cs="Times New Roman"/>
-          <w:lang w:val="en-US"/>
-        </w:rPr>
-        <w:t xml:space="preserve"> </w:t>
-      </w:r>
-      <w:r>
-        <w:rPr>
-          <w:rFonts w:ascii="Times New Roman" w:hAnsi="Times New Roman" w:cs="Times New Roman"/>
-          <w:i/>
-          <w:iCs/>
-          <w:lang w:val="en-US"/>
-        </w:rPr>
-        <w:t xml:space="preserve">‘Es </w:t>
-      </w:r>
-      <w:proofErr w:type="spellStart"/>
-      <w:r>
-        <w:rPr>
-          <w:rFonts w:ascii="Times New Roman" w:hAnsi="Times New Roman" w:cs="Times New Roman"/>
-          <w:i/>
-          <w:iCs/>
-          <w:lang w:val="en-US"/>
-        </w:rPr>
-        <w:t>hält</w:t>
-      </w:r>
-      <w:proofErr w:type="spellEnd"/>
-      <w:r>
-        <w:rPr>
-          <w:rFonts w:ascii="Times New Roman" w:hAnsi="Times New Roman" w:cs="Times New Roman"/>
-          <w:i/>
-          <w:iCs/>
-          <w:lang w:val="en-US"/>
-        </w:rPr>
-        <w:t xml:space="preserve"> </w:t>
-      </w:r>
-      <w:proofErr w:type="spellStart"/>
-      <w:r>
-        <w:rPr>
-          <w:rFonts w:ascii="Times New Roman" w:hAnsi="Times New Roman" w:cs="Times New Roman"/>
-          <w:i/>
-          <w:iCs/>
-          <w:lang w:val="en-US"/>
-        </w:rPr>
-        <w:t>sich</w:t>
-      </w:r>
-      <w:proofErr w:type="spellEnd"/>
-      <w:r>
-        <w:rPr>
-          <w:rFonts w:ascii="Times New Roman" w:hAnsi="Times New Roman" w:cs="Times New Roman"/>
-          <w:i/>
-          <w:iCs/>
-          <w:lang w:val="en-US"/>
-        </w:rPr>
-        <w:t xml:space="preserve"> in </w:t>
-      </w:r>
-      <w:proofErr w:type="spellStart"/>
-      <w:r>
-        <w:rPr>
-          <w:rFonts w:ascii="Times New Roman" w:hAnsi="Times New Roman" w:cs="Times New Roman"/>
-          <w:i/>
-          <w:iCs/>
-          <w:lang w:val="en-US"/>
-        </w:rPr>
-        <w:t>Grenzen</w:t>
-      </w:r>
-      <w:proofErr w:type="spellEnd"/>
-      <w:r>
-        <w:rPr>
-          <w:rFonts w:ascii="Times New Roman" w:hAnsi="Times New Roman" w:cs="Times New Roman"/>
-          <w:i/>
-          <w:iCs/>
-          <w:lang w:val="en-US"/>
-        </w:rPr>
-        <w:t>’</w:t>
-      </w:r>
-      <w:r>
-        <w:rPr>
-          <w:rFonts w:ascii="Times New Roman" w:hAnsi="Times New Roman" w:cs="Times New Roman"/>
-          <w:i/>
-          <w:iCs/>
-          <w:lang w:val="en-US"/>
-        </w:rPr>
-        <w:t>:</w:t>
-      </w:r>
-      <w:r>
-        <w:rPr>
-          <w:rFonts w:ascii="Times New Roman" w:hAnsi="Times New Roman" w:cs="Times New Roman"/>
-          <w:i/>
-          <w:iCs/>
           <w:lang w:val="en-US"/>
         </w:rPr>
         <w:t xml:space="preserve"> Festschrift f</w:t>
@@ -12080,19 +11765,8 @@
           <w:iCs/>
           <w:lang w:val="en-US"/>
         </w:rPr>
-        <w:t xml:space="preserve">r Hein A.M. </w:t>
-      </w:r>
-      <w:proofErr w:type="spellStart"/>
-      <w:r>
-        <w:rPr>
-          <w:rFonts w:ascii="Times New Roman" w:hAnsi="Times New Roman" w:cs="Times New Roman"/>
-          <w:i/>
-          <w:iCs/>
-          <w:lang w:val="en-US"/>
-        </w:rPr>
-        <w:t>Klemann</w:t>
-      </w:r>
-      <w:proofErr w:type="spellEnd"/>
+        <w:t>r Hein A.M. Klemann</w:t>
+      </w:r>
       <w:r>
         <w:rPr>
           <w:rFonts w:ascii="Times New Roman" w:hAnsi="Times New Roman" w:cs="Times New Roman"/>
@@ -12303,23 +11977,8 @@
           <w:rFonts w:ascii="Times New Roman" w:hAnsi="Times New Roman" w:cs="Times New Roman"/>
           <w:lang w:val="en-US"/>
         </w:rPr>
-        <w:t>Joep Schenk, ‘</w:t>
-      </w:r>
-      <w:proofErr w:type="spellStart"/>
-      <w:r>
-        <w:rPr>
-          <w:rFonts w:ascii="Times New Roman" w:hAnsi="Times New Roman" w:cs="Times New Roman"/>
-          <w:lang w:val="en-US"/>
-        </w:rPr>
-        <w:t>Eichhoff</w:t>
-      </w:r>
-      <w:proofErr w:type="spellEnd"/>
-      <w:r>
-        <w:rPr>
-          <w:rFonts w:ascii="Times New Roman" w:hAnsi="Times New Roman" w:cs="Times New Roman"/>
-          <w:lang w:val="en-US"/>
-        </w:rPr>
-        <w:t xml:space="preserve">, Johann Joseph’ in </w:t>
+        <w:lastRenderedPageBreak/>
+        <w:t xml:space="preserve">Joep Schenk, ‘Eichhoff, Johann Joseph’ in </w:t>
       </w:r>
       <w:r>
         <w:rPr>
@@ -12350,7 +12009,7 @@
         </w:rPr>
         <w:t xml:space="preserve">Eisenberg, </w:t>
       </w:r>
-      <w:hyperlink r:id="rId10" w:history="1">
+      <w:hyperlink r:id="rId9" w:history="1">
         <w:r>
           <w:rPr>
             <w:rStyle w:val="Hyperlink"/>
@@ -12382,9 +12041,9 @@
       </w:pPr>
     </w:p>
     <w:sectPr>
-      <w:headerReference w:type="even" r:id="rId11"/>
-      <w:headerReference w:type="default" r:id="rId12"/>
-      <w:footerReference w:type="default" r:id="rId13"/>
+      <w:headerReference w:type="even" r:id="rId10"/>
+      <w:headerReference w:type="default" r:id="rId11"/>
+      <w:footerReference w:type="default" r:id="rId12"/>
       <w:pgSz w:w="11906" w:h="16838"/>
       <w:pgMar w:top="1418" w:right="1418" w:bottom="1418" w:left="1418" w:header="709" w:footer="709" w:gutter="0"/>
       <w:cols w:space="708"/>
@@ -12395,7 +12054,7 @@
 </file>
 
 <file path=word/endnotes.xml><?xml version="1.0" encoding="utf-8"?>
-<w:endnotes xmlns:wpc="http://schemas.microsoft.com/office/word/2010/wordprocessingCanvas" xmlns:cx="http://schemas.microsoft.com/office/drawing/2014/chartex" xmlns:cx1="http://schemas.microsoft.com/office/drawing/2015/9/8/chartex" xmlns:cx2="http://schemas.microsoft.com/office/drawing/2015/10/21/chartex" xmlns:cx3="http://schemas.microsoft.com/office/drawing/2016/5/9/chartex" xmlns:cx4="http://schemas.microsoft.com/office/drawing/2016/5/10/chartex" xmlns:cx5="http://schemas.microsoft.com/office/drawing/2016/5/11/chartex" xmlns:cx6="http://schemas.microsoft.com/office/drawing/2016/5/12/chartex" xmlns:cx7="http://schemas.microsoft.com/office/drawing/2016/5/13/chartex" xmlns:cx8="http://schemas.microsoft.com/office/drawing/2016/5/14/chartex" xmlns:mc="http://schemas.openxmlformats.org/markup-compatibility/2006" xmlns:aink="http://schemas.microsoft.com/office/drawing/2016/ink" xmlns:am3d="http://schemas.microsoft.com/office/drawing/2017/model3d" xmlns:o="urn:schemas-microsoft-com:office:office" xmlns:oel="http://schemas.microsoft.com/office/2019/extlst" xmlns:r="http://schemas.openxmlformats.org/officeDocument/2006/relationships" xmlns:m="http://schemas.openxmlformats.org/officeDocument/2006/math" xmlns:v="urn:schemas-microsoft-com:vml" xmlns:wp14="http://schemas.microsoft.com/office/word/2010/wordprocessingDrawing" xmlns:wp="http://schemas.openxmlformats.org/drawingml/2006/wordprocessingDrawing" xmlns:w10="urn:schemas-microsoft-com:office:word" xmlns:w="http://schemas.openxmlformats.org/wordprocessingml/2006/main" xmlns:w14="http://schemas.microsoft.com/office/word/2010/wordml" xmlns:w15="http://schemas.microsoft.com/office/word/2012/wordml" xmlns:w16cex="http://schemas.microsoft.com/office/word/2018/wordml/cex" xmlns:w16cid="http://schemas.microsoft.com/office/word/2016/wordml/cid" xmlns:w16="http://schemas.microsoft.com/office/word/2018/wordml" xmlns:w16du="http://schemas.microsoft.com/office/word/2023/wordml/word16du" xmlns:w16sdtdh="http://schemas.microsoft.com/office/word/2020/wordml/sdtdatahash" xmlns:w16sdtfl="http://schemas.microsoft.com/office/word/2024/wordml/sdtformatlock" xmlns:w16se="http://schemas.microsoft.com/office/word/2015/wordml/symex" xmlns:wpg="http://schemas.microsoft.com/office/word/2010/wordprocessingGroup" xmlns:wpi="http://schemas.microsoft.com/office/word/2010/wordprocessingInk" xmlns:wne="http://schemas.microsoft.com/office/word/2006/wordml" xmlns:wps="http://schemas.microsoft.com/office/word/2010/wordprocessingShape" mc:Ignorable="w14 w15 w16se w16cid w16 w16cex w16sdtdh w16sdtfl w16du wp14">
+<w:endnotes xmlns:wpc="http://schemas.microsoft.com/office/word/2010/wordprocessingCanvas" xmlns:cx="http://schemas.microsoft.com/office/drawing/2014/chartex" xmlns:cx1="http://schemas.microsoft.com/office/drawing/2015/9/8/chartex" xmlns:cx2="http://schemas.microsoft.com/office/drawing/2015/10/21/chartex" xmlns:cx3="http://schemas.microsoft.com/office/drawing/2016/5/9/chartex" xmlns:cx4="http://schemas.microsoft.com/office/drawing/2016/5/10/chartex" xmlns:cx5="http://schemas.microsoft.com/office/drawing/2016/5/11/chartex" xmlns:cx6="http://schemas.microsoft.com/office/drawing/2016/5/12/chartex" xmlns:cx7="http://schemas.microsoft.com/office/drawing/2016/5/13/chartex" xmlns:cx8="http://schemas.microsoft.com/office/drawing/2016/5/14/chartex" xmlns:mc="http://schemas.openxmlformats.org/markup-compatibility/2006" xmlns:m="http://schemas.openxmlformats.org/officeDocument/2006/math" xmlns:aink="http://schemas.microsoft.com/office/drawing/2016/ink" xmlns:am3d="http://schemas.microsoft.com/office/drawing/2017/model3d" xmlns:oel="http://schemas.microsoft.com/office/2019/extlst" xmlns:r="http://schemas.openxmlformats.org/officeDocument/2006/relationships" xmlns:wp14="http://schemas.microsoft.com/office/word/2010/wordprocessingDrawing" xmlns:wp="http://schemas.openxmlformats.org/drawingml/2006/wordprocessingDrawing" xmlns:wpg="http://schemas.microsoft.com/office/word/2010/wordprocessingGroup" xmlns:wpi="http://schemas.microsoft.com/office/word/2010/wordprocessingInk" xmlns:wps="http://schemas.microsoft.com/office/word/2010/wordprocessingShape" xmlns:o="urn:schemas-microsoft-com:office:office" xmlns:v="urn:schemas-microsoft-com:vml" xmlns:w10="urn:schemas-microsoft-com:office:word" xmlns:w="http://schemas.openxmlformats.org/wordprocessingml/2006/main" xmlns:w14="http://schemas.microsoft.com/office/word/2010/wordml" xmlns:w15="http://schemas.microsoft.com/office/word/2012/wordml" xmlns:w16cei="http://schemas.microsoft.com/office/word/2026/wordml/cei" xmlns:w16cex="http://schemas.microsoft.com/office/word/2018/wordml/cex" xmlns:w16cid="http://schemas.microsoft.com/office/word/2016/wordml/cid" xmlns:w16="http://schemas.microsoft.com/office/word/2018/wordml" xmlns:w16sdtdh="http://schemas.microsoft.com/office/word/2020/wordml/sdtdatahash" xmlns:w16sdtfl="http://schemas.microsoft.com/office/word/2024/wordml/sdtformatlock" xmlns:w16se="http://schemas.microsoft.com/office/word/2015/wordml/symex" xmlns:w16du="http://schemas.microsoft.com/office/word/2023/wordml/word16du" xmlns:wne="http://schemas.microsoft.com/office/word/2006/wordml" mc:Ignorable="w14 w15 w16se w16cid w16 w16cex w16sdtdh w16sdtfl w16du wp14">
   <w:endnote w:type="separator" w:id="-1">
     <w:p>
       <w:r>
@@ -12414,7 +12073,7 @@
 </file>
 
 <file path=word/footer1.xml><?xml version="1.0" encoding="utf-8"?>
-<w:ftr xmlns:wpc="http://schemas.microsoft.com/office/word/2010/wordprocessingCanvas" xmlns:cx="http://schemas.microsoft.com/office/drawing/2014/chartex" xmlns:cx1="http://schemas.microsoft.com/office/drawing/2015/9/8/chartex" xmlns:cx2="http://schemas.microsoft.com/office/drawing/2015/10/21/chartex" xmlns:cx3="http://schemas.microsoft.com/office/drawing/2016/5/9/chartex" xmlns:cx4="http://schemas.microsoft.com/office/drawing/2016/5/10/chartex" xmlns:cx5="http://schemas.microsoft.com/office/drawing/2016/5/11/chartex" xmlns:cx6="http://schemas.microsoft.com/office/drawing/2016/5/12/chartex" xmlns:cx7="http://schemas.microsoft.com/office/drawing/2016/5/13/chartex" xmlns:cx8="http://schemas.microsoft.com/office/drawing/2016/5/14/chartex" xmlns:mc="http://schemas.openxmlformats.org/markup-compatibility/2006" xmlns:aink="http://schemas.microsoft.com/office/drawing/2016/ink" xmlns:am3d="http://schemas.microsoft.com/office/drawing/2017/model3d" xmlns:o="urn:schemas-microsoft-com:office:office" xmlns:oel="http://schemas.microsoft.com/office/2019/extlst" xmlns:r="http://schemas.openxmlformats.org/officeDocument/2006/relationships" xmlns:m="http://schemas.openxmlformats.org/officeDocument/2006/math" xmlns:v="urn:schemas-microsoft-com:vml" xmlns:wp14="http://schemas.microsoft.com/office/word/2010/wordprocessingDrawing" xmlns:wp="http://schemas.openxmlformats.org/drawingml/2006/wordprocessingDrawing" xmlns:w10="urn:schemas-microsoft-com:office:word" xmlns:w="http://schemas.openxmlformats.org/wordprocessingml/2006/main" xmlns:w14="http://schemas.microsoft.com/office/word/2010/wordml" xmlns:w15="http://schemas.microsoft.com/office/word/2012/wordml" xmlns:w16cex="http://schemas.microsoft.com/office/word/2018/wordml/cex" xmlns:w16cid="http://schemas.microsoft.com/office/word/2016/wordml/cid" xmlns:w16="http://schemas.microsoft.com/office/word/2018/wordml" xmlns:w16du="http://schemas.microsoft.com/office/word/2023/wordml/word16du" xmlns:w16sdtdh="http://schemas.microsoft.com/office/word/2020/wordml/sdtdatahash" xmlns:w16sdtfl="http://schemas.microsoft.com/office/word/2024/wordml/sdtformatlock" xmlns:w16se="http://schemas.microsoft.com/office/word/2015/wordml/symex" xmlns:wpg="http://schemas.microsoft.com/office/word/2010/wordprocessingGroup" xmlns:wpi="http://schemas.microsoft.com/office/word/2010/wordprocessingInk" xmlns:wne="http://schemas.microsoft.com/office/word/2006/wordml" xmlns:wps="http://schemas.microsoft.com/office/word/2010/wordprocessingShape" mc:Ignorable="w14 w15 w16se w16cid w16 w16cex w16sdtdh w16sdtfl w16du wp14">
+<w:ftr xmlns:wpc="http://schemas.microsoft.com/office/word/2010/wordprocessingCanvas" xmlns:cx="http://schemas.microsoft.com/office/drawing/2014/chartex" xmlns:cx1="http://schemas.microsoft.com/office/drawing/2015/9/8/chartex" xmlns:cx2="http://schemas.microsoft.com/office/drawing/2015/10/21/chartex" xmlns:cx3="http://schemas.microsoft.com/office/drawing/2016/5/9/chartex" xmlns:cx4="http://schemas.microsoft.com/office/drawing/2016/5/10/chartex" xmlns:cx5="http://schemas.microsoft.com/office/drawing/2016/5/11/chartex" xmlns:cx6="http://schemas.microsoft.com/office/drawing/2016/5/12/chartex" xmlns:cx7="http://schemas.microsoft.com/office/drawing/2016/5/13/chartex" xmlns:cx8="http://schemas.microsoft.com/office/drawing/2016/5/14/chartex" xmlns:mc="http://schemas.openxmlformats.org/markup-compatibility/2006" xmlns:m="http://schemas.openxmlformats.org/officeDocument/2006/math" xmlns:aink="http://schemas.microsoft.com/office/drawing/2016/ink" xmlns:am3d="http://schemas.microsoft.com/office/drawing/2017/model3d" xmlns:oel="http://schemas.microsoft.com/office/2019/extlst" xmlns:r="http://schemas.openxmlformats.org/officeDocument/2006/relationships" xmlns:wp14="http://schemas.microsoft.com/office/word/2010/wordprocessingDrawing" xmlns:wp="http://schemas.openxmlformats.org/drawingml/2006/wordprocessingDrawing" xmlns:wpg="http://schemas.microsoft.com/office/word/2010/wordprocessingGroup" xmlns:wpi="http://schemas.microsoft.com/office/word/2010/wordprocessingInk" xmlns:wps="http://schemas.microsoft.com/office/word/2010/wordprocessingShape" xmlns:o="urn:schemas-microsoft-com:office:office" xmlns:v="urn:schemas-microsoft-com:vml" xmlns:w10="urn:schemas-microsoft-com:office:word" xmlns:w="http://schemas.openxmlformats.org/wordprocessingml/2006/main" xmlns:w14="http://schemas.microsoft.com/office/word/2010/wordml" xmlns:w15="http://schemas.microsoft.com/office/word/2012/wordml" xmlns:w16cei="http://schemas.microsoft.com/office/word/2026/wordml/cei" xmlns:w16cex="http://schemas.microsoft.com/office/word/2018/wordml/cex" xmlns:w16cid="http://schemas.microsoft.com/office/word/2016/wordml/cid" xmlns:w16="http://schemas.microsoft.com/office/word/2018/wordml" xmlns:w16sdtdh="http://schemas.microsoft.com/office/word/2020/wordml/sdtdatahash" xmlns:w16sdtfl="http://schemas.microsoft.com/office/word/2024/wordml/sdtformatlock" xmlns:w16se="http://schemas.microsoft.com/office/word/2015/wordml/symex" xmlns:w16du="http://schemas.microsoft.com/office/word/2023/wordml/word16du" xmlns:wne="http://schemas.microsoft.com/office/word/2006/wordml" mc:Ignorable="w14 w15 w16se w16cid w16 w16cex w16sdtdh w16sdtfl w16du wp14">
   <w:p>
     <w:pPr>
       <w:pStyle w:val="Voettekst"/>
@@ -12472,7 +12131,7 @@
 </file>
 
 <file path=word/footnotes.xml><?xml version="1.0" encoding="utf-8"?>
-<w:footnotes xmlns:wpc="http://schemas.microsoft.com/office/word/2010/wordprocessingCanvas" xmlns:cx="http://schemas.microsoft.com/office/drawing/2014/chartex" xmlns:cx1="http://schemas.microsoft.com/office/drawing/2015/9/8/chartex" xmlns:cx2="http://schemas.microsoft.com/office/drawing/2015/10/21/chartex" xmlns:cx3="http://schemas.microsoft.com/office/drawing/2016/5/9/chartex" xmlns:cx4="http://schemas.microsoft.com/office/drawing/2016/5/10/chartex" xmlns:cx5="http://schemas.microsoft.com/office/drawing/2016/5/11/chartex" xmlns:cx6="http://schemas.microsoft.com/office/drawing/2016/5/12/chartex" xmlns:cx7="http://schemas.microsoft.com/office/drawing/2016/5/13/chartex" xmlns:cx8="http://schemas.microsoft.com/office/drawing/2016/5/14/chartex" xmlns:mc="http://schemas.openxmlformats.org/markup-compatibility/2006" xmlns:aink="http://schemas.microsoft.com/office/drawing/2016/ink" xmlns:am3d="http://schemas.microsoft.com/office/drawing/2017/model3d" xmlns:o="urn:schemas-microsoft-com:office:office" xmlns:oel="http://schemas.microsoft.com/office/2019/extlst" xmlns:r="http://schemas.openxmlformats.org/officeDocument/2006/relationships" xmlns:m="http://schemas.openxmlformats.org/officeDocument/2006/math" xmlns:v="urn:schemas-microsoft-com:vml" xmlns:wp14="http://schemas.microsoft.com/office/word/2010/wordprocessingDrawing" xmlns:wp="http://schemas.openxmlformats.org/drawingml/2006/wordprocessingDrawing" xmlns:w10="urn:schemas-microsoft-com:office:word" xmlns:w="http://schemas.openxmlformats.org/wordprocessingml/2006/main" xmlns:w14="http://schemas.microsoft.com/office/word/2010/wordml" xmlns:w15="http://schemas.microsoft.com/office/word/2012/wordml" xmlns:w16cex="http://schemas.microsoft.com/office/word/2018/wordml/cex" xmlns:w16cid="http://schemas.microsoft.com/office/word/2016/wordml/cid" xmlns:w16="http://schemas.microsoft.com/office/word/2018/wordml" xmlns:w16du="http://schemas.microsoft.com/office/word/2023/wordml/word16du" xmlns:w16sdtdh="http://schemas.microsoft.com/office/word/2020/wordml/sdtdatahash" xmlns:w16sdtfl="http://schemas.microsoft.com/office/word/2024/wordml/sdtformatlock" xmlns:w16se="http://schemas.microsoft.com/office/word/2015/wordml/symex" xmlns:wpg="http://schemas.microsoft.com/office/word/2010/wordprocessingGroup" xmlns:wpi="http://schemas.microsoft.com/office/word/2010/wordprocessingInk" xmlns:wne="http://schemas.microsoft.com/office/word/2006/wordml" xmlns:wps="http://schemas.microsoft.com/office/word/2010/wordprocessingShape" mc:Ignorable="w14 w15 w16se w16cid w16 w16cex w16sdtdh w16sdtfl w16du wp14">
+<w:footnotes xmlns:wpc="http://schemas.microsoft.com/office/word/2010/wordprocessingCanvas" xmlns:cx="http://schemas.microsoft.com/office/drawing/2014/chartex" xmlns:cx1="http://schemas.microsoft.com/office/drawing/2015/9/8/chartex" xmlns:cx2="http://schemas.microsoft.com/office/drawing/2015/10/21/chartex" xmlns:cx3="http://schemas.microsoft.com/office/drawing/2016/5/9/chartex" xmlns:cx4="http://schemas.microsoft.com/office/drawing/2016/5/10/chartex" xmlns:cx5="http://schemas.microsoft.com/office/drawing/2016/5/11/chartex" xmlns:cx6="http://schemas.microsoft.com/office/drawing/2016/5/12/chartex" xmlns:cx7="http://schemas.microsoft.com/office/drawing/2016/5/13/chartex" xmlns:cx8="http://schemas.microsoft.com/office/drawing/2016/5/14/chartex" xmlns:mc="http://schemas.openxmlformats.org/markup-compatibility/2006" xmlns:m="http://schemas.openxmlformats.org/officeDocument/2006/math" xmlns:aink="http://schemas.microsoft.com/office/drawing/2016/ink" xmlns:am3d="http://schemas.microsoft.com/office/drawing/2017/model3d" xmlns:oel="http://schemas.microsoft.com/office/2019/extlst" xmlns:r="http://schemas.openxmlformats.org/officeDocument/2006/relationships" xmlns:wp14="http://schemas.microsoft.com/office/word/2010/wordprocessingDrawing" xmlns:wp="http://schemas.openxmlformats.org/drawingml/2006/wordprocessingDrawing" xmlns:wpg="http://schemas.microsoft.com/office/word/2010/wordprocessingGroup" xmlns:wpi="http://schemas.microsoft.com/office/word/2010/wordprocessingInk" xmlns:wps="http://schemas.microsoft.com/office/word/2010/wordprocessingShape" xmlns:o="urn:schemas-microsoft-com:office:office" xmlns:v="urn:schemas-microsoft-com:vml" xmlns:w10="urn:schemas-microsoft-com:office:word" xmlns:w="http://schemas.openxmlformats.org/wordprocessingml/2006/main" xmlns:w14="http://schemas.microsoft.com/office/word/2010/wordml" xmlns:w15="http://schemas.microsoft.com/office/word/2012/wordml" xmlns:w16cei="http://schemas.microsoft.com/office/word/2026/wordml/cei" xmlns:w16cex="http://schemas.microsoft.com/office/word/2018/wordml/cex" xmlns:w16cid="http://schemas.microsoft.com/office/word/2016/wordml/cid" xmlns:w16="http://schemas.microsoft.com/office/word/2018/wordml" xmlns:w16sdtdh="http://schemas.microsoft.com/office/word/2020/wordml/sdtdatahash" xmlns:w16sdtfl="http://schemas.microsoft.com/office/word/2024/wordml/sdtformatlock" xmlns:w16se="http://schemas.microsoft.com/office/word/2015/wordml/symex" xmlns:w16du="http://schemas.microsoft.com/office/word/2023/wordml/word16du" xmlns:wne="http://schemas.microsoft.com/office/word/2006/wordml" mc:Ignorable="w14 w15 w16se w16cid w16 w16cex w16sdtdh w16sdtfl w16du wp14">
   <w:footnote w:type="separator" w:id="-1">
     <w:p>
       <w:r>
@@ -12491,7 +12150,7 @@
 </file>
 
 <file path=word/header1.xml><?xml version="1.0" encoding="utf-8"?>
-<w:hdr xmlns:wpc="http://schemas.microsoft.com/office/word/2010/wordprocessingCanvas" xmlns:cx="http://schemas.microsoft.com/office/drawing/2014/chartex" xmlns:cx1="http://schemas.microsoft.com/office/drawing/2015/9/8/chartex" xmlns:cx2="http://schemas.microsoft.com/office/drawing/2015/10/21/chartex" xmlns:cx3="http://schemas.microsoft.com/office/drawing/2016/5/9/chartex" xmlns:cx4="http://schemas.microsoft.com/office/drawing/2016/5/10/chartex" xmlns:cx5="http://schemas.microsoft.com/office/drawing/2016/5/11/chartex" xmlns:cx6="http://schemas.microsoft.com/office/drawing/2016/5/12/chartex" xmlns:cx7="http://schemas.microsoft.com/office/drawing/2016/5/13/chartex" xmlns:cx8="http://schemas.microsoft.com/office/drawing/2016/5/14/chartex" xmlns:mc="http://schemas.openxmlformats.org/markup-compatibility/2006" xmlns:aink="http://schemas.microsoft.com/office/drawing/2016/ink" xmlns:am3d="http://schemas.microsoft.com/office/drawing/2017/model3d" xmlns:o="urn:schemas-microsoft-com:office:office" xmlns:oel="http://schemas.microsoft.com/office/2019/extlst" xmlns:r="http://schemas.openxmlformats.org/officeDocument/2006/relationships" xmlns:m="http://schemas.openxmlformats.org/officeDocument/2006/math" xmlns:v="urn:schemas-microsoft-com:vml" xmlns:wp14="http://schemas.microsoft.com/office/word/2010/wordprocessingDrawing" xmlns:wp="http://schemas.openxmlformats.org/drawingml/2006/wordprocessingDrawing" xmlns:w10="urn:schemas-microsoft-com:office:word" xmlns:w="http://schemas.openxmlformats.org/wordprocessingml/2006/main" xmlns:w14="http://schemas.microsoft.com/office/word/2010/wordml" xmlns:w15="http://schemas.microsoft.com/office/word/2012/wordml" xmlns:w16cex="http://schemas.microsoft.com/office/word/2018/wordml/cex" xmlns:w16cid="http://schemas.microsoft.com/office/word/2016/wordml/cid" xmlns:w16="http://schemas.microsoft.com/office/word/2018/wordml" xmlns:w16du="http://schemas.microsoft.com/office/word/2023/wordml/word16du" xmlns:w16sdtdh="http://schemas.microsoft.com/office/word/2020/wordml/sdtdatahash" xmlns:w16sdtfl="http://schemas.microsoft.com/office/word/2024/wordml/sdtformatlock" xmlns:w16se="http://schemas.microsoft.com/office/word/2015/wordml/symex" xmlns:wpg="http://schemas.microsoft.com/office/word/2010/wordprocessingGroup" xmlns:wpi="http://schemas.microsoft.com/office/word/2010/wordprocessingInk" xmlns:wne="http://schemas.microsoft.com/office/word/2006/wordml" xmlns:wps="http://schemas.microsoft.com/office/word/2010/wordprocessingShape" mc:Ignorable="w14 w15 w16se w16cid w16 w16cex w16sdtdh w16sdtfl w16du wp14">
+<w:hdr xmlns:wpc="http://schemas.microsoft.com/office/word/2010/wordprocessingCanvas" xmlns:cx="http://schemas.microsoft.com/office/drawing/2014/chartex" xmlns:cx1="http://schemas.microsoft.com/office/drawing/2015/9/8/chartex" xmlns:cx2="http://schemas.microsoft.com/office/drawing/2015/10/21/chartex" xmlns:cx3="http://schemas.microsoft.com/office/drawing/2016/5/9/chartex" xmlns:cx4="http://schemas.microsoft.com/office/drawing/2016/5/10/chartex" xmlns:cx5="http://schemas.microsoft.com/office/drawing/2016/5/11/chartex" xmlns:cx6="http://schemas.microsoft.com/office/drawing/2016/5/12/chartex" xmlns:cx7="http://schemas.microsoft.com/office/drawing/2016/5/13/chartex" xmlns:cx8="http://schemas.microsoft.com/office/drawing/2016/5/14/chartex" xmlns:mc="http://schemas.openxmlformats.org/markup-compatibility/2006" xmlns:m="http://schemas.openxmlformats.org/officeDocument/2006/math" xmlns:aink="http://schemas.microsoft.com/office/drawing/2016/ink" xmlns:am3d="http://schemas.microsoft.com/office/drawing/2017/model3d" xmlns:oel="http://schemas.microsoft.com/office/2019/extlst" xmlns:r="http://schemas.openxmlformats.org/officeDocument/2006/relationships" xmlns:wp14="http://schemas.microsoft.com/office/word/2010/wordprocessingDrawing" xmlns:wp="http://schemas.openxmlformats.org/drawingml/2006/wordprocessingDrawing" xmlns:wpg="http://schemas.microsoft.com/office/word/2010/wordprocessingGroup" xmlns:wpi="http://schemas.microsoft.com/office/word/2010/wordprocessingInk" xmlns:wps="http://schemas.microsoft.com/office/word/2010/wordprocessingShape" xmlns:o="urn:schemas-microsoft-com:office:office" xmlns:v="urn:schemas-microsoft-com:vml" xmlns:w10="urn:schemas-microsoft-com:office:word" xmlns:w="http://schemas.openxmlformats.org/wordprocessingml/2006/main" xmlns:w14="http://schemas.microsoft.com/office/word/2010/wordml" xmlns:w15="http://schemas.microsoft.com/office/word/2012/wordml" xmlns:w16cei="http://schemas.microsoft.com/office/word/2026/wordml/cei" xmlns:w16cex="http://schemas.microsoft.com/office/word/2018/wordml/cex" xmlns:w16cid="http://schemas.microsoft.com/office/word/2016/wordml/cid" xmlns:w16="http://schemas.microsoft.com/office/word/2018/wordml" xmlns:w16sdtdh="http://schemas.microsoft.com/office/word/2020/wordml/sdtdatahash" xmlns:w16sdtfl="http://schemas.microsoft.com/office/word/2024/wordml/sdtformatlock" xmlns:w16se="http://schemas.microsoft.com/office/word/2015/wordml/symex" xmlns:w16du="http://schemas.microsoft.com/office/word/2023/wordml/word16du" xmlns:wne="http://schemas.microsoft.com/office/word/2006/wordml" mc:Ignorable="w14 w15 w16se w16cid w16 w16cex w16sdtdh w16sdtfl w16du wp14">
   <w:sdt>
     <w:sdtPr>
       <w:rPr>
@@ -12542,7 +12201,7 @@
 </file>
 
 <file path=word/header2.xml><?xml version="1.0" encoding="utf-8"?>
-<w:hdr xmlns:wpc="http://schemas.microsoft.com/office/word/2010/wordprocessingCanvas" xmlns:cx="http://schemas.microsoft.com/office/drawing/2014/chartex" xmlns:cx1="http://schemas.microsoft.com/office/drawing/2015/9/8/chartex" xmlns:cx2="http://schemas.microsoft.com/office/drawing/2015/10/21/chartex" xmlns:cx3="http://schemas.microsoft.com/office/drawing/2016/5/9/chartex" xmlns:cx4="http://schemas.microsoft.com/office/drawing/2016/5/10/chartex" xmlns:cx5="http://schemas.microsoft.com/office/drawing/2016/5/11/chartex" xmlns:cx6="http://schemas.microsoft.com/office/drawing/2016/5/12/chartex" xmlns:cx7="http://schemas.microsoft.com/office/drawing/2016/5/13/chartex" xmlns:cx8="http://schemas.microsoft.com/office/drawing/2016/5/14/chartex" xmlns:mc="http://schemas.openxmlformats.org/markup-compatibility/2006" xmlns:aink="http://schemas.microsoft.com/office/drawing/2016/ink" xmlns:am3d="http://schemas.microsoft.com/office/drawing/2017/model3d" xmlns:o="urn:schemas-microsoft-com:office:office" xmlns:oel="http://schemas.microsoft.com/office/2019/extlst" xmlns:r="http://schemas.openxmlformats.org/officeDocument/2006/relationships" xmlns:m="http://schemas.openxmlformats.org/officeDocument/2006/math" xmlns:v="urn:schemas-microsoft-com:vml" xmlns:wp14="http://schemas.microsoft.com/office/word/2010/wordprocessingDrawing" xmlns:wp="http://schemas.openxmlformats.org/drawingml/2006/wordprocessingDrawing" xmlns:w10="urn:schemas-microsoft-com:office:word" xmlns:w="http://schemas.openxmlformats.org/wordprocessingml/2006/main" xmlns:w14="http://schemas.microsoft.com/office/word/2010/wordml" xmlns:w15="http://schemas.microsoft.com/office/word/2012/wordml" xmlns:w16cex="http://schemas.microsoft.com/office/word/2018/wordml/cex" xmlns:w16cid="http://schemas.microsoft.com/office/word/2016/wordml/cid" xmlns:w16="http://schemas.microsoft.com/office/word/2018/wordml" xmlns:w16du="http://schemas.microsoft.com/office/word/2023/wordml/word16du" xmlns:w16sdtdh="http://schemas.microsoft.com/office/word/2020/wordml/sdtdatahash" xmlns:w16sdtfl="http://schemas.microsoft.com/office/word/2024/wordml/sdtformatlock" xmlns:w16se="http://schemas.microsoft.com/office/word/2015/wordml/symex" xmlns:wpg="http://schemas.microsoft.com/office/word/2010/wordprocessingGroup" xmlns:wpi="http://schemas.microsoft.com/office/word/2010/wordprocessingInk" xmlns:wne="http://schemas.microsoft.com/office/word/2006/wordml" xmlns:wps="http://schemas.microsoft.com/office/word/2010/wordprocessingShape" mc:Ignorable="w14 w15 w16se w16cid w16 w16cex w16sdtdh w16sdtfl w16du wp14">
+<w:hdr xmlns:wpc="http://schemas.microsoft.com/office/word/2010/wordprocessingCanvas" xmlns:cx="http://schemas.microsoft.com/office/drawing/2014/chartex" xmlns:cx1="http://schemas.microsoft.com/office/drawing/2015/9/8/chartex" xmlns:cx2="http://schemas.microsoft.com/office/drawing/2015/10/21/chartex" xmlns:cx3="http://schemas.microsoft.com/office/drawing/2016/5/9/chartex" xmlns:cx4="http://schemas.microsoft.com/office/drawing/2016/5/10/chartex" xmlns:cx5="http://schemas.microsoft.com/office/drawing/2016/5/11/chartex" xmlns:cx6="http://schemas.microsoft.com/office/drawing/2016/5/12/chartex" xmlns:cx7="http://schemas.microsoft.com/office/drawing/2016/5/13/chartex" xmlns:cx8="http://schemas.microsoft.com/office/drawing/2016/5/14/chartex" xmlns:mc="http://schemas.openxmlformats.org/markup-compatibility/2006" xmlns:m="http://schemas.openxmlformats.org/officeDocument/2006/math" xmlns:aink="http://schemas.microsoft.com/office/drawing/2016/ink" xmlns:am3d="http://schemas.microsoft.com/office/drawing/2017/model3d" xmlns:oel="http://schemas.microsoft.com/office/2019/extlst" xmlns:r="http://schemas.openxmlformats.org/officeDocument/2006/relationships" xmlns:wp14="http://schemas.microsoft.com/office/word/2010/wordprocessingDrawing" xmlns:wp="http://schemas.openxmlformats.org/drawingml/2006/wordprocessingDrawing" xmlns:wpg="http://schemas.microsoft.com/office/word/2010/wordprocessingGroup" xmlns:wpi="http://schemas.microsoft.com/office/word/2010/wordprocessingInk" xmlns:wps="http://schemas.microsoft.com/office/word/2010/wordprocessingShape" xmlns:o="urn:schemas-microsoft-com:office:office" xmlns:v="urn:schemas-microsoft-com:vml" xmlns:w10="urn:schemas-microsoft-com:office:word" xmlns:w="http://schemas.openxmlformats.org/wordprocessingml/2006/main" xmlns:w14="http://schemas.microsoft.com/office/word/2010/wordml" xmlns:w15="http://schemas.microsoft.com/office/word/2012/wordml" xmlns:w16cei="http://schemas.microsoft.com/office/word/2026/wordml/cei" xmlns:w16cex="http://schemas.microsoft.com/office/word/2018/wordml/cex" xmlns:w16cid="http://schemas.microsoft.com/office/word/2016/wordml/cid" xmlns:w16="http://schemas.microsoft.com/office/word/2018/wordml" xmlns:w16sdtdh="http://schemas.microsoft.com/office/word/2020/wordml/sdtdatahash" xmlns:w16sdtfl="http://schemas.microsoft.com/office/word/2024/wordml/sdtformatlock" xmlns:w16se="http://schemas.microsoft.com/office/word/2015/wordml/symex" xmlns:w16du="http://schemas.microsoft.com/office/word/2023/wordml/word16du" xmlns:wne="http://schemas.microsoft.com/office/word/2006/wordml" mc:Ignorable="w14 w15 w16se w16cid w16 w16cex w16sdtdh w16sdtfl w16du wp14">
   <w:sdt>
     <w:sdtPr>
       <w:rPr>
@@ -12621,7 +12280,7 @@
 </file>
 
 <file path=word/styles.xml><?xml version="1.0" encoding="utf-8"?>
-<w:styles xmlns:mc="http://schemas.openxmlformats.org/markup-compatibility/2006" xmlns:r="http://schemas.openxmlformats.org/officeDocument/2006/relationships" xmlns:w="http://schemas.openxmlformats.org/wordprocessingml/2006/main" xmlns:w14="http://schemas.microsoft.com/office/word/2010/wordml" xmlns:w15="http://schemas.microsoft.com/office/word/2012/wordml" xmlns:w16cex="http://schemas.microsoft.com/office/word/2018/wordml/cex" xmlns:w16cid="http://schemas.microsoft.com/office/word/2016/wordml/cid" xmlns:w16="http://schemas.microsoft.com/office/word/2018/wordml" xmlns:w16du="http://schemas.microsoft.com/office/word/2023/wordml/word16du" xmlns:w16sdtdh="http://schemas.microsoft.com/office/word/2020/wordml/sdtdatahash" xmlns:w16sdtfl="http://schemas.microsoft.com/office/word/2024/wordml/sdtformatlock" xmlns:w16se="http://schemas.microsoft.com/office/word/2015/wordml/symex" mc:Ignorable="w14 w15 w16se w16cid w16 w16cex w16sdtdh w16sdtfl w16du">
+<w:styles xmlns:mc="http://schemas.openxmlformats.org/markup-compatibility/2006" xmlns:r="http://schemas.openxmlformats.org/officeDocument/2006/relationships" xmlns:w="http://schemas.openxmlformats.org/wordprocessingml/2006/main" xmlns:w14="http://schemas.microsoft.com/office/word/2010/wordml" xmlns:w15="http://schemas.microsoft.com/office/word/2012/wordml" xmlns:w16cex="http://schemas.microsoft.com/office/word/2018/wordml/cex" xmlns:w16cid="http://schemas.microsoft.com/office/word/2016/wordml/cid" xmlns:w16="http://schemas.microsoft.com/office/word/2018/wordml" xmlns:w16sdtdh="http://schemas.microsoft.com/office/word/2020/wordml/sdtdatahash" xmlns:w16sdtfl="http://schemas.microsoft.com/office/word/2024/wordml/sdtformatlock" xmlns:w16se="http://schemas.microsoft.com/office/word/2015/wordml/symex" xmlns:w16du="http://schemas.microsoft.com/office/word/2023/wordml/word16du" mc:Ignorable="w14 w15 w16se w16cid w16 w16cex w16sdtdh w16sdtfl w16du">
   <w:docDefaults>
     <w:rPrDefault>
       <w:rPr>

--- a/src/content/bios/Eichhoff-JJ 2024.docx
+++ b/src/content/bios/Eichhoff-JJ 2024.docx
@@ -38,6 +38,15 @@
           <w:lang w:val="en-GB"/>
         </w:rPr>
         <w:t xml:space="preserve">, </w:t>
+      </w:r>
+      <w:r>
+        <w:rPr>
+          <w:rFonts w:ascii="Times New Roman" w:hAnsi="Times New Roman" w:cs="Times New Roman"/>
+          <w:b/>
+          <w:bCs/>
+          <w:lang w:val="en-GB"/>
+        </w:rPr>
+        <w:t xml:space="preserve">German intellectual and </w:t>
       </w:r>
       <w:r>
         <w:rPr>
@@ -9709,7 +9718,37 @@
           <w:iCs/>
           <w:color w:val="212121"/>
         </w:rPr>
-        <w:t xml:space="preserve"> Handelsverkehr zw</w:t>
+        <w:t xml:space="preserve"> </w:t>
+      </w:r>
+      <w:proofErr w:type="spellStart"/>
+      <w:r>
+        <w:rPr>
+          <w:rFonts w:ascii="Times New Roman" w:hAnsi="Times New Roman" w:cs="Times New Roman"/>
+          <w:i/>
+          <w:iCs/>
+          <w:color w:val="212121"/>
+        </w:rPr>
+        <w:t>Handelsverkehr</w:t>
+      </w:r>
+      <w:proofErr w:type="spellEnd"/>
+      <w:r>
+        <w:rPr>
+          <w:rFonts w:ascii="Times New Roman" w:hAnsi="Times New Roman" w:cs="Times New Roman"/>
+          <w:i/>
+          <w:iCs/>
+          <w:color w:val="212121"/>
+        </w:rPr>
+        <w:t xml:space="preserve"> </w:t>
+      </w:r>
+      <w:proofErr w:type="spellStart"/>
+      <w:r>
+        <w:rPr>
+          <w:rFonts w:ascii="Times New Roman" w:hAnsi="Times New Roman" w:cs="Times New Roman"/>
+          <w:i/>
+          <w:iCs/>
+          <w:color w:val="212121"/>
+        </w:rPr>
+        <w:t>zw</w:t>
       </w:r>
       <w:r>
         <w:rPr>
@@ -9720,6 +9759,7 @@
         </w:rPr>
         <w:t>ischen</w:t>
       </w:r>
+      <w:proofErr w:type="spellEnd"/>
       <w:r>
         <w:rPr>
           <w:rFonts w:ascii="Times New Roman" w:hAnsi="Times New Roman" w:cs="Times New Roman"/>
